--- a/Dokumentácia k projektu.docx
+++ b/Dokumentácia k projektu.docx
@@ -212,15 +212,7 @@
     </w:p>
     <w:p>
       <w:r>
-        <w:t xml:space="preserve">Ing. Jana </w:t>
-      </w:r>
-      <w:proofErr w:type="spellStart"/>
-      <w:r>
-        <w:t>Ďurfinová</w:t>
-      </w:r>
-      <w:proofErr w:type="spellEnd"/>
-      <w:r>
-        <w:t>, PhD.</w:t>
+        <w:t>Ing. Jana Ďurfinová, PhD.</w:t>
       </w:r>
     </w:p>
     <w:p>
@@ -269,6 +261,68 @@
     <w:p>
       <w:pPr>
         <w:rPr>
+          <w:lang w:val="en-GB"/>
+        </w:rPr>
+      </w:pPr>
+      <w:r>
+        <w:rPr>
+          <w:noProof/>
+          <w:lang w:val="en-GB"/>
+        </w:rPr>
+        <w:drawing>
+          <wp:inline distT="0" distB="0" distL="0" distR="0" wp14:anchorId="6E186834" wp14:editId="6883E7F3">
+            <wp:extent cx="5588000" cy="4191000"/>
+            <wp:effectExtent l="0" t="0" r="0" b="0"/>
+            <wp:docPr id="1503985414" name="Obrázok 2"/>
+            <wp:cNvGraphicFramePr>
+              <a:graphicFrameLocks xmlns:a="http://schemas.openxmlformats.org/drawingml/2006/main" noChangeAspect="1"/>
+            </wp:cNvGraphicFramePr>
+            <a:graphic xmlns:a="http://schemas.openxmlformats.org/drawingml/2006/main">
+              <a:graphicData uri="http://schemas.openxmlformats.org/drawingml/2006/picture">
+                <pic:pic xmlns:pic="http://schemas.openxmlformats.org/drawingml/2006/picture">
+                  <pic:nvPicPr>
+                    <pic:cNvPr id="0" name="Picture 6"/>
+                    <pic:cNvPicPr>
+                      <a:picLocks noChangeAspect="1" noChangeArrowheads="1"/>
+                    </pic:cNvPicPr>
+                  </pic:nvPicPr>
+                  <pic:blipFill>
+                    <a:blip r:embed="rId5" cstate="print">
+                      <a:extLst>
+                        <a:ext uri="{28A0092B-C50C-407E-A947-70E740481C1C}">
+                          <a14:useLocalDpi xmlns:a14="http://schemas.microsoft.com/office/drawing/2010/main" val="0"/>
+                        </a:ext>
+                      </a:extLst>
+                    </a:blip>
+                    <a:srcRect/>
+                    <a:stretch>
+                      <a:fillRect/>
+                    </a:stretch>
+                  </pic:blipFill>
+                  <pic:spPr bwMode="auto">
+                    <a:xfrm>
+                      <a:off x="0" y="0"/>
+                      <a:ext cx="5588000" cy="4191000"/>
+                    </a:xfrm>
+                    <a:prstGeom prst="rect">
+                      <a:avLst/>
+                    </a:prstGeom>
+                    <a:noFill/>
+                    <a:ln>
+                      <a:noFill/>
+                    </a:ln>
+                  </pic:spPr>
+                </pic:pic>
+              </a:graphicData>
+            </a:graphic>
+          </wp:inline>
+        </w:drawing>
+      </w:r>
+    </w:p>
+    <w:p/>
+    <w:p>
+      <w:pPr>
+        <w:rPr>
           <w:sz w:val="32"/>
           <w:szCs w:val="28"/>
         </w:rPr>
@@ -363,6 +417,7 @@
           <w:sz w:val="32"/>
           <w:szCs w:val="28"/>
         </w:rPr>
+        <w:lastRenderedPageBreak/>
         <w:t>Parametre komponentov</w:t>
       </w:r>
       <w:r>
@@ -443,23 +498,7 @@
         </w:numPr>
       </w:pPr>
       <w:r>
-        <w:t xml:space="preserve">Dvojjadrový procesor </w:t>
-      </w:r>
-      <w:proofErr w:type="spellStart"/>
-      <w:r>
-        <w:t>dual-core</w:t>
-      </w:r>
-      <w:proofErr w:type="spellEnd"/>
-      <w:r>
-        <w:t xml:space="preserve"> </w:t>
-      </w:r>
-      <w:proofErr w:type="spellStart"/>
-      <w:r>
-        <w:t>Xtensa</w:t>
-      </w:r>
-      <w:proofErr w:type="spellEnd"/>
-      <w:r>
-        <w:t> 32-bit LX MCU</w:t>
+        <w:t>Dvojjadrový procesor dual-core Xtensa 32-bit LX MCU</w:t>
       </w:r>
     </w:p>
     <w:p>
@@ -478,7 +517,6 @@
         <w:rPr>
           <w:noProof/>
         </w:rPr>
-        <w:lastRenderedPageBreak/>
         <w:drawing>
           <wp:inline distT="0" distB="0" distL="0" distR="0" wp14:anchorId="27C923E6" wp14:editId="572E525B">
             <wp:extent cx="2895600" cy="2333625"/>
@@ -497,7 +535,7 @@
                     </pic:cNvPicPr>
                   </pic:nvPicPr>
                   <pic:blipFill>
-                    <a:blip r:embed="rId5">
+                    <a:blip r:embed="rId6">
                       <a:extLst>
                         <a:ext uri="{28A0092B-C50C-407E-A947-70E740481C1C}">
                           <a14:useLocalDpi xmlns:a14="http://schemas.microsoft.com/office/drawing/2010/main" val="0"/>
@@ -529,31 +567,6 @@
         </w:drawing>
       </w:r>
     </w:p>
-    <w:p/>
-    <w:p>
-      <w:pPr>
-        <w:rPr>
-          <w:b/>
-          <w:bCs/>
-        </w:rPr>
-      </w:pPr>
-    </w:p>
-    <w:p>
-      <w:pPr>
-        <w:rPr>
-          <w:b/>
-          <w:bCs/>
-        </w:rPr>
-      </w:pPr>
-    </w:p>
-    <w:p>
-      <w:pPr>
-        <w:rPr>
-          <w:b/>
-          <w:bCs/>
-        </w:rPr>
-      </w:pPr>
-    </w:p>
     <w:p>
       <w:pPr>
         <w:rPr>
@@ -591,47 +604,7 @@
     </w:p>
     <w:p>
       <w:r>
-        <w:t>OLED (</w:t>
-      </w:r>
-      <w:proofErr w:type="spellStart"/>
-      <w:r>
-        <w:t>Organic</w:t>
-      </w:r>
-      <w:proofErr w:type="spellEnd"/>
-      <w:r>
-        <w:t xml:space="preserve"> </w:t>
-      </w:r>
-      <w:proofErr w:type="spellStart"/>
-      <w:r>
-        <w:t>Light-Emitting</w:t>
-      </w:r>
-      <w:proofErr w:type="spellEnd"/>
-      <w:r>
-        <w:t xml:space="preserve"> </w:t>
-      </w:r>
-      <w:proofErr w:type="spellStart"/>
-      <w:r>
-        <w:t>Diode</w:t>
-      </w:r>
-      <w:proofErr w:type="spellEnd"/>
-      <w:r>
-        <w:t xml:space="preserve">) je technológia využívajúca tenký organický film medzi anódou a </w:t>
-      </w:r>
-      <w:proofErr w:type="spellStart"/>
-      <w:r>
-        <w:t>katódou.OLED</w:t>
-      </w:r>
-      <w:proofErr w:type="spellEnd"/>
-      <w:r>
-        <w:t xml:space="preserve"> </w:t>
-      </w:r>
-      <w:proofErr w:type="spellStart"/>
-      <w:r>
-        <w:t>narozdiel</w:t>
-      </w:r>
-      <w:proofErr w:type="spellEnd"/>
-      <w:r>
-        <w:t xml:space="preserve"> od LCD nepotrebuje podsvietenie. Využíva sa pri výrobe kvalitnejších displejov do TV alebo monitorov, nevýhodou je však vysoká cena výroby. Výhodou OLED displejov je hlavne nízka spotreba, rýchla odozva a široký pozorovací uhol.</w:t>
+        <w:t>OLED (Organic Light-Emitting Diode) je technológia využívajúca tenký organický film medzi anódou a katódou.OLED narozdiel od LCD nepotrebuje podsvietenie. Využíva sa pri výrobe kvalitnejších displejov do TV alebo monitorov, nevýhodou je však vysoká cena výroby. Výhodou OLED displejov je hlavne nízka spotreba, rýchla odozva a široký pozorovací uhol.</w:t>
       </w:r>
     </w:p>
     <w:p>
@@ -640,24 +613,9 @@
       </w:r>
       <w:r>
         <w:br/>
-      </w:r>
-      <w:proofErr w:type="spellStart"/>
-      <w:r>
-        <w:t>Adafruit</w:t>
-      </w:r>
-      <w:proofErr w:type="spellEnd"/>
-      <w:r>
-        <w:t xml:space="preserve"> GFX </w:t>
-      </w:r>
-      <w:proofErr w:type="spellStart"/>
-      <w:r>
-        <w:t>library</w:t>
-      </w:r>
-      <w:proofErr w:type="spellEnd"/>
-      <w:r>
-        <w:t>: </w:t>
-      </w:r>
-      <w:hyperlink r:id="rId6" w:history="1">
+        <w:t>Adafruit GFX library: </w:t>
+      </w:r>
+      <w:hyperlink r:id="rId7" w:history="1">
         <w:r>
           <w:rPr>
             <w:rStyle w:val="Hypertextovprepojenie"/>
@@ -675,23 +633,10 @@
           <w:bCs/>
         </w:rPr>
       </w:pPr>
-      <w:proofErr w:type="spellStart"/>
-      <w:r>
-        <w:t>Adafruit</w:t>
-      </w:r>
-      <w:proofErr w:type="spellEnd"/>
-      <w:r>
-        <w:t xml:space="preserve"> SSD-1306 OLED display </w:t>
-      </w:r>
-      <w:proofErr w:type="spellStart"/>
-      <w:r>
-        <w:t>library</w:t>
-      </w:r>
-      <w:proofErr w:type="spellEnd"/>
-      <w:r>
-        <w:t>: </w:t>
-      </w:r>
-      <w:hyperlink r:id="rId7" w:history="1">
+      <w:r>
+        <w:t>Adafruit SSD-1306 OLED display library: </w:t>
+      </w:r>
+      <w:hyperlink r:id="rId8" w:history="1">
         <w:r>
           <w:rPr>
             <w:rStyle w:val="Hypertextovprepojenie"/>
@@ -761,48 +706,26 @@
       </w:r>
     </w:p>
     <w:p>
+      <w:pPr>
+        <w:rPr>
+          <w:sz w:val="28"/>
+          <w:szCs w:val="24"/>
+        </w:rPr>
+      </w:pPr>
       <w:r>
         <w:rPr>
           <w:rFonts w:ascii="Tahoma" w:hAnsi="Tahoma" w:cs="Tahoma"/>
         </w:rPr>
-        <w:t>﻿﻿</w:t>
-      </w:r>
-    </w:p>
-    <w:p>
-      <w:pPr>
+        <w:lastRenderedPageBreak/>
+        <w:t>﻿</w:t>
+      </w:r>
+      <w:r>
         <w:rPr>
           <w:b/>
           <w:bCs/>
           <w:sz w:val="28"/>
           <w:szCs w:val="24"/>
         </w:rPr>
-      </w:pPr>
-    </w:p>
-    <w:p>
-      <w:pPr>
-        <w:rPr>
-          <w:b/>
-          <w:bCs/>
-          <w:sz w:val="28"/>
-          <w:szCs w:val="24"/>
-        </w:rPr>
-      </w:pPr>
-    </w:p>
-    <w:p>
-      <w:pPr>
-        <w:rPr>
-          <w:sz w:val="28"/>
-          <w:szCs w:val="24"/>
-        </w:rPr>
-      </w:pPr>
-      <w:r>
-        <w:rPr>
-          <w:b/>
-          <w:bCs/>
-          <w:sz w:val="28"/>
-          <w:szCs w:val="24"/>
-        </w:rPr>
-        <w:lastRenderedPageBreak/>
         <w:t>SHT31</w:t>
       </w:r>
       <w:r>
@@ -924,7 +847,7 @@
           <w:noProof/>
         </w:rPr>
         <w:drawing>
-          <wp:inline distT="0" distB="0" distL="0" distR="0" wp14:anchorId="6A72F6DC" wp14:editId="40468E46">
+          <wp:inline distT="0" distB="0" distL="0" distR="0" wp14:anchorId="6A72F6DC" wp14:editId="04B9D743">
             <wp:extent cx="1609725" cy="1495425"/>
             <wp:effectExtent l="0" t="0" r="9525" b="9525"/>
             <wp:docPr id="4315284" name="Obrázok 5"/>
@@ -941,7 +864,7 @@
                     </pic:cNvPicPr>
                   </pic:nvPicPr>
                   <pic:blipFill>
-                    <a:blip r:embed="rId8" cstate="print">
+                    <a:blip r:embed="rId9" cstate="print">
                       <a:extLst>
                         <a:ext uri="{28A0092B-C50C-407E-A947-70E740481C1C}">
                           <a14:useLocalDpi xmlns:a14="http://schemas.microsoft.com/office/drawing/2010/main" val="0"/>
@@ -1029,66 +952,42 @@
     </w:p>
     <w:p>
       <w:r>
-        <w:t xml:space="preserve">Pri programovaní potrebujeme </w:t>
-      </w:r>
-      <w:proofErr w:type="spellStart"/>
-      <w:r>
-        <w:t>Wire</w:t>
-      </w:r>
-      <w:proofErr w:type="spellEnd"/>
+        <w:t>Pri programovaní potrebujeme Wire library, ktorá slúži na komunikáciu medzi čipmi modulu a ESP32.</w:t>
+      </w:r>
+    </w:p>
+    <w:p>
+      <w:r>
+        <w:t>V</w:t>
+      </w:r>
       <w:r>
         <w:t xml:space="preserve"> </w:t>
       </w:r>
-      <w:proofErr w:type="spellStart"/>
-      <w:r>
-        <w:t>library</w:t>
-      </w:r>
-      <w:proofErr w:type="spellEnd"/>
-      <w:r>
-        <w:t>, ktorá slúži na komunikáciu medzi čipmi modulu a ESP32.</w:t>
-      </w:r>
-    </w:p>
-    <w:p>
-      <w:r>
-        <w:t>V</w:t>
+      <w:r>
+        <w:t>skutočnom čase generuje sekundy, minúty, hodiny, dni, dátumy, mesiace a</w:t>
+      </w:r>
+      <w:r>
+        <w:t> </w:t>
+      </w:r>
+      <w:r>
+        <w:t>roky</w:t>
+      </w:r>
+      <w:r>
+        <w:t xml:space="preserve">, </w:t>
+      </w:r>
+      <w:r>
+        <w:t>ktoré sú aktuálne až do roku 2100 s kompenzáciou pre priestupné roky. Pamäťové</w:t>
       </w:r>
       <w:r>
         <w:t xml:space="preserve"> </w:t>
       </w:r>
       <w:r>
-        <w:t>skutočnom čase generuje sekundy, minúty, hodiny, dni, dátumy, mesiace a</w:t>
-      </w:r>
-      <w:r>
-        <w:t> </w:t>
-      </w:r>
-      <w:r>
-        <w:t>roky</w:t>
-      </w:r>
-      <w:r>
-        <w:t xml:space="preserve">, </w:t>
-      </w:r>
-      <w:r>
-        <w:t>ktoré sú aktuálne až do roku 2100 s kompenzáciou pre priestupné roky. Pamäťové</w:t>
+        <w:t>čipy: AT24C32 (veľkosť 32K)</w:t>
       </w:r>
       <w:r>
         <w:t xml:space="preserve"> </w:t>
       </w:r>
       <w:r>
-        <w:t>čipy: AT24C32 (veľkosť 32K)</w:t>
-      </w:r>
-      <w:r>
-        <w:t xml:space="preserve"> </w:t>
-      </w:r>
-      <w:r>
-        <w:t xml:space="preserve">IIC </w:t>
-      </w:r>
-      <w:proofErr w:type="spellStart"/>
-      <w:r>
-        <w:t>bus</w:t>
-      </w:r>
-      <w:proofErr w:type="spellEnd"/>
-      <w:r>
-        <w:t xml:space="preserve"> interface, maximálna prenosová rýchlosť 400KHz (pracovné napätie 5V)</w:t>
+        <w:t>IIC bus interface, maximálna prenosová rýchlosť 400KHz (pracovné napätie 5V)</w:t>
       </w:r>
     </w:p>
     <w:p>
@@ -1139,7 +1038,7 @@
                     </pic:cNvPicPr>
                   </pic:nvPicPr>
                   <pic:blipFill>
-                    <a:blip r:embed="rId9">
+                    <a:blip r:embed="rId10">
                       <a:extLst>
                         <a:ext uri="{28A0092B-C50C-407E-A947-70E740481C1C}">
                           <a14:useLocalDpi xmlns:a14="http://schemas.microsoft.com/office/drawing/2010/main" val="0"/>
@@ -1191,23 +1090,7 @@
     </w:p>
     <w:p>
       <w:r>
-        <w:t xml:space="preserve">V programe </w:t>
-      </w:r>
-      <w:proofErr w:type="spellStart"/>
-      <w:r>
-        <w:t>Arduino</w:t>
-      </w:r>
-      <w:proofErr w:type="spellEnd"/>
-      <w:r>
-        <w:t xml:space="preserve"> IDE vyberieme vývojovú dosku ESP32 </w:t>
-      </w:r>
-      <w:proofErr w:type="spellStart"/>
-      <w:r>
-        <w:t>Dev</w:t>
-      </w:r>
-      <w:proofErr w:type="spellEnd"/>
-      <w:r>
-        <w:t xml:space="preserve"> Module</w:t>
+        <w:t>V programe Arduino IDE vyberieme vývojovú dosku ESP32 Dev Module</w:t>
       </w:r>
     </w:p>
     <w:p>
@@ -1222,7 +1105,6 @@
           <w:numId w:val="14"/>
         </w:numPr>
       </w:pPr>
-      <w:proofErr w:type="spellStart"/>
       <w:r>
         <w:rPr>
           <w:b/>
@@ -1230,41 +1112,8 @@
         </w:rPr>
         <w:t>Wire.h</w:t>
       </w:r>
-      <w:proofErr w:type="spellEnd"/>
-      <w:r>
-        <w:t> - pre odosielanie a prijímanie dát zo snímačov a zariadení pomocou zbernice I2C/TWI (</w:t>
-      </w:r>
-      <w:proofErr w:type="spellStart"/>
-      <w:r>
-        <w:t>Inter-Integrated</w:t>
-      </w:r>
-      <w:proofErr w:type="spellEnd"/>
-      <w:r>
-        <w:t xml:space="preserve"> </w:t>
-      </w:r>
-      <w:proofErr w:type="spellStart"/>
-      <w:r>
-        <w:t>Circuit</w:t>
-      </w:r>
-      <w:proofErr w:type="spellEnd"/>
-      <w:r>
-        <w:t>/</w:t>
-      </w:r>
-      <w:proofErr w:type="spellStart"/>
-      <w:r>
-        <w:t>Two</w:t>
-      </w:r>
-      <w:proofErr w:type="spellEnd"/>
-      <w:r>
-        <w:t xml:space="preserve"> </w:t>
-      </w:r>
-      <w:proofErr w:type="spellStart"/>
-      <w:r>
-        <w:t>Wire</w:t>
-      </w:r>
-      <w:proofErr w:type="spellEnd"/>
-      <w:r>
-        <w:t xml:space="preserve"> Interface), pre komunikáciu SCL a SDA</w:t>
+      <w:r>
+        <w:t> - pre odosielanie a prijímanie dát zo snímačov a zariadení pomocou zbernice I2C/TWI (Inter-Integrated Circuit/Two Wire Interface), pre komunikáciu SCL a SDA</w:t>
       </w:r>
     </w:p>
     <w:p>
@@ -1274,21 +1123,12 @@
           <w:numId w:val="14"/>
         </w:numPr>
       </w:pPr>
-      <w:proofErr w:type="spellStart"/>
       <w:r>
         <w:rPr>
           <w:b/>
           <w:bCs/>
         </w:rPr>
-        <w:t>Adafruit_GFX.h</w:t>
-      </w:r>
-      <w:proofErr w:type="spellEnd"/>
-      <w:r>
-        <w:rPr>
-          <w:b/>
-          <w:bCs/>
-        </w:rPr>
-        <w:t>, Adafruit_SSD1306.h </w:t>
+        <w:t>Adafruit_GFX.h, Adafruit_SSD1306.h </w:t>
       </w:r>
       <w:r>
         <w:t> - pre OLED displej</w:t>
@@ -1301,21 +1141,12 @@
           <w:numId w:val="14"/>
         </w:numPr>
       </w:pPr>
-      <w:proofErr w:type="spellStart"/>
       <w:r>
         <w:rPr>
           <w:b/>
           <w:bCs/>
         </w:rPr>
-        <w:t>RTClib.h</w:t>
-      </w:r>
-      <w:proofErr w:type="spellEnd"/>
-      <w:r>
-        <w:rPr>
-          <w:b/>
-          <w:bCs/>
-        </w:rPr>
-        <w:t> </w:t>
+        <w:t>RTClib.h </w:t>
       </w:r>
       <w:r>
         <w:t>- pre hodinový modul</w:t>
@@ -2970,7 +2801,7 @@
                     </pic:cNvPicPr>
                   </pic:nvPicPr>
                   <pic:blipFill>
-                    <a:blip r:embed="rId10">
+                    <a:blip r:embed="rId11">
                       <a:extLst>
                         <a:ext uri="{28A0092B-C50C-407E-A947-70E740481C1C}">
                           <a14:useLocalDpi xmlns:a14="http://schemas.microsoft.com/office/drawing/2010/main" val="0"/>
@@ -3025,7 +2856,7 @@
                     </pic:cNvPicPr>
                   </pic:nvPicPr>
                   <pic:blipFill>
-                    <a:blip r:embed="rId11">
+                    <a:blip r:embed="rId12">
                       <a:extLst>
                         <a:ext uri="{28A0092B-C50C-407E-A947-70E740481C1C}">
                           <a14:useLocalDpi xmlns:a14="http://schemas.microsoft.com/office/drawing/2010/main" val="0"/>
@@ -3098,23 +2929,7 @@
           <w:sz w:val="20"/>
           <w:szCs w:val="20"/>
         </w:rPr>
-        <w:t>#include &lt;</w:t>
-      </w:r>
-      <w:proofErr w:type="spellStart"/>
-      <w:r>
-        <w:rPr>
-          <w:sz w:val="20"/>
-          <w:szCs w:val="20"/>
-        </w:rPr>
-        <w:t>Wire.h</w:t>
-      </w:r>
-      <w:proofErr w:type="spellEnd"/>
-      <w:r>
-        <w:rPr>
-          <w:sz w:val="20"/>
-          <w:szCs w:val="20"/>
-        </w:rPr>
-        <w:t>&gt;</w:t>
+        <w:t>#include &lt;Wire.h&gt;</w:t>
       </w:r>
     </w:p>
     <w:p>
@@ -3144,23 +2959,7 @@
           <w:sz w:val="20"/>
           <w:szCs w:val="20"/>
         </w:rPr>
-        <w:t>#include &lt;</w:t>
-      </w:r>
-      <w:proofErr w:type="spellStart"/>
-      <w:r>
-        <w:rPr>
-          <w:sz w:val="20"/>
-          <w:szCs w:val="20"/>
-        </w:rPr>
-        <w:t>Adafruit_GFX.h</w:t>
-      </w:r>
-      <w:proofErr w:type="spellEnd"/>
-      <w:r>
-        <w:rPr>
-          <w:sz w:val="20"/>
-          <w:szCs w:val="20"/>
-        </w:rPr>
-        <w:t>&gt;</w:t>
+        <w:t>#include &lt;Adafruit_GFX.h&gt;</w:t>
       </w:r>
     </w:p>
     <w:p>
@@ -3190,23 +2989,7 @@
           <w:sz w:val="20"/>
           <w:szCs w:val="20"/>
         </w:rPr>
-        <w:t>#include &lt;</w:t>
-      </w:r>
-      <w:proofErr w:type="spellStart"/>
-      <w:r>
-        <w:rPr>
-          <w:sz w:val="20"/>
-          <w:szCs w:val="20"/>
-        </w:rPr>
-        <w:t>RTClib.h</w:t>
-      </w:r>
-      <w:proofErr w:type="spellEnd"/>
-      <w:r>
-        <w:rPr>
-          <w:sz w:val="20"/>
-          <w:szCs w:val="20"/>
-        </w:rPr>
-        <w:t>&gt;</w:t>
+        <w:t>#include &lt;RTClib.h&gt;</w:t>
       </w:r>
     </w:p>
     <w:p>
@@ -3266,23 +3049,7 @@
           <w:sz w:val="20"/>
           <w:szCs w:val="20"/>
         </w:rPr>
-        <w:t xml:space="preserve">  //šírka displeja (počet </w:t>
-      </w:r>
-      <w:proofErr w:type="spellStart"/>
-      <w:r>
-        <w:rPr>
-          <w:sz w:val="20"/>
-          <w:szCs w:val="20"/>
-        </w:rPr>
-        <w:t>px</w:t>
-      </w:r>
-      <w:proofErr w:type="spellEnd"/>
-      <w:r>
-        <w:rPr>
-          <w:sz w:val="20"/>
-          <w:szCs w:val="20"/>
-        </w:rPr>
-        <w:t>)</w:t>
+        <w:t xml:space="preserve">  //šírka displeja (počet px)</w:t>
       </w:r>
     </w:p>
     <w:p>
@@ -3318,6 +3085,274 @@
           <w:sz w:val="20"/>
           <w:szCs w:val="20"/>
         </w:rPr>
+        <w:t xml:space="preserve"> //výška displeja (počet px)</w:t>
+      </w:r>
+    </w:p>
+    <w:p>
+      <w:pPr>
+        <w:rPr>
+          <w:sz w:val="20"/>
+          <w:szCs w:val="20"/>
+        </w:rPr>
+      </w:pPr>
+      <w:r>
+        <w:rPr>
+          <w:sz w:val="20"/>
+          <w:szCs w:val="20"/>
+        </w:rPr>
+        <w:t>#define OLED_I2C_ADDRESS 0x3C</w:t>
+      </w:r>
+      <w:r>
+        <w:rPr>
+          <w:sz w:val="20"/>
+          <w:szCs w:val="20"/>
+        </w:rPr>
+        <w:t xml:space="preserve"> //I2C adresa displeja</w:t>
+      </w:r>
+    </w:p>
+    <w:p>
+      <w:pPr>
+        <w:rPr>
+          <w:sz w:val="20"/>
+          <w:szCs w:val="20"/>
+        </w:rPr>
+      </w:pPr>
+      <w:r>
+        <w:rPr>
+          <w:sz w:val="20"/>
+          <w:szCs w:val="20"/>
+        </w:rPr>
+        <w:t>Adafruit_SSD1306 display(SCREEN_WIDHT,SCREEN_H</w:t>
+      </w:r>
+      <w:r>
+        <w:rPr>
+          <w:sz w:val="20"/>
+          <w:szCs w:val="20"/>
+        </w:rPr>
+        <w:t>E</w:t>
+      </w:r>
+      <w:r>
+        <w:rPr>
+          <w:sz w:val="20"/>
+          <w:szCs w:val="20"/>
+        </w:rPr>
+        <w:t>IGHT,&amp;Wire,-1);</w:t>
+      </w:r>
+      <w:r>
+        <w:rPr>
+          <w:sz w:val="20"/>
+          <w:szCs w:val="20"/>
+        </w:rPr>
+        <w:t xml:space="preserve">  //vytvorenie objektu dipleja</w:t>
+      </w:r>
+    </w:p>
+    <w:p>
+      <w:pPr>
+        <w:rPr>
+          <w:sz w:val="20"/>
+          <w:szCs w:val="20"/>
+        </w:rPr>
+      </w:pPr>
+    </w:p>
+    <w:p>
+      <w:pPr>
+        <w:rPr>
+          <w:sz w:val="20"/>
+          <w:szCs w:val="20"/>
+        </w:rPr>
+      </w:pPr>
+      <w:r>
+        <w:rPr>
+          <w:sz w:val="20"/>
+          <w:szCs w:val="20"/>
+        </w:rPr>
+        <w:t>RTC_DS3231 rtc;</w:t>
+      </w:r>
+      <w:r>
+        <w:rPr>
+          <w:sz w:val="20"/>
+          <w:szCs w:val="20"/>
+        </w:rPr>
+        <w:t xml:space="preserve"> //vytvorenie objektu hodinového modulu</w:t>
+      </w:r>
+    </w:p>
+    <w:p>
+      <w:pPr>
+        <w:rPr>
+          <w:sz w:val="20"/>
+          <w:szCs w:val="20"/>
+        </w:rPr>
+      </w:pPr>
+    </w:p>
+    <w:p>
+      <w:pPr>
+        <w:rPr>
+          <w:sz w:val="20"/>
+          <w:szCs w:val="20"/>
+        </w:rPr>
+      </w:pPr>
+      <w:r>
+        <w:rPr>
+          <w:sz w:val="20"/>
+          <w:szCs w:val="20"/>
+        </w:rPr>
+        <w:t>unsigned long lastControl = 0;</w:t>
+      </w:r>
+    </w:p>
+    <w:p>
+      <w:pPr>
+        <w:rPr>
+          <w:sz w:val="20"/>
+          <w:szCs w:val="20"/>
+        </w:rPr>
+      </w:pPr>
+      <w:r>
+        <w:rPr>
+          <w:sz w:val="20"/>
+          <w:szCs w:val="20"/>
+        </w:rPr>
+        <w:t xml:space="preserve">unsigned long intervalControl = 1000; </w:t>
+      </w:r>
+    </w:p>
+    <w:p>
+      <w:pPr>
+        <w:rPr>
+          <w:sz w:val="20"/>
+          <w:szCs w:val="20"/>
+        </w:rPr>
+      </w:pPr>
+    </w:p>
+    <w:p>
+      <w:pPr>
+        <w:rPr>
+          <w:sz w:val="20"/>
+          <w:szCs w:val="20"/>
+        </w:rPr>
+      </w:pPr>
+      <w:r>
+        <w:rPr>
+          <w:sz w:val="20"/>
+          <w:szCs w:val="20"/>
+        </w:rPr>
+        <w:t>void displej(int x, int y, String text){</w:t>
+      </w:r>
+      <w:r>
+        <w:rPr>
+          <w:sz w:val="20"/>
+          <w:szCs w:val="20"/>
+        </w:rPr>
+        <w:t xml:space="preserve"> //vlastná funkcia na zadanie súradníc a textu pre výpis na displej</w:t>
+      </w:r>
+    </w:p>
+    <w:p>
+      <w:pPr>
+        <w:rPr>
+          <w:sz w:val="20"/>
+          <w:szCs w:val="20"/>
+        </w:rPr>
+      </w:pPr>
+      <w:r>
+        <w:rPr>
+          <w:sz w:val="20"/>
+          <w:szCs w:val="20"/>
+        </w:rPr>
+        <w:t>  display.setCursor(x,y);</w:t>
+      </w:r>
+      <w:r>
+        <w:rPr>
+          <w:sz w:val="20"/>
+          <w:szCs w:val="20"/>
+        </w:rPr>
+        <w:t xml:space="preserve">  // nastavenie pozície ľavého horného rohu textu</w:t>
+      </w:r>
+    </w:p>
+    <w:p>
+      <w:pPr>
+        <w:rPr>
+          <w:sz w:val="20"/>
+          <w:szCs w:val="20"/>
+        </w:rPr>
+      </w:pPr>
+      <w:r>
+        <w:rPr>
+          <w:sz w:val="20"/>
+          <w:szCs w:val="20"/>
+        </w:rPr>
+        <w:t>  display.print(text);</w:t>
+      </w:r>
+    </w:p>
+    <w:p>
+      <w:pPr>
+        <w:rPr>
+          <w:sz w:val="20"/>
+          <w:szCs w:val="20"/>
+        </w:rPr>
+      </w:pPr>
+      <w:r>
+        <w:rPr>
+          <w:sz w:val="20"/>
+          <w:szCs w:val="20"/>
+        </w:rPr>
+        <w:t>}</w:t>
+      </w:r>
+    </w:p>
+    <w:p>
+      <w:pPr>
+        <w:rPr>
+          <w:sz w:val="20"/>
+          <w:szCs w:val="20"/>
+        </w:rPr>
+      </w:pPr>
+    </w:p>
+    <w:p>
+      <w:pPr>
+        <w:rPr>
+          <w:sz w:val="20"/>
+          <w:szCs w:val="20"/>
+        </w:rPr>
+      </w:pPr>
+      <w:r>
+        <w:rPr>
+          <w:sz w:val="20"/>
+          <w:szCs w:val="20"/>
+        </w:rPr>
+        <w:t>void setup() {</w:t>
+      </w:r>
+    </w:p>
+    <w:p>
+      <w:pPr>
+        <w:rPr>
+          <w:sz w:val="20"/>
+          <w:szCs w:val="20"/>
+        </w:rPr>
+      </w:pPr>
+      <w:r>
+        <w:rPr>
+          <w:sz w:val="20"/>
+          <w:szCs w:val="20"/>
+        </w:rPr>
+        <w:t>  // put your setup code here, to run once:</w:t>
+      </w:r>
+    </w:p>
+    <w:p>
+      <w:pPr>
+        <w:rPr>
+          <w:sz w:val="20"/>
+          <w:szCs w:val="20"/>
+        </w:rPr>
+      </w:pPr>
+      <w:r>
+        <w:rPr>
+          <w:sz w:val="20"/>
+          <w:szCs w:val="20"/>
+        </w:rPr>
+        <w:t>  Serial.begin(115200);</w:t>
+      </w:r>
+      <w:r>
+        <w:rPr>
+          <w:sz w:val="20"/>
+          <w:szCs w:val="20"/>
+        </w:rPr>
         <w:t xml:space="preserve"> </w:t>
       </w:r>
       <w:r>
@@ -3325,6 +3360,214 @@
           <w:sz w:val="20"/>
           <w:szCs w:val="20"/>
         </w:rPr>
+        <w:t xml:space="preserve"> // inicializacia serioveho monitoru</w:t>
+      </w:r>
+    </w:p>
+    <w:p>
+      <w:pPr>
+        <w:rPr>
+          <w:sz w:val="20"/>
+          <w:szCs w:val="20"/>
+        </w:rPr>
+      </w:pPr>
+      <w:r>
+        <w:rPr>
+          <w:sz w:val="20"/>
+          <w:szCs w:val="20"/>
+        </w:rPr>
+        <w:t>  Wire.begin();</w:t>
+      </w:r>
+      <w:r>
+        <w:rPr>
+          <w:sz w:val="20"/>
+          <w:szCs w:val="20"/>
+        </w:rPr>
+        <w:t xml:space="preserve"> // inicializacia I2C periferie</w:t>
+      </w:r>
+    </w:p>
+    <w:p>
+      <w:pPr>
+        <w:rPr>
+          <w:sz w:val="20"/>
+          <w:szCs w:val="20"/>
+        </w:rPr>
+      </w:pPr>
+      <w:r>
+        <w:rPr>
+          <w:sz w:val="20"/>
+          <w:szCs w:val="20"/>
+        </w:rPr>
+        <w:t>  if(!display.begin(SSD1306_SWITCHCAPVCC,OLED_I2C_ADDRESS)){</w:t>
+      </w:r>
+    </w:p>
+    <w:p>
+      <w:pPr>
+        <w:rPr>
+          <w:sz w:val="20"/>
+          <w:szCs w:val="20"/>
+        </w:rPr>
+      </w:pPr>
+      <w:r>
+        <w:rPr>
+          <w:sz w:val="20"/>
+          <w:szCs w:val="20"/>
+        </w:rPr>
+        <w:t>    Serial.println("Displej sa nepodarilo inicializovat");</w:t>
+      </w:r>
+      <w:r>
+        <w:rPr>
+          <w:sz w:val="20"/>
+          <w:szCs w:val="20"/>
+        </w:rPr>
+        <w:t xml:space="preserve">   //funkcia pre overenie inicializacie displeja</w:t>
+      </w:r>
+    </w:p>
+    <w:p>
+      <w:pPr>
+        <w:rPr>
+          <w:sz w:val="20"/>
+          <w:szCs w:val="20"/>
+        </w:rPr>
+      </w:pPr>
+      <w:r>
+        <w:rPr>
+          <w:sz w:val="20"/>
+          <w:szCs w:val="20"/>
+        </w:rPr>
+        <w:t>    while(1);</w:t>
+      </w:r>
+    </w:p>
+    <w:p>
+      <w:pPr>
+        <w:rPr>
+          <w:sz w:val="20"/>
+          <w:szCs w:val="20"/>
+        </w:rPr>
+      </w:pPr>
+      <w:r>
+        <w:rPr>
+          <w:sz w:val="20"/>
+          <w:szCs w:val="20"/>
+        </w:rPr>
+        <w:t>  }</w:t>
+      </w:r>
+    </w:p>
+    <w:p>
+      <w:pPr>
+        <w:rPr>
+          <w:sz w:val="20"/>
+          <w:szCs w:val="20"/>
+        </w:rPr>
+      </w:pPr>
+      <w:r>
+        <w:rPr>
+          <w:sz w:val="20"/>
+          <w:szCs w:val="20"/>
+        </w:rPr>
+        <w:t>  Serial.println("Displej inicializovany");</w:t>
+      </w:r>
+    </w:p>
+    <w:p>
+      <w:pPr>
+        <w:rPr>
+          <w:sz w:val="20"/>
+          <w:szCs w:val="20"/>
+        </w:rPr>
+      </w:pPr>
+      <w:r>
+        <w:rPr>
+          <w:sz w:val="20"/>
+          <w:szCs w:val="20"/>
+        </w:rPr>
+        <w:t>  display.clearDisplay();</w:t>
+      </w:r>
+      <w:r>
+        <w:rPr>
+          <w:sz w:val="20"/>
+          <w:szCs w:val="20"/>
+        </w:rPr>
+        <w:t xml:space="preserve">  //vymazanie obsahu celeho displeja </w:t>
+      </w:r>
+    </w:p>
+    <w:p>
+      <w:pPr>
+        <w:rPr>
+          <w:sz w:val="20"/>
+          <w:szCs w:val="20"/>
+        </w:rPr>
+      </w:pPr>
+      <w:r>
+        <w:rPr>
+          <w:sz w:val="20"/>
+          <w:szCs w:val="20"/>
+        </w:rPr>
+        <w:t>  display.display();</w:t>
+      </w:r>
+      <w:r>
+        <w:rPr>
+          <w:sz w:val="20"/>
+          <w:szCs w:val="20"/>
+        </w:rPr>
+        <w:t xml:space="preserve"> //zobraz na displeji</w:t>
+      </w:r>
+    </w:p>
+    <w:p>
+      <w:pPr>
+        <w:rPr>
+          <w:sz w:val="20"/>
+          <w:szCs w:val="20"/>
+        </w:rPr>
+      </w:pPr>
+      <w:r>
+        <w:rPr>
+          <w:sz w:val="20"/>
+          <w:szCs w:val="20"/>
+        </w:rPr>
+        <w:t>  display.setTextSize(1);</w:t>
+      </w:r>
+    </w:p>
+    <w:p>
+      <w:pPr>
+        <w:rPr>
+          <w:sz w:val="20"/>
+          <w:szCs w:val="20"/>
+        </w:rPr>
+      </w:pPr>
+      <w:r>
+        <w:rPr>
+          <w:sz w:val="20"/>
+          <w:szCs w:val="20"/>
+        </w:rPr>
+        <w:lastRenderedPageBreak/>
+        <w:t>  display.setTextColor(SSD1306_WHITE);</w:t>
+      </w:r>
+    </w:p>
+    <w:p>
+      <w:pPr>
+        <w:rPr>
+          <w:sz w:val="20"/>
+          <w:szCs w:val="20"/>
+        </w:rPr>
+      </w:pPr>
+      <w:r>
+        <w:rPr>
+          <w:sz w:val="20"/>
+          <w:szCs w:val="20"/>
+        </w:rPr>
+        <w:t>  display.display();</w:t>
+      </w:r>
+      <w:r>
+        <w:rPr>
+          <w:sz w:val="20"/>
+          <w:szCs w:val="20"/>
+        </w:rPr>
+        <w:t xml:space="preserve"> </w:t>
+      </w:r>
+      <w:r>
+        <w:rPr>
+          <w:sz w:val="20"/>
+          <w:szCs w:val="20"/>
+        </w:rPr>
         <w:t>//</w:t>
       </w:r>
       <w:r>
@@ -3332,169 +3575,61 @@
           <w:sz w:val="20"/>
           <w:szCs w:val="20"/>
         </w:rPr>
-        <w:t>výška</w:t>
-      </w:r>
-      <w:r>
-        <w:rPr>
-          <w:sz w:val="20"/>
-          <w:szCs w:val="20"/>
-        </w:rPr>
-        <w:t xml:space="preserve"> displeja (počet </w:t>
-      </w:r>
-      <w:proofErr w:type="spellStart"/>
-      <w:r>
-        <w:rPr>
-          <w:sz w:val="20"/>
-          <w:szCs w:val="20"/>
-        </w:rPr>
-        <w:t>px</w:t>
-      </w:r>
-      <w:proofErr w:type="spellEnd"/>
-      <w:r>
-        <w:rPr>
-          <w:sz w:val="20"/>
-          <w:szCs w:val="20"/>
-        </w:rPr>
-        <w:t>)</w:t>
-      </w:r>
-    </w:p>
-    <w:p>
-      <w:pPr>
-        <w:rPr>
-          <w:sz w:val="20"/>
-          <w:szCs w:val="20"/>
-        </w:rPr>
-      </w:pPr>
-      <w:r>
-        <w:rPr>
-          <w:sz w:val="20"/>
-          <w:szCs w:val="20"/>
-        </w:rPr>
-        <w:t>#define OLED_I2C_ADDRESS 0x3C</w:t>
-      </w:r>
-      <w:r>
-        <w:rPr>
-          <w:sz w:val="20"/>
-          <w:szCs w:val="20"/>
-        </w:rPr>
-        <w:t xml:space="preserve"> //I2C adresa displeja</w:t>
-      </w:r>
-    </w:p>
-    <w:p>
-      <w:pPr>
-        <w:rPr>
-          <w:sz w:val="20"/>
-          <w:szCs w:val="20"/>
-        </w:rPr>
-      </w:pPr>
-      <w:r>
-        <w:rPr>
-          <w:sz w:val="20"/>
-          <w:szCs w:val="20"/>
-        </w:rPr>
-        <w:t>Adafruit_SSD1306 display(SCREEN_WIDHT,SCREEN_H</w:t>
-      </w:r>
-      <w:r>
-        <w:rPr>
-          <w:sz w:val="20"/>
-          <w:szCs w:val="20"/>
-        </w:rPr>
-        <w:t>E</w:t>
-      </w:r>
-      <w:r>
-        <w:rPr>
-          <w:sz w:val="20"/>
-          <w:szCs w:val="20"/>
-        </w:rPr>
-        <w:t>IGHT,&amp;Wire,-1);</w:t>
-      </w:r>
-      <w:r>
-        <w:rPr>
-          <w:sz w:val="20"/>
-          <w:szCs w:val="20"/>
-        </w:rPr>
-        <w:t xml:space="preserve">  //vytvorenie objektu </w:t>
-      </w:r>
-      <w:proofErr w:type="spellStart"/>
-      <w:r>
-        <w:rPr>
-          <w:sz w:val="20"/>
-          <w:szCs w:val="20"/>
-        </w:rPr>
-        <w:t>dipleja</w:t>
-      </w:r>
-      <w:proofErr w:type="spellEnd"/>
-    </w:p>
-    <w:p>
-      <w:pPr>
-        <w:rPr>
-          <w:sz w:val="20"/>
-          <w:szCs w:val="20"/>
-        </w:rPr>
-      </w:pPr>
-    </w:p>
-    <w:p>
-      <w:pPr>
-        <w:rPr>
-          <w:sz w:val="20"/>
-          <w:szCs w:val="20"/>
-        </w:rPr>
-      </w:pPr>
-      <w:r>
-        <w:rPr>
-          <w:sz w:val="20"/>
-          <w:szCs w:val="20"/>
-        </w:rPr>
-        <w:t xml:space="preserve">RTC_DS3231 </w:t>
-      </w:r>
-      <w:proofErr w:type="spellStart"/>
-      <w:r>
-        <w:rPr>
-          <w:sz w:val="20"/>
-          <w:szCs w:val="20"/>
-        </w:rPr>
-        <w:t>rtc</w:t>
-      </w:r>
-      <w:proofErr w:type="spellEnd"/>
-      <w:r>
-        <w:rPr>
-          <w:sz w:val="20"/>
-          <w:szCs w:val="20"/>
-        </w:rPr>
-        <w:t>;</w:t>
-      </w:r>
-      <w:r>
-        <w:rPr>
-          <w:sz w:val="20"/>
-          <w:szCs w:val="20"/>
-        </w:rPr>
-        <w:t xml:space="preserve"> //vytvorenie objektu hodinového modulu</w:t>
-      </w:r>
-    </w:p>
-    <w:p>
-      <w:pPr>
-        <w:rPr>
-          <w:sz w:val="20"/>
-          <w:szCs w:val="20"/>
-        </w:rPr>
-      </w:pPr>
-    </w:p>
-    <w:p>
-      <w:pPr>
-        <w:rPr>
-          <w:sz w:val="20"/>
-          <w:szCs w:val="20"/>
-        </w:rPr>
-      </w:pPr>
-      <w:proofErr w:type="spellStart"/>
-      <w:r>
-        <w:rPr>
-          <w:sz w:val="20"/>
-          <w:szCs w:val="20"/>
-        </w:rPr>
-        <w:t>unsigned</w:t>
-      </w:r>
-      <w:proofErr w:type="spellEnd"/>
+        <w:t>zobraz na displeji</w:t>
+      </w:r>
+    </w:p>
+    <w:p>
+      <w:pPr>
+        <w:rPr>
+          <w:sz w:val="20"/>
+          <w:szCs w:val="20"/>
+        </w:rPr>
+      </w:pPr>
+      <w:r>
+        <w:rPr>
+          <w:sz w:val="20"/>
+          <w:szCs w:val="20"/>
+        </w:rPr>
+        <w:t>  displej(1,5,"Displej");</w:t>
+      </w:r>
+    </w:p>
+    <w:p>
+      <w:pPr>
+        <w:rPr>
+          <w:sz w:val="20"/>
+          <w:szCs w:val="20"/>
+        </w:rPr>
+      </w:pPr>
+      <w:r>
+        <w:rPr>
+          <w:sz w:val="20"/>
+          <w:szCs w:val="20"/>
+        </w:rPr>
+        <w:t>  displej(1,15,"inicializovany");</w:t>
+      </w:r>
+    </w:p>
+    <w:p>
+      <w:pPr>
+        <w:rPr>
+          <w:sz w:val="20"/>
+          <w:szCs w:val="20"/>
+        </w:rPr>
+      </w:pPr>
+    </w:p>
+    <w:p>
+      <w:pPr>
+        <w:rPr>
+          <w:sz w:val="20"/>
+          <w:szCs w:val="20"/>
+        </w:rPr>
+      </w:pPr>
+      <w:r>
+        <w:rPr>
+          <w:sz w:val="20"/>
+          <w:szCs w:val="20"/>
+        </w:rPr>
+        <w:t>  if(!sht31.begin(0x44)){</w:t>
+      </w:r>
       <w:r>
         <w:rPr>
           <w:sz w:val="20"/>
@@ -3502,15 +3637,133 @@
         </w:rPr>
         <w:t xml:space="preserve"> </w:t>
       </w:r>
-      <w:proofErr w:type="spellStart"/>
-      <w:r>
-        <w:rPr>
-          <w:sz w:val="20"/>
-          <w:szCs w:val="20"/>
-        </w:rPr>
-        <w:t>long</w:t>
-      </w:r>
-      <w:proofErr w:type="spellEnd"/>
+    </w:p>
+    <w:p>
+      <w:pPr>
+        <w:rPr>
+          <w:sz w:val="20"/>
+          <w:szCs w:val="20"/>
+        </w:rPr>
+      </w:pPr>
+      <w:r>
+        <w:rPr>
+          <w:sz w:val="20"/>
+          <w:szCs w:val="20"/>
+        </w:rPr>
+        <w:t>    Serial.println("SHT31 sa nepodarilo inicializovat");</w:t>
+      </w:r>
+      <w:r>
+        <w:rPr>
+          <w:sz w:val="20"/>
+          <w:szCs w:val="20"/>
+        </w:rPr>
+        <w:t xml:space="preserve">  //overenie inicializacie SHT31</w:t>
+      </w:r>
+    </w:p>
+    <w:p>
+      <w:pPr>
+        <w:rPr>
+          <w:sz w:val="20"/>
+          <w:szCs w:val="20"/>
+        </w:rPr>
+      </w:pPr>
+      <w:r>
+        <w:rPr>
+          <w:sz w:val="20"/>
+          <w:szCs w:val="20"/>
+        </w:rPr>
+        <w:t>    displej(1,30,"SHT31 - chyba");</w:t>
+      </w:r>
+    </w:p>
+    <w:p>
+      <w:pPr>
+        <w:rPr>
+          <w:sz w:val="20"/>
+          <w:szCs w:val="20"/>
+        </w:rPr>
+      </w:pPr>
+      <w:r>
+        <w:rPr>
+          <w:sz w:val="20"/>
+          <w:szCs w:val="20"/>
+        </w:rPr>
+        <w:t>    display.display();</w:t>
+      </w:r>
+    </w:p>
+    <w:p>
+      <w:pPr>
+        <w:rPr>
+          <w:sz w:val="20"/>
+          <w:szCs w:val="20"/>
+        </w:rPr>
+      </w:pPr>
+      <w:r>
+        <w:rPr>
+          <w:sz w:val="20"/>
+          <w:szCs w:val="20"/>
+        </w:rPr>
+        <w:t>    while(1);</w:t>
+      </w:r>
+    </w:p>
+    <w:p>
+      <w:pPr>
+        <w:rPr>
+          <w:sz w:val="20"/>
+          <w:szCs w:val="20"/>
+        </w:rPr>
+      </w:pPr>
+      <w:r>
+        <w:rPr>
+          <w:sz w:val="20"/>
+          <w:szCs w:val="20"/>
+        </w:rPr>
+        <w:t>  }</w:t>
+      </w:r>
+    </w:p>
+    <w:p>
+      <w:pPr>
+        <w:rPr>
+          <w:sz w:val="20"/>
+          <w:szCs w:val="20"/>
+        </w:rPr>
+      </w:pPr>
+      <w:r>
+        <w:rPr>
+          <w:sz w:val="20"/>
+          <w:szCs w:val="20"/>
+        </w:rPr>
+        <w:t>  Serial.println("SHT31 inicializovany");</w:t>
+      </w:r>
+    </w:p>
+    <w:p>
+      <w:pPr>
+        <w:rPr>
+          <w:sz w:val="20"/>
+          <w:szCs w:val="20"/>
+        </w:rPr>
+      </w:pPr>
+      <w:r>
+        <w:rPr>
+          <w:sz w:val="20"/>
+          <w:szCs w:val="20"/>
+        </w:rPr>
+        <w:t>  displej(1,30,"SHT31");</w:t>
+      </w:r>
+    </w:p>
+    <w:p>
+      <w:pPr>
+        <w:rPr>
+          <w:sz w:val="20"/>
+          <w:szCs w:val="20"/>
+        </w:rPr>
+      </w:pPr>
+      <w:r>
+        <w:rPr>
+          <w:sz w:val="20"/>
+          <w:szCs w:val="20"/>
+        </w:rPr>
+        <w:t>  displej(1,40,"inicializovany");</w:t>
+      </w:r>
       <w:r>
         <w:rPr>
           <w:sz w:val="20"/>
@@ -3518,711 +3771,87 @@
         </w:rPr>
         <w:t xml:space="preserve"> </w:t>
       </w:r>
-      <w:proofErr w:type="spellStart"/>
-      <w:r>
-        <w:rPr>
-          <w:sz w:val="20"/>
-          <w:szCs w:val="20"/>
-        </w:rPr>
-        <w:t>lastControl</w:t>
-      </w:r>
-      <w:proofErr w:type="spellEnd"/>
-      <w:r>
-        <w:rPr>
-          <w:sz w:val="20"/>
-          <w:szCs w:val="20"/>
-        </w:rPr>
-        <w:t xml:space="preserve"> = 0;</w:t>
-      </w:r>
-    </w:p>
-    <w:p>
-      <w:pPr>
-        <w:rPr>
-          <w:sz w:val="20"/>
-          <w:szCs w:val="20"/>
-        </w:rPr>
-      </w:pPr>
-      <w:proofErr w:type="spellStart"/>
-      <w:r>
-        <w:rPr>
-          <w:sz w:val="20"/>
-          <w:szCs w:val="20"/>
-        </w:rPr>
-        <w:t>unsigned</w:t>
-      </w:r>
-      <w:proofErr w:type="spellEnd"/>
-      <w:r>
-        <w:rPr>
-          <w:sz w:val="20"/>
-          <w:szCs w:val="20"/>
-        </w:rPr>
-        <w:t xml:space="preserve"> </w:t>
-      </w:r>
-      <w:proofErr w:type="spellStart"/>
-      <w:r>
-        <w:rPr>
-          <w:sz w:val="20"/>
-          <w:szCs w:val="20"/>
-        </w:rPr>
-        <w:t>long</w:t>
-      </w:r>
-      <w:proofErr w:type="spellEnd"/>
-      <w:r>
-        <w:rPr>
-          <w:sz w:val="20"/>
-          <w:szCs w:val="20"/>
-        </w:rPr>
-        <w:t xml:space="preserve"> </w:t>
-      </w:r>
-      <w:proofErr w:type="spellStart"/>
-      <w:r>
-        <w:rPr>
-          <w:sz w:val="20"/>
-          <w:szCs w:val="20"/>
-        </w:rPr>
-        <w:t>intervalControl</w:t>
-      </w:r>
-      <w:proofErr w:type="spellEnd"/>
-      <w:r>
-        <w:rPr>
-          <w:sz w:val="20"/>
-          <w:szCs w:val="20"/>
-        </w:rPr>
-        <w:t xml:space="preserve"> = 1000; </w:t>
-      </w:r>
-    </w:p>
-    <w:p>
-      <w:pPr>
-        <w:rPr>
-          <w:sz w:val="20"/>
-          <w:szCs w:val="20"/>
-        </w:rPr>
-      </w:pPr>
-    </w:p>
-    <w:p>
-      <w:pPr>
-        <w:rPr>
-          <w:sz w:val="20"/>
-          <w:szCs w:val="20"/>
-        </w:rPr>
-      </w:pPr>
-      <w:proofErr w:type="spellStart"/>
-      <w:r>
-        <w:rPr>
-          <w:sz w:val="20"/>
-          <w:szCs w:val="20"/>
-        </w:rPr>
-        <w:t>void</w:t>
-      </w:r>
-      <w:proofErr w:type="spellEnd"/>
-      <w:r>
-        <w:rPr>
-          <w:sz w:val="20"/>
-          <w:szCs w:val="20"/>
-        </w:rPr>
-        <w:t xml:space="preserve"> displej(</w:t>
-      </w:r>
-      <w:proofErr w:type="spellStart"/>
-      <w:r>
-        <w:rPr>
-          <w:sz w:val="20"/>
-          <w:szCs w:val="20"/>
-        </w:rPr>
-        <w:t>int</w:t>
-      </w:r>
-      <w:proofErr w:type="spellEnd"/>
-      <w:r>
-        <w:rPr>
-          <w:sz w:val="20"/>
-          <w:szCs w:val="20"/>
-        </w:rPr>
-        <w:t xml:space="preserve"> x, </w:t>
-      </w:r>
-      <w:proofErr w:type="spellStart"/>
-      <w:r>
-        <w:rPr>
-          <w:sz w:val="20"/>
-          <w:szCs w:val="20"/>
-        </w:rPr>
-        <w:t>int</w:t>
-      </w:r>
-      <w:proofErr w:type="spellEnd"/>
-      <w:r>
-        <w:rPr>
-          <w:sz w:val="20"/>
-          <w:szCs w:val="20"/>
-        </w:rPr>
-        <w:t xml:space="preserve"> y, </w:t>
-      </w:r>
-      <w:proofErr w:type="spellStart"/>
-      <w:r>
-        <w:rPr>
-          <w:sz w:val="20"/>
-          <w:szCs w:val="20"/>
-        </w:rPr>
-        <w:t>String</w:t>
-      </w:r>
-      <w:proofErr w:type="spellEnd"/>
-      <w:r>
-        <w:rPr>
-          <w:sz w:val="20"/>
-          <w:szCs w:val="20"/>
-        </w:rPr>
-        <w:t xml:space="preserve"> text){</w:t>
-      </w:r>
-      <w:r>
-        <w:rPr>
-          <w:sz w:val="20"/>
-          <w:szCs w:val="20"/>
-        </w:rPr>
-        <w:t xml:space="preserve"> //vlastná funkcia na zadanie súradníc a textu pre výpis na displej</w:t>
-      </w:r>
-    </w:p>
-    <w:p>
-      <w:pPr>
-        <w:rPr>
-          <w:sz w:val="20"/>
-          <w:szCs w:val="20"/>
-        </w:rPr>
-      </w:pPr>
-      <w:r>
-        <w:rPr>
-          <w:sz w:val="20"/>
-          <w:szCs w:val="20"/>
-        </w:rPr>
-        <w:t xml:space="preserve">  </w:t>
-      </w:r>
-      <w:proofErr w:type="spellStart"/>
-      <w:r>
-        <w:rPr>
-          <w:sz w:val="20"/>
-          <w:szCs w:val="20"/>
-        </w:rPr>
-        <w:t>display.setCursor</w:t>
-      </w:r>
-      <w:proofErr w:type="spellEnd"/>
-      <w:r>
-        <w:rPr>
-          <w:sz w:val="20"/>
-          <w:szCs w:val="20"/>
-        </w:rPr>
-        <w:t>(</w:t>
-      </w:r>
-      <w:proofErr w:type="spellStart"/>
-      <w:r>
-        <w:rPr>
-          <w:sz w:val="20"/>
-          <w:szCs w:val="20"/>
-        </w:rPr>
-        <w:t>x,y</w:t>
-      </w:r>
-      <w:proofErr w:type="spellEnd"/>
-      <w:r>
-        <w:rPr>
-          <w:sz w:val="20"/>
-          <w:szCs w:val="20"/>
-        </w:rPr>
-        <w:t>);</w:t>
-      </w:r>
-      <w:r>
-        <w:rPr>
-          <w:sz w:val="20"/>
-          <w:szCs w:val="20"/>
-        </w:rPr>
-        <w:t xml:space="preserve">  // nastavenie pozície ľavého horného rohu textu</w:t>
-      </w:r>
-    </w:p>
-    <w:p>
-      <w:pPr>
-        <w:rPr>
-          <w:sz w:val="20"/>
-          <w:szCs w:val="20"/>
-        </w:rPr>
-      </w:pPr>
-      <w:r>
-        <w:rPr>
-          <w:sz w:val="20"/>
-          <w:szCs w:val="20"/>
-        </w:rPr>
-        <w:t xml:space="preserve">  </w:t>
-      </w:r>
-      <w:proofErr w:type="spellStart"/>
-      <w:r>
-        <w:rPr>
-          <w:sz w:val="20"/>
-          <w:szCs w:val="20"/>
-        </w:rPr>
-        <w:t>display.print</w:t>
-      </w:r>
-      <w:proofErr w:type="spellEnd"/>
-      <w:r>
-        <w:rPr>
-          <w:sz w:val="20"/>
-          <w:szCs w:val="20"/>
-        </w:rPr>
-        <w:t>(text);</w:t>
-      </w:r>
-    </w:p>
-    <w:p>
-      <w:pPr>
-        <w:rPr>
-          <w:sz w:val="20"/>
-          <w:szCs w:val="20"/>
-        </w:rPr>
-      </w:pPr>
-      <w:r>
-        <w:rPr>
-          <w:sz w:val="20"/>
-          <w:szCs w:val="20"/>
-        </w:rPr>
-        <w:t>}</w:t>
-      </w:r>
-    </w:p>
-    <w:p>
-      <w:pPr>
-        <w:rPr>
-          <w:sz w:val="20"/>
-          <w:szCs w:val="20"/>
-        </w:rPr>
-      </w:pPr>
-    </w:p>
-    <w:p>
-      <w:pPr>
-        <w:rPr>
-          <w:sz w:val="20"/>
-          <w:szCs w:val="20"/>
-        </w:rPr>
-      </w:pPr>
-      <w:proofErr w:type="spellStart"/>
-      <w:r>
-        <w:rPr>
-          <w:sz w:val="20"/>
-          <w:szCs w:val="20"/>
-        </w:rPr>
-        <w:t>void</w:t>
-      </w:r>
-      <w:proofErr w:type="spellEnd"/>
-      <w:r>
-        <w:rPr>
-          <w:sz w:val="20"/>
-          <w:szCs w:val="20"/>
-        </w:rPr>
-        <w:t xml:space="preserve"> </w:t>
-      </w:r>
-      <w:proofErr w:type="spellStart"/>
-      <w:r>
-        <w:rPr>
-          <w:sz w:val="20"/>
-          <w:szCs w:val="20"/>
-        </w:rPr>
-        <w:t>setup</w:t>
-      </w:r>
-      <w:proofErr w:type="spellEnd"/>
-      <w:r>
-        <w:rPr>
-          <w:sz w:val="20"/>
-          <w:szCs w:val="20"/>
-        </w:rPr>
-        <w:t>() {</w:t>
-      </w:r>
-    </w:p>
-    <w:p>
-      <w:pPr>
-        <w:rPr>
-          <w:sz w:val="20"/>
-          <w:szCs w:val="20"/>
-        </w:rPr>
-      </w:pPr>
-      <w:r>
-        <w:rPr>
-          <w:sz w:val="20"/>
-          <w:szCs w:val="20"/>
-        </w:rPr>
-        <w:t xml:space="preserve">  // </w:t>
-      </w:r>
-      <w:proofErr w:type="spellStart"/>
-      <w:r>
-        <w:rPr>
-          <w:sz w:val="20"/>
-          <w:szCs w:val="20"/>
-        </w:rPr>
-        <w:t>put</w:t>
-      </w:r>
-      <w:proofErr w:type="spellEnd"/>
-      <w:r>
-        <w:rPr>
-          <w:sz w:val="20"/>
-          <w:szCs w:val="20"/>
-        </w:rPr>
-        <w:t xml:space="preserve"> </w:t>
-      </w:r>
-      <w:proofErr w:type="spellStart"/>
-      <w:r>
-        <w:rPr>
-          <w:sz w:val="20"/>
-          <w:szCs w:val="20"/>
-        </w:rPr>
-        <w:t>your</w:t>
-      </w:r>
-      <w:proofErr w:type="spellEnd"/>
-      <w:r>
-        <w:rPr>
-          <w:sz w:val="20"/>
-          <w:szCs w:val="20"/>
-        </w:rPr>
-        <w:t xml:space="preserve"> </w:t>
-      </w:r>
-      <w:proofErr w:type="spellStart"/>
-      <w:r>
-        <w:rPr>
-          <w:sz w:val="20"/>
-          <w:szCs w:val="20"/>
-        </w:rPr>
-        <w:t>setup</w:t>
-      </w:r>
-      <w:proofErr w:type="spellEnd"/>
-      <w:r>
-        <w:rPr>
-          <w:sz w:val="20"/>
-          <w:szCs w:val="20"/>
-        </w:rPr>
-        <w:t xml:space="preserve"> </w:t>
-      </w:r>
-      <w:proofErr w:type="spellStart"/>
-      <w:r>
-        <w:rPr>
-          <w:sz w:val="20"/>
-          <w:szCs w:val="20"/>
-        </w:rPr>
-        <w:t>code</w:t>
-      </w:r>
-      <w:proofErr w:type="spellEnd"/>
-      <w:r>
-        <w:rPr>
-          <w:sz w:val="20"/>
-          <w:szCs w:val="20"/>
-        </w:rPr>
-        <w:t xml:space="preserve"> </w:t>
-      </w:r>
-      <w:proofErr w:type="spellStart"/>
-      <w:r>
-        <w:rPr>
-          <w:sz w:val="20"/>
-          <w:szCs w:val="20"/>
-        </w:rPr>
-        <w:t>here</w:t>
-      </w:r>
-      <w:proofErr w:type="spellEnd"/>
-      <w:r>
-        <w:rPr>
-          <w:sz w:val="20"/>
-          <w:szCs w:val="20"/>
-        </w:rPr>
-        <w:t xml:space="preserve">, to run </w:t>
-      </w:r>
-      <w:proofErr w:type="spellStart"/>
-      <w:r>
-        <w:rPr>
-          <w:sz w:val="20"/>
-          <w:szCs w:val="20"/>
-        </w:rPr>
-        <w:t>once</w:t>
-      </w:r>
-      <w:proofErr w:type="spellEnd"/>
-      <w:r>
-        <w:rPr>
-          <w:sz w:val="20"/>
-          <w:szCs w:val="20"/>
-        </w:rPr>
-        <w:t>:</w:t>
-      </w:r>
-    </w:p>
-    <w:p>
-      <w:pPr>
-        <w:rPr>
-          <w:sz w:val="20"/>
-          <w:szCs w:val="20"/>
-        </w:rPr>
-      </w:pPr>
-      <w:r>
-        <w:rPr>
-          <w:sz w:val="20"/>
-          <w:szCs w:val="20"/>
-        </w:rPr>
-        <w:t xml:space="preserve">  </w:t>
-      </w:r>
-      <w:proofErr w:type="spellStart"/>
-      <w:r>
-        <w:rPr>
-          <w:sz w:val="20"/>
-          <w:szCs w:val="20"/>
-        </w:rPr>
-        <w:t>Serial.begin</w:t>
-      </w:r>
-      <w:proofErr w:type="spellEnd"/>
-      <w:r>
-        <w:rPr>
-          <w:sz w:val="20"/>
-          <w:szCs w:val="20"/>
-        </w:rPr>
-        <w:t>(115200);</w:t>
-      </w:r>
-      <w:r>
-        <w:rPr>
-          <w:sz w:val="20"/>
-          <w:szCs w:val="20"/>
-        </w:rPr>
-        <w:t xml:space="preserve"> </w:t>
-      </w:r>
-      <w:r>
-        <w:rPr>
-          <w:sz w:val="20"/>
-          <w:szCs w:val="20"/>
-        </w:rPr>
-        <w:t xml:space="preserve"> // </w:t>
-      </w:r>
-      <w:proofErr w:type="spellStart"/>
-      <w:r>
-        <w:rPr>
-          <w:sz w:val="20"/>
-          <w:szCs w:val="20"/>
-        </w:rPr>
-        <w:t>inicializacia</w:t>
-      </w:r>
-      <w:proofErr w:type="spellEnd"/>
-      <w:r>
-        <w:rPr>
-          <w:sz w:val="20"/>
-          <w:szCs w:val="20"/>
-        </w:rPr>
-        <w:t xml:space="preserve"> </w:t>
-      </w:r>
-      <w:proofErr w:type="spellStart"/>
-      <w:r>
-        <w:rPr>
-          <w:sz w:val="20"/>
-          <w:szCs w:val="20"/>
-        </w:rPr>
-        <w:t>serioveho</w:t>
-      </w:r>
-      <w:proofErr w:type="spellEnd"/>
-      <w:r>
-        <w:rPr>
-          <w:sz w:val="20"/>
-          <w:szCs w:val="20"/>
-        </w:rPr>
-        <w:t xml:space="preserve"> monitoru</w:t>
-      </w:r>
-    </w:p>
-    <w:p>
-      <w:pPr>
-        <w:rPr>
-          <w:sz w:val="20"/>
-          <w:szCs w:val="20"/>
-        </w:rPr>
-      </w:pPr>
-      <w:r>
-        <w:rPr>
-          <w:sz w:val="20"/>
-          <w:szCs w:val="20"/>
-        </w:rPr>
-        <w:t xml:space="preserve">  </w:t>
-      </w:r>
-      <w:proofErr w:type="spellStart"/>
-      <w:r>
-        <w:rPr>
-          <w:sz w:val="20"/>
-          <w:szCs w:val="20"/>
-        </w:rPr>
-        <w:t>Wire.begin</w:t>
-      </w:r>
-      <w:proofErr w:type="spellEnd"/>
-      <w:r>
-        <w:rPr>
-          <w:sz w:val="20"/>
-          <w:szCs w:val="20"/>
-        </w:rPr>
-        <w:t>();</w:t>
-      </w:r>
-      <w:r>
-        <w:rPr>
-          <w:sz w:val="20"/>
-          <w:szCs w:val="20"/>
-        </w:rPr>
-        <w:t xml:space="preserve"> // </w:t>
-      </w:r>
-      <w:proofErr w:type="spellStart"/>
-      <w:r>
-        <w:rPr>
-          <w:sz w:val="20"/>
-          <w:szCs w:val="20"/>
-        </w:rPr>
-        <w:t>inicializacia</w:t>
-      </w:r>
-      <w:proofErr w:type="spellEnd"/>
-      <w:r>
-        <w:rPr>
-          <w:sz w:val="20"/>
-          <w:szCs w:val="20"/>
-        </w:rPr>
-        <w:t xml:space="preserve"> I2C </w:t>
-      </w:r>
-      <w:proofErr w:type="spellStart"/>
-      <w:r>
-        <w:rPr>
-          <w:sz w:val="20"/>
-          <w:szCs w:val="20"/>
-        </w:rPr>
-        <w:t>periferie</w:t>
-      </w:r>
-      <w:proofErr w:type="spellEnd"/>
-    </w:p>
-    <w:p>
-      <w:pPr>
-        <w:rPr>
-          <w:sz w:val="20"/>
-          <w:szCs w:val="20"/>
-        </w:rPr>
-      </w:pPr>
-      <w:r>
-        <w:rPr>
-          <w:sz w:val="20"/>
-          <w:szCs w:val="20"/>
-        </w:rPr>
-        <w:t xml:space="preserve">  </w:t>
-      </w:r>
-      <w:proofErr w:type="spellStart"/>
-      <w:r>
-        <w:rPr>
-          <w:sz w:val="20"/>
-          <w:szCs w:val="20"/>
-        </w:rPr>
-        <w:t>if</w:t>
-      </w:r>
-      <w:proofErr w:type="spellEnd"/>
-      <w:r>
-        <w:rPr>
-          <w:sz w:val="20"/>
-          <w:szCs w:val="20"/>
-        </w:rPr>
-        <w:t>(!</w:t>
-      </w:r>
-      <w:proofErr w:type="spellStart"/>
-      <w:r>
-        <w:rPr>
-          <w:sz w:val="20"/>
-          <w:szCs w:val="20"/>
-        </w:rPr>
-        <w:t>display.begin</w:t>
-      </w:r>
-      <w:proofErr w:type="spellEnd"/>
-      <w:r>
-        <w:rPr>
-          <w:sz w:val="20"/>
-          <w:szCs w:val="20"/>
-        </w:rPr>
-        <w:t>(SSD1306_SWITCHCAPVCC,OLED_I2C_ADDRESS)){</w:t>
-      </w:r>
-    </w:p>
-    <w:p>
-      <w:pPr>
-        <w:rPr>
-          <w:sz w:val="20"/>
-          <w:szCs w:val="20"/>
-        </w:rPr>
-      </w:pPr>
-      <w:r>
-        <w:rPr>
-          <w:sz w:val="20"/>
-          <w:szCs w:val="20"/>
-        </w:rPr>
-        <w:t xml:space="preserve">    </w:t>
-      </w:r>
-      <w:proofErr w:type="spellStart"/>
-      <w:r>
-        <w:rPr>
-          <w:sz w:val="20"/>
-          <w:szCs w:val="20"/>
-        </w:rPr>
-        <w:t>Serial.println</w:t>
-      </w:r>
-      <w:proofErr w:type="spellEnd"/>
-      <w:r>
-        <w:rPr>
-          <w:sz w:val="20"/>
-          <w:szCs w:val="20"/>
-        </w:rPr>
-        <w:t xml:space="preserve">("Displej sa nepodarilo </w:t>
-      </w:r>
-      <w:proofErr w:type="spellStart"/>
-      <w:r>
-        <w:rPr>
-          <w:sz w:val="20"/>
-          <w:szCs w:val="20"/>
-        </w:rPr>
-        <w:t>inicializovat</w:t>
-      </w:r>
-      <w:proofErr w:type="spellEnd"/>
-      <w:r>
-        <w:rPr>
-          <w:sz w:val="20"/>
-          <w:szCs w:val="20"/>
-        </w:rPr>
-        <w:t>");</w:t>
-      </w:r>
-      <w:r>
-        <w:rPr>
-          <w:sz w:val="20"/>
-          <w:szCs w:val="20"/>
-        </w:rPr>
-        <w:t xml:space="preserve">   //funkcia pre overenie </w:t>
-      </w:r>
-      <w:proofErr w:type="spellStart"/>
-      <w:r>
-        <w:rPr>
-          <w:sz w:val="20"/>
-          <w:szCs w:val="20"/>
-        </w:rPr>
-        <w:t>inicializacie</w:t>
-      </w:r>
-      <w:proofErr w:type="spellEnd"/>
-      <w:r>
-        <w:rPr>
-          <w:sz w:val="20"/>
-          <w:szCs w:val="20"/>
-        </w:rPr>
-        <w:t xml:space="preserve"> displeja</w:t>
-      </w:r>
-    </w:p>
-    <w:p>
-      <w:pPr>
-        <w:rPr>
-          <w:sz w:val="20"/>
-          <w:szCs w:val="20"/>
-        </w:rPr>
-      </w:pPr>
-      <w:r>
-        <w:rPr>
-          <w:sz w:val="20"/>
-          <w:szCs w:val="20"/>
-        </w:rPr>
-        <w:t xml:space="preserve">    </w:t>
-      </w:r>
-      <w:proofErr w:type="spellStart"/>
-      <w:r>
-        <w:rPr>
-          <w:sz w:val="20"/>
-          <w:szCs w:val="20"/>
-        </w:rPr>
-        <w:t>while</w:t>
-      </w:r>
-      <w:proofErr w:type="spellEnd"/>
-      <w:r>
-        <w:rPr>
-          <w:sz w:val="20"/>
-          <w:szCs w:val="20"/>
-        </w:rPr>
-        <w:t>(1);</w:t>
+    </w:p>
+    <w:p>
+      <w:pPr>
+        <w:rPr>
+          <w:sz w:val="20"/>
+          <w:szCs w:val="20"/>
+        </w:rPr>
+      </w:pPr>
+      <w:r>
+        <w:rPr>
+          <w:sz w:val="20"/>
+          <w:szCs w:val="20"/>
+        </w:rPr>
+        <w:t>  if(!rtc.begin()){</w:t>
+      </w:r>
+    </w:p>
+    <w:p>
+      <w:pPr>
+        <w:rPr>
+          <w:sz w:val="20"/>
+          <w:szCs w:val="20"/>
+        </w:rPr>
+      </w:pPr>
+      <w:r>
+        <w:rPr>
+          <w:sz w:val="20"/>
+          <w:szCs w:val="20"/>
+        </w:rPr>
+        <w:t>    Serial.println("RTC modul sa nepodarilo inicializovat");</w:t>
+      </w:r>
+      <w:r>
+        <w:rPr>
+          <w:sz w:val="20"/>
+          <w:szCs w:val="20"/>
+        </w:rPr>
+        <w:t xml:space="preserve"> //overenie inicializacie hodinového modulu rtc</w:t>
+      </w:r>
+    </w:p>
+    <w:p>
+      <w:pPr>
+        <w:rPr>
+          <w:sz w:val="20"/>
+          <w:szCs w:val="20"/>
+        </w:rPr>
+      </w:pPr>
+      <w:r>
+        <w:rPr>
+          <w:sz w:val="20"/>
+          <w:szCs w:val="20"/>
+        </w:rPr>
+        <w:t>    displej(1,55,"RTC - chyba");</w:t>
+      </w:r>
+    </w:p>
+    <w:p>
+      <w:pPr>
+        <w:rPr>
+          <w:sz w:val="20"/>
+          <w:szCs w:val="20"/>
+        </w:rPr>
+      </w:pPr>
+      <w:r>
+        <w:rPr>
+          <w:sz w:val="20"/>
+          <w:szCs w:val="20"/>
+        </w:rPr>
+        <w:t>    display.display();</w:t>
+      </w:r>
+    </w:p>
+    <w:p>
+      <w:pPr>
+        <w:rPr>
+          <w:sz w:val="20"/>
+          <w:szCs w:val="20"/>
+        </w:rPr>
+      </w:pPr>
+      <w:r>
+        <w:rPr>
+          <w:sz w:val="20"/>
+          <w:szCs w:val="20"/>
+        </w:rPr>
+        <w:t>    while(1);</w:t>
       </w:r>
     </w:p>
     <w:p>
@@ -4252,926 +3881,52 @@
           <w:sz w:val="20"/>
           <w:szCs w:val="20"/>
         </w:rPr>
-        <w:t xml:space="preserve">  </w:t>
-      </w:r>
-      <w:proofErr w:type="spellStart"/>
-      <w:r>
-        <w:rPr>
-          <w:sz w:val="20"/>
-          <w:szCs w:val="20"/>
-        </w:rPr>
-        <w:t>Serial.println</w:t>
-      </w:r>
-      <w:proofErr w:type="spellEnd"/>
-      <w:r>
-        <w:rPr>
-          <w:sz w:val="20"/>
-          <w:szCs w:val="20"/>
-        </w:rPr>
-        <w:t xml:space="preserve">("Displej </w:t>
-      </w:r>
-      <w:proofErr w:type="spellStart"/>
-      <w:r>
-        <w:rPr>
-          <w:sz w:val="20"/>
-          <w:szCs w:val="20"/>
-        </w:rPr>
-        <w:t>inicializovany</w:t>
-      </w:r>
-      <w:proofErr w:type="spellEnd"/>
-      <w:r>
-        <w:rPr>
-          <w:sz w:val="20"/>
-          <w:szCs w:val="20"/>
-        </w:rPr>
-        <w:t>");</w:t>
-      </w:r>
-    </w:p>
-    <w:p>
-      <w:pPr>
-        <w:rPr>
-          <w:sz w:val="20"/>
-          <w:szCs w:val="20"/>
-        </w:rPr>
-      </w:pPr>
-      <w:r>
-        <w:rPr>
-          <w:sz w:val="20"/>
-          <w:szCs w:val="20"/>
-        </w:rPr>
-        <w:t xml:space="preserve">  </w:t>
-      </w:r>
-      <w:proofErr w:type="spellStart"/>
-      <w:r>
-        <w:rPr>
-          <w:sz w:val="20"/>
-          <w:szCs w:val="20"/>
-        </w:rPr>
-        <w:t>display.clearDisplay</w:t>
-      </w:r>
-      <w:proofErr w:type="spellEnd"/>
-      <w:r>
-        <w:rPr>
-          <w:sz w:val="20"/>
-          <w:szCs w:val="20"/>
-        </w:rPr>
-        <w:t>();</w:t>
-      </w:r>
-      <w:r>
-        <w:rPr>
-          <w:sz w:val="20"/>
-          <w:szCs w:val="20"/>
-        </w:rPr>
-        <w:t xml:space="preserve">  //vymazanie obsahu </w:t>
-      </w:r>
-      <w:proofErr w:type="spellStart"/>
-      <w:r>
-        <w:rPr>
-          <w:sz w:val="20"/>
-          <w:szCs w:val="20"/>
-        </w:rPr>
-        <w:t>celeho</w:t>
-      </w:r>
-      <w:proofErr w:type="spellEnd"/>
-      <w:r>
-        <w:rPr>
-          <w:sz w:val="20"/>
-          <w:szCs w:val="20"/>
-        </w:rPr>
-        <w:t xml:space="preserve"> displeja </w:t>
-      </w:r>
-    </w:p>
-    <w:p>
-      <w:pPr>
-        <w:rPr>
-          <w:sz w:val="20"/>
-          <w:szCs w:val="20"/>
-        </w:rPr>
-      </w:pPr>
-      <w:r>
-        <w:rPr>
-          <w:sz w:val="20"/>
-          <w:szCs w:val="20"/>
-        </w:rPr>
-        <w:t xml:space="preserve">  </w:t>
-      </w:r>
-      <w:proofErr w:type="spellStart"/>
-      <w:r>
-        <w:rPr>
-          <w:sz w:val="20"/>
-          <w:szCs w:val="20"/>
-        </w:rPr>
-        <w:t>display.display</w:t>
-      </w:r>
-      <w:proofErr w:type="spellEnd"/>
-      <w:r>
-        <w:rPr>
-          <w:sz w:val="20"/>
-          <w:szCs w:val="20"/>
-        </w:rPr>
-        <w:t>();</w:t>
-      </w:r>
-      <w:r>
-        <w:rPr>
-          <w:sz w:val="20"/>
-          <w:szCs w:val="20"/>
-        </w:rPr>
-        <w:t xml:space="preserve"> //zobraz na displeji</w:t>
-      </w:r>
-    </w:p>
-    <w:p>
-      <w:pPr>
-        <w:rPr>
-          <w:sz w:val="20"/>
-          <w:szCs w:val="20"/>
-        </w:rPr>
-      </w:pPr>
-      <w:r>
-        <w:rPr>
-          <w:sz w:val="20"/>
-          <w:szCs w:val="20"/>
-        </w:rPr>
-        <w:t xml:space="preserve">  </w:t>
-      </w:r>
-      <w:proofErr w:type="spellStart"/>
-      <w:r>
-        <w:rPr>
-          <w:sz w:val="20"/>
-          <w:szCs w:val="20"/>
-        </w:rPr>
-        <w:t>display.setTextSize</w:t>
-      </w:r>
-      <w:proofErr w:type="spellEnd"/>
-      <w:r>
-        <w:rPr>
-          <w:sz w:val="20"/>
-          <w:szCs w:val="20"/>
-        </w:rPr>
-        <w:t>(1);</w:t>
-      </w:r>
-    </w:p>
-    <w:p>
-      <w:pPr>
-        <w:rPr>
-          <w:sz w:val="20"/>
-          <w:szCs w:val="20"/>
-        </w:rPr>
-      </w:pPr>
-      <w:r>
-        <w:rPr>
-          <w:sz w:val="20"/>
-          <w:szCs w:val="20"/>
-        </w:rPr>
-        <w:lastRenderedPageBreak/>
-        <w:t xml:space="preserve">  </w:t>
-      </w:r>
-      <w:proofErr w:type="spellStart"/>
-      <w:r>
-        <w:rPr>
-          <w:sz w:val="20"/>
-          <w:szCs w:val="20"/>
-        </w:rPr>
-        <w:t>display.setTextColor</w:t>
-      </w:r>
-      <w:proofErr w:type="spellEnd"/>
-      <w:r>
-        <w:rPr>
-          <w:sz w:val="20"/>
-          <w:szCs w:val="20"/>
-        </w:rPr>
-        <w:t>(SSD1306_WHITE);</w:t>
-      </w:r>
-    </w:p>
-    <w:p>
-      <w:pPr>
-        <w:rPr>
-          <w:sz w:val="20"/>
-          <w:szCs w:val="20"/>
-        </w:rPr>
-      </w:pPr>
-      <w:r>
-        <w:rPr>
-          <w:sz w:val="20"/>
-          <w:szCs w:val="20"/>
-        </w:rPr>
-        <w:t xml:space="preserve">  </w:t>
-      </w:r>
-      <w:proofErr w:type="spellStart"/>
-      <w:r>
-        <w:rPr>
-          <w:sz w:val="20"/>
-          <w:szCs w:val="20"/>
-        </w:rPr>
-        <w:t>display.display</w:t>
-      </w:r>
-      <w:proofErr w:type="spellEnd"/>
-      <w:r>
-        <w:rPr>
-          <w:sz w:val="20"/>
-          <w:szCs w:val="20"/>
-        </w:rPr>
-        <w:t>();</w:t>
-      </w:r>
-      <w:r>
-        <w:rPr>
-          <w:sz w:val="20"/>
-          <w:szCs w:val="20"/>
-        </w:rPr>
-        <w:t xml:space="preserve"> </w:t>
-      </w:r>
-      <w:r>
-        <w:rPr>
-          <w:sz w:val="20"/>
-          <w:szCs w:val="20"/>
-        </w:rPr>
-        <w:t>//</w:t>
-      </w:r>
-      <w:r>
-        <w:rPr>
-          <w:sz w:val="20"/>
-          <w:szCs w:val="20"/>
-        </w:rPr>
-        <w:t>zobraz na displeji</w:t>
-      </w:r>
-    </w:p>
-    <w:p>
-      <w:pPr>
-        <w:rPr>
-          <w:sz w:val="20"/>
-          <w:szCs w:val="20"/>
-        </w:rPr>
-      </w:pPr>
-      <w:r>
-        <w:rPr>
-          <w:sz w:val="20"/>
-          <w:szCs w:val="20"/>
-        </w:rPr>
-        <w:t>  displej(1,5,"Displej");</w:t>
-      </w:r>
-    </w:p>
-    <w:p>
-      <w:pPr>
-        <w:rPr>
-          <w:sz w:val="20"/>
-          <w:szCs w:val="20"/>
-        </w:rPr>
-      </w:pPr>
-      <w:r>
-        <w:rPr>
-          <w:sz w:val="20"/>
-          <w:szCs w:val="20"/>
-        </w:rPr>
-        <w:t>  displej(1,15,"inicializovany");</w:t>
-      </w:r>
-    </w:p>
-    <w:p>
-      <w:pPr>
-        <w:rPr>
-          <w:sz w:val="20"/>
-          <w:szCs w:val="20"/>
-        </w:rPr>
-      </w:pPr>
-    </w:p>
-    <w:p>
-      <w:pPr>
-        <w:rPr>
-          <w:sz w:val="20"/>
-          <w:szCs w:val="20"/>
-        </w:rPr>
-      </w:pPr>
-      <w:r>
-        <w:rPr>
-          <w:sz w:val="20"/>
-          <w:szCs w:val="20"/>
-        </w:rPr>
-        <w:t xml:space="preserve">  </w:t>
-      </w:r>
-      <w:proofErr w:type="spellStart"/>
-      <w:r>
-        <w:rPr>
-          <w:sz w:val="20"/>
-          <w:szCs w:val="20"/>
-        </w:rPr>
-        <w:t>if</w:t>
-      </w:r>
-      <w:proofErr w:type="spellEnd"/>
-      <w:r>
-        <w:rPr>
-          <w:sz w:val="20"/>
-          <w:szCs w:val="20"/>
-        </w:rPr>
-        <w:t>(!sht31.begin(0x44)){</w:t>
-      </w:r>
-      <w:r>
-        <w:rPr>
-          <w:sz w:val="20"/>
-          <w:szCs w:val="20"/>
-        </w:rPr>
-        <w:t xml:space="preserve"> </w:t>
-      </w:r>
-    </w:p>
-    <w:p>
-      <w:pPr>
-        <w:rPr>
-          <w:sz w:val="20"/>
-          <w:szCs w:val="20"/>
-        </w:rPr>
-      </w:pPr>
-      <w:r>
-        <w:rPr>
-          <w:sz w:val="20"/>
-          <w:szCs w:val="20"/>
-        </w:rPr>
-        <w:t xml:space="preserve">    </w:t>
-      </w:r>
-      <w:proofErr w:type="spellStart"/>
-      <w:r>
-        <w:rPr>
-          <w:sz w:val="20"/>
-          <w:szCs w:val="20"/>
-        </w:rPr>
-        <w:t>Serial.println</w:t>
-      </w:r>
-      <w:proofErr w:type="spellEnd"/>
-      <w:r>
-        <w:rPr>
-          <w:sz w:val="20"/>
-          <w:szCs w:val="20"/>
-        </w:rPr>
-        <w:t xml:space="preserve">("SHT31 sa nepodarilo </w:t>
-      </w:r>
-      <w:proofErr w:type="spellStart"/>
-      <w:r>
-        <w:rPr>
-          <w:sz w:val="20"/>
-          <w:szCs w:val="20"/>
-        </w:rPr>
-        <w:t>inicializovat</w:t>
-      </w:r>
-      <w:proofErr w:type="spellEnd"/>
-      <w:r>
-        <w:rPr>
-          <w:sz w:val="20"/>
-          <w:szCs w:val="20"/>
-        </w:rPr>
-        <w:t>");</w:t>
-      </w:r>
-      <w:r>
-        <w:rPr>
-          <w:sz w:val="20"/>
-          <w:szCs w:val="20"/>
-        </w:rPr>
-        <w:t xml:space="preserve">  //overenie </w:t>
-      </w:r>
-      <w:proofErr w:type="spellStart"/>
-      <w:r>
-        <w:rPr>
-          <w:sz w:val="20"/>
-          <w:szCs w:val="20"/>
-        </w:rPr>
-        <w:t>inicializacie</w:t>
-      </w:r>
-      <w:proofErr w:type="spellEnd"/>
-      <w:r>
-        <w:rPr>
-          <w:sz w:val="20"/>
-          <w:szCs w:val="20"/>
-        </w:rPr>
-        <w:t xml:space="preserve"> SHT31</w:t>
-      </w:r>
-    </w:p>
-    <w:p>
-      <w:pPr>
-        <w:rPr>
-          <w:sz w:val="20"/>
-          <w:szCs w:val="20"/>
-        </w:rPr>
-      </w:pPr>
-      <w:r>
-        <w:rPr>
-          <w:sz w:val="20"/>
-          <w:szCs w:val="20"/>
-        </w:rPr>
-        <w:t>    displej(1,30,"SHT31 - chyba");</w:t>
-      </w:r>
-    </w:p>
-    <w:p>
-      <w:pPr>
-        <w:rPr>
-          <w:sz w:val="20"/>
-          <w:szCs w:val="20"/>
-        </w:rPr>
-      </w:pPr>
-      <w:r>
-        <w:rPr>
-          <w:sz w:val="20"/>
-          <w:szCs w:val="20"/>
-        </w:rPr>
-        <w:t xml:space="preserve">    </w:t>
-      </w:r>
-      <w:proofErr w:type="spellStart"/>
-      <w:r>
-        <w:rPr>
-          <w:sz w:val="20"/>
-          <w:szCs w:val="20"/>
-        </w:rPr>
-        <w:t>display.display</w:t>
-      </w:r>
-      <w:proofErr w:type="spellEnd"/>
-      <w:r>
-        <w:rPr>
-          <w:sz w:val="20"/>
-          <w:szCs w:val="20"/>
-        </w:rPr>
-        <w:t>();</w:t>
-      </w:r>
-    </w:p>
-    <w:p>
-      <w:pPr>
-        <w:rPr>
-          <w:sz w:val="20"/>
-          <w:szCs w:val="20"/>
-        </w:rPr>
-      </w:pPr>
-      <w:r>
-        <w:rPr>
-          <w:sz w:val="20"/>
-          <w:szCs w:val="20"/>
-        </w:rPr>
-        <w:t xml:space="preserve">    </w:t>
-      </w:r>
-      <w:proofErr w:type="spellStart"/>
-      <w:r>
-        <w:rPr>
-          <w:sz w:val="20"/>
-          <w:szCs w:val="20"/>
-        </w:rPr>
-        <w:t>while</w:t>
-      </w:r>
-      <w:proofErr w:type="spellEnd"/>
-      <w:r>
-        <w:rPr>
-          <w:sz w:val="20"/>
-          <w:szCs w:val="20"/>
-        </w:rPr>
-        <w:t>(1);</w:t>
-      </w:r>
-    </w:p>
-    <w:p>
-      <w:pPr>
-        <w:rPr>
-          <w:sz w:val="20"/>
-          <w:szCs w:val="20"/>
-        </w:rPr>
-      </w:pPr>
-      <w:r>
-        <w:rPr>
-          <w:sz w:val="20"/>
-          <w:szCs w:val="20"/>
-        </w:rPr>
-        <w:t>  }</w:t>
-      </w:r>
-    </w:p>
-    <w:p>
-      <w:pPr>
-        <w:rPr>
-          <w:sz w:val="20"/>
-          <w:szCs w:val="20"/>
-        </w:rPr>
-      </w:pPr>
-      <w:r>
-        <w:rPr>
-          <w:sz w:val="20"/>
-          <w:szCs w:val="20"/>
-        </w:rPr>
-        <w:t xml:space="preserve">  </w:t>
-      </w:r>
-      <w:proofErr w:type="spellStart"/>
-      <w:r>
-        <w:rPr>
-          <w:sz w:val="20"/>
-          <w:szCs w:val="20"/>
-        </w:rPr>
-        <w:t>Serial.println</w:t>
-      </w:r>
-      <w:proofErr w:type="spellEnd"/>
-      <w:r>
-        <w:rPr>
-          <w:sz w:val="20"/>
-          <w:szCs w:val="20"/>
-        </w:rPr>
-        <w:t xml:space="preserve">("SHT31 </w:t>
-      </w:r>
-      <w:proofErr w:type="spellStart"/>
-      <w:r>
-        <w:rPr>
-          <w:sz w:val="20"/>
-          <w:szCs w:val="20"/>
-        </w:rPr>
-        <w:t>inicializovany</w:t>
-      </w:r>
-      <w:proofErr w:type="spellEnd"/>
-      <w:r>
-        <w:rPr>
-          <w:sz w:val="20"/>
-          <w:szCs w:val="20"/>
-        </w:rPr>
-        <w:t>");</w:t>
-      </w:r>
-    </w:p>
-    <w:p>
-      <w:pPr>
-        <w:rPr>
-          <w:sz w:val="20"/>
-          <w:szCs w:val="20"/>
-        </w:rPr>
-      </w:pPr>
-      <w:r>
-        <w:rPr>
-          <w:sz w:val="20"/>
-          <w:szCs w:val="20"/>
-        </w:rPr>
-        <w:t>  displej(1,30,"SHT31");</w:t>
-      </w:r>
-    </w:p>
-    <w:p>
-      <w:pPr>
-        <w:rPr>
-          <w:sz w:val="20"/>
-          <w:szCs w:val="20"/>
-        </w:rPr>
-      </w:pPr>
-      <w:r>
-        <w:rPr>
-          <w:sz w:val="20"/>
-          <w:szCs w:val="20"/>
-        </w:rPr>
-        <w:t>  displej(1,40,"inicializovany");</w:t>
-      </w:r>
-      <w:r>
-        <w:rPr>
-          <w:sz w:val="20"/>
-          <w:szCs w:val="20"/>
-        </w:rPr>
-        <w:t xml:space="preserve"> </w:t>
-      </w:r>
-    </w:p>
-    <w:p>
-      <w:pPr>
-        <w:rPr>
-          <w:sz w:val="20"/>
-          <w:szCs w:val="20"/>
-        </w:rPr>
-      </w:pPr>
-      <w:r>
-        <w:rPr>
-          <w:sz w:val="20"/>
-          <w:szCs w:val="20"/>
-        </w:rPr>
-        <w:t xml:space="preserve">  </w:t>
-      </w:r>
-      <w:proofErr w:type="spellStart"/>
-      <w:r>
-        <w:rPr>
-          <w:sz w:val="20"/>
-          <w:szCs w:val="20"/>
-        </w:rPr>
-        <w:t>if</w:t>
-      </w:r>
-      <w:proofErr w:type="spellEnd"/>
-      <w:r>
-        <w:rPr>
-          <w:sz w:val="20"/>
-          <w:szCs w:val="20"/>
-        </w:rPr>
-        <w:t>(!</w:t>
-      </w:r>
-      <w:proofErr w:type="spellStart"/>
-      <w:r>
-        <w:rPr>
-          <w:sz w:val="20"/>
-          <w:szCs w:val="20"/>
-        </w:rPr>
-        <w:t>rtc.begin</w:t>
-      </w:r>
-      <w:proofErr w:type="spellEnd"/>
-      <w:r>
-        <w:rPr>
-          <w:sz w:val="20"/>
-          <w:szCs w:val="20"/>
-        </w:rPr>
-        <w:t>()){</w:t>
-      </w:r>
-    </w:p>
-    <w:p>
-      <w:pPr>
-        <w:rPr>
-          <w:sz w:val="20"/>
-          <w:szCs w:val="20"/>
-        </w:rPr>
-      </w:pPr>
-      <w:r>
-        <w:rPr>
-          <w:sz w:val="20"/>
-          <w:szCs w:val="20"/>
-        </w:rPr>
-        <w:t xml:space="preserve">    </w:t>
-      </w:r>
-      <w:proofErr w:type="spellStart"/>
-      <w:r>
-        <w:rPr>
-          <w:sz w:val="20"/>
-          <w:szCs w:val="20"/>
-        </w:rPr>
-        <w:t>Serial.println</w:t>
-      </w:r>
-      <w:proofErr w:type="spellEnd"/>
-      <w:r>
-        <w:rPr>
-          <w:sz w:val="20"/>
-          <w:szCs w:val="20"/>
-        </w:rPr>
-        <w:t xml:space="preserve">("RTC modul sa nepodarilo </w:t>
-      </w:r>
-      <w:proofErr w:type="spellStart"/>
-      <w:r>
-        <w:rPr>
-          <w:sz w:val="20"/>
-          <w:szCs w:val="20"/>
-        </w:rPr>
-        <w:t>inicializovat</w:t>
-      </w:r>
-      <w:proofErr w:type="spellEnd"/>
-      <w:r>
-        <w:rPr>
-          <w:sz w:val="20"/>
-          <w:szCs w:val="20"/>
-        </w:rPr>
-        <w:t>");</w:t>
-      </w:r>
-      <w:r>
-        <w:rPr>
-          <w:sz w:val="20"/>
-          <w:szCs w:val="20"/>
-        </w:rPr>
-        <w:t xml:space="preserve"> //overenie </w:t>
-      </w:r>
-      <w:proofErr w:type="spellStart"/>
-      <w:r>
-        <w:rPr>
-          <w:sz w:val="20"/>
-          <w:szCs w:val="20"/>
-        </w:rPr>
-        <w:t>inicializacie</w:t>
-      </w:r>
-      <w:proofErr w:type="spellEnd"/>
-      <w:r>
-        <w:rPr>
-          <w:sz w:val="20"/>
-          <w:szCs w:val="20"/>
-        </w:rPr>
-        <w:t xml:space="preserve"> hodinového modulu </w:t>
-      </w:r>
-      <w:proofErr w:type="spellStart"/>
-      <w:r>
-        <w:rPr>
-          <w:sz w:val="20"/>
-          <w:szCs w:val="20"/>
-        </w:rPr>
-        <w:t>rtc</w:t>
-      </w:r>
-      <w:proofErr w:type="spellEnd"/>
-    </w:p>
-    <w:p>
-      <w:pPr>
-        <w:rPr>
-          <w:sz w:val="20"/>
-          <w:szCs w:val="20"/>
-        </w:rPr>
-      </w:pPr>
-      <w:r>
-        <w:rPr>
-          <w:sz w:val="20"/>
-          <w:szCs w:val="20"/>
-        </w:rPr>
-        <w:t>    displej(1,55,"RTC - chyba");</w:t>
-      </w:r>
-    </w:p>
-    <w:p>
-      <w:pPr>
-        <w:rPr>
-          <w:sz w:val="20"/>
-          <w:szCs w:val="20"/>
-        </w:rPr>
-      </w:pPr>
-      <w:r>
-        <w:rPr>
-          <w:sz w:val="20"/>
-          <w:szCs w:val="20"/>
-        </w:rPr>
-        <w:t xml:space="preserve">    </w:t>
-      </w:r>
-      <w:proofErr w:type="spellStart"/>
-      <w:r>
-        <w:rPr>
-          <w:sz w:val="20"/>
-          <w:szCs w:val="20"/>
-        </w:rPr>
-        <w:t>display.display</w:t>
-      </w:r>
-      <w:proofErr w:type="spellEnd"/>
-      <w:r>
-        <w:rPr>
-          <w:sz w:val="20"/>
-          <w:szCs w:val="20"/>
-        </w:rPr>
-        <w:t>();</w:t>
-      </w:r>
-    </w:p>
-    <w:p>
-      <w:pPr>
-        <w:rPr>
-          <w:sz w:val="20"/>
-          <w:szCs w:val="20"/>
-        </w:rPr>
-      </w:pPr>
-      <w:r>
-        <w:rPr>
-          <w:sz w:val="20"/>
-          <w:szCs w:val="20"/>
-        </w:rPr>
-        <w:t xml:space="preserve">    </w:t>
-      </w:r>
-      <w:proofErr w:type="spellStart"/>
-      <w:r>
-        <w:rPr>
-          <w:sz w:val="20"/>
-          <w:szCs w:val="20"/>
-        </w:rPr>
-        <w:t>while</w:t>
-      </w:r>
-      <w:proofErr w:type="spellEnd"/>
-      <w:r>
-        <w:rPr>
-          <w:sz w:val="20"/>
-          <w:szCs w:val="20"/>
-        </w:rPr>
-        <w:t>(1);</w:t>
-      </w:r>
-    </w:p>
-    <w:p>
-      <w:pPr>
-        <w:rPr>
-          <w:sz w:val="20"/>
-          <w:szCs w:val="20"/>
-        </w:rPr>
-      </w:pPr>
-      <w:r>
-        <w:rPr>
-          <w:sz w:val="20"/>
-          <w:szCs w:val="20"/>
-        </w:rPr>
-        <w:t>  }</w:t>
-      </w:r>
-    </w:p>
-    <w:p>
-      <w:pPr>
-        <w:rPr>
-          <w:sz w:val="20"/>
-          <w:szCs w:val="20"/>
-        </w:rPr>
-      </w:pPr>
-      <w:r>
-        <w:rPr>
-          <w:sz w:val="20"/>
-          <w:szCs w:val="20"/>
-        </w:rPr>
-        <w:t xml:space="preserve">  </w:t>
-      </w:r>
-      <w:proofErr w:type="spellStart"/>
-      <w:r>
-        <w:rPr>
-          <w:sz w:val="20"/>
-          <w:szCs w:val="20"/>
-        </w:rPr>
-        <w:t>Serial.println</w:t>
-      </w:r>
-      <w:proofErr w:type="spellEnd"/>
-      <w:r>
-        <w:rPr>
-          <w:sz w:val="20"/>
-          <w:szCs w:val="20"/>
-        </w:rPr>
-        <w:t xml:space="preserve">("RTC </w:t>
-      </w:r>
-      <w:proofErr w:type="spellStart"/>
-      <w:r>
-        <w:rPr>
-          <w:sz w:val="20"/>
-          <w:szCs w:val="20"/>
-        </w:rPr>
-        <w:t>inicializovany</w:t>
-      </w:r>
-      <w:proofErr w:type="spellEnd"/>
-      <w:r>
-        <w:rPr>
-          <w:sz w:val="20"/>
-          <w:szCs w:val="20"/>
-        </w:rPr>
-        <w:t>");</w:t>
-      </w:r>
-    </w:p>
-    <w:p>
-      <w:pPr>
-        <w:rPr>
-          <w:sz w:val="20"/>
-          <w:szCs w:val="20"/>
-        </w:rPr>
-      </w:pPr>
-      <w:r>
-        <w:rPr>
-          <w:sz w:val="20"/>
-          <w:szCs w:val="20"/>
-        </w:rPr>
-        <w:t xml:space="preserve">  displej(1,55,"RTC- </w:t>
-      </w:r>
-      <w:proofErr w:type="spellStart"/>
-      <w:r>
-        <w:rPr>
-          <w:sz w:val="20"/>
-          <w:szCs w:val="20"/>
-        </w:rPr>
-        <w:t>inicializovany</w:t>
-      </w:r>
-      <w:proofErr w:type="spellEnd"/>
-      <w:r>
-        <w:rPr>
-          <w:sz w:val="20"/>
-          <w:szCs w:val="20"/>
-        </w:rPr>
-        <w:t>");</w:t>
-      </w:r>
-    </w:p>
-    <w:p>
-      <w:pPr>
-        <w:rPr>
-          <w:sz w:val="20"/>
-          <w:szCs w:val="20"/>
-        </w:rPr>
-      </w:pPr>
-      <w:r>
-        <w:rPr>
-          <w:sz w:val="20"/>
-          <w:szCs w:val="20"/>
-        </w:rPr>
-        <w:t xml:space="preserve">  </w:t>
-      </w:r>
-      <w:proofErr w:type="spellStart"/>
-      <w:r>
-        <w:rPr>
-          <w:sz w:val="20"/>
-          <w:szCs w:val="20"/>
-        </w:rPr>
-        <w:t>display.display</w:t>
-      </w:r>
-      <w:proofErr w:type="spellEnd"/>
-      <w:r>
-        <w:rPr>
-          <w:sz w:val="20"/>
-          <w:szCs w:val="20"/>
-        </w:rPr>
-        <w:t>();</w:t>
-      </w:r>
-    </w:p>
-    <w:p>
-      <w:pPr>
-        <w:rPr>
-          <w:sz w:val="20"/>
-          <w:szCs w:val="20"/>
-        </w:rPr>
-      </w:pPr>
-      <w:r>
-        <w:rPr>
-          <w:sz w:val="20"/>
-          <w:szCs w:val="20"/>
-        </w:rPr>
-        <w:t xml:space="preserve">  </w:t>
-      </w:r>
-      <w:proofErr w:type="spellStart"/>
-      <w:r>
-        <w:rPr>
-          <w:sz w:val="20"/>
-          <w:szCs w:val="20"/>
-        </w:rPr>
-        <w:t>delay</w:t>
-      </w:r>
-      <w:proofErr w:type="spellEnd"/>
-      <w:r>
-        <w:rPr>
-          <w:sz w:val="20"/>
-          <w:szCs w:val="20"/>
-        </w:rPr>
-        <w:t>(1000);</w:t>
+        <w:t>  Serial.println("RTC inicializovany");</w:t>
+      </w:r>
+    </w:p>
+    <w:p>
+      <w:pPr>
+        <w:rPr>
+          <w:sz w:val="20"/>
+          <w:szCs w:val="20"/>
+        </w:rPr>
+      </w:pPr>
+      <w:r>
+        <w:rPr>
+          <w:sz w:val="20"/>
+          <w:szCs w:val="20"/>
+        </w:rPr>
+        <w:t>  displej(1,55,"RTC- inicializovany");</w:t>
+      </w:r>
+    </w:p>
+    <w:p>
+      <w:pPr>
+        <w:rPr>
+          <w:sz w:val="20"/>
+          <w:szCs w:val="20"/>
+        </w:rPr>
+      </w:pPr>
+      <w:r>
+        <w:rPr>
+          <w:sz w:val="20"/>
+          <w:szCs w:val="20"/>
+        </w:rPr>
+        <w:t>  display.display();</w:t>
+      </w:r>
+    </w:p>
+    <w:p>
+      <w:pPr>
+        <w:rPr>
+          <w:sz w:val="20"/>
+          <w:szCs w:val="20"/>
+        </w:rPr>
+      </w:pPr>
+      <w:r>
+        <w:rPr>
+          <w:sz w:val="20"/>
+          <w:szCs w:val="20"/>
+        </w:rPr>
+        <w:t>  delay(1000);</w:t>
       </w:r>
       <w:r>
         <w:rPr>
@@ -5193,180 +3948,52 @@
           <w:sz w:val="20"/>
           <w:szCs w:val="20"/>
         </w:rPr>
-        <w:t xml:space="preserve">  </w:t>
-      </w:r>
-      <w:proofErr w:type="spellStart"/>
-      <w:r>
-        <w:rPr>
-          <w:sz w:val="20"/>
-          <w:szCs w:val="20"/>
-        </w:rPr>
-        <w:t>display.clearDisplay</w:t>
-      </w:r>
-      <w:proofErr w:type="spellEnd"/>
-      <w:r>
-        <w:rPr>
-          <w:sz w:val="20"/>
-          <w:szCs w:val="20"/>
-        </w:rPr>
-        <w:t>();</w:t>
-      </w:r>
-    </w:p>
-    <w:p>
-      <w:pPr>
-        <w:rPr>
-          <w:sz w:val="20"/>
-          <w:szCs w:val="20"/>
-        </w:rPr>
-      </w:pPr>
-      <w:r>
-        <w:rPr>
-          <w:sz w:val="20"/>
-          <w:szCs w:val="20"/>
-        </w:rPr>
-        <w:t xml:space="preserve">  </w:t>
-      </w:r>
-      <w:proofErr w:type="spellStart"/>
-      <w:r>
-        <w:rPr>
-          <w:sz w:val="20"/>
-          <w:szCs w:val="20"/>
-        </w:rPr>
-        <w:t>display.display</w:t>
-      </w:r>
-      <w:proofErr w:type="spellEnd"/>
-      <w:r>
-        <w:rPr>
-          <w:sz w:val="20"/>
-          <w:szCs w:val="20"/>
-        </w:rPr>
-        <w:t>();</w:t>
-      </w:r>
-    </w:p>
-    <w:p>
-      <w:pPr>
-        <w:rPr>
-          <w:sz w:val="20"/>
-          <w:szCs w:val="20"/>
-        </w:rPr>
-      </w:pPr>
-      <w:r>
-        <w:rPr>
-          <w:sz w:val="20"/>
-          <w:szCs w:val="20"/>
-        </w:rPr>
-        <w:t xml:space="preserve">  </w:t>
-      </w:r>
-      <w:proofErr w:type="spellStart"/>
-      <w:r>
-        <w:rPr>
-          <w:sz w:val="20"/>
-          <w:szCs w:val="20"/>
-        </w:rPr>
-        <w:t>if</w:t>
-      </w:r>
-      <w:proofErr w:type="spellEnd"/>
-      <w:r>
-        <w:rPr>
-          <w:sz w:val="20"/>
-          <w:szCs w:val="20"/>
-        </w:rPr>
-        <w:t>(</w:t>
-      </w:r>
-      <w:proofErr w:type="spellStart"/>
-      <w:r>
-        <w:rPr>
-          <w:sz w:val="20"/>
-          <w:szCs w:val="20"/>
-        </w:rPr>
-        <w:t>rtc.lostPower</w:t>
-      </w:r>
-      <w:proofErr w:type="spellEnd"/>
-      <w:r>
-        <w:rPr>
-          <w:sz w:val="20"/>
-          <w:szCs w:val="20"/>
-        </w:rPr>
-        <w:t>()){</w:t>
-      </w:r>
-    </w:p>
-    <w:p>
-      <w:pPr>
-        <w:rPr>
-          <w:sz w:val="20"/>
-          <w:szCs w:val="20"/>
-        </w:rPr>
-      </w:pPr>
-      <w:r>
-        <w:rPr>
-          <w:sz w:val="20"/>
-          <w:szCs w:val="20"/>
-        </w:rPr>
-        <w:t xml:space="preserve">    </w:t>
-      </w:r>
-      <w:proofErr w:type="spellStart"/>
-      <w:r>
-        <w:rPr>
-          <w:sz w:val="20"/>
-          <w:szCs w:val="20"/>
-        </w:rPr>
-        <w:t>Serial.println</w:t>
-      </w:r>
-      <w:proofErr w:type="spellEnd"/>
-      <w:r>
-        <w:rPr>
-          <w:sz w:val="20"/>
-          <w:szCs w:val="20"/>
-        </w:rPr>
-        <w:t xml:space="preserve">("RTC stratilo </w:t>
-      </w:r>
-      <w:proofErr w:type="spellStart"/>
-      <w:r>
-        <w:rPr>
-          <w:sz w:val="20"/>
-          <w:szCs w:val="20"/>
-        </w:rPr>
-        <w:t>napanie</w:t>
-      </w:r>
-      <w:proofErr w:type="spellEnd"/>
-      <w:r>
-        <w:rPr>
-          <w:sz w:val="20"/>
-          <w:szCs w:val="20"/>
-        </w:rPr>
-        <w:t xml:space="preserve">, nastavujem </w:t>
-      </w:r>
-      <w:proofErr w:type="spellStart"/>
-      <w:r>
-        <w:rPr>
-          <w:sz w:val="20"/>
-          <w:szCs w:val="20"/>
-        </w:rPr>
-        <w:t>aktualny</w:t>
-      </w:r>
-      <w:proofErr w:type="spellEnd"/>
-      <w:r>
-        <w:rPr>
-          <w:sz w:val="20"/>
-          <w:szCs w:val="20"/>
-        </w:rPr>
-        <w:t xml:space="preserve"> </w:t>
-      </w:r>
-      <w:proofErr w:type="spellStart"/>
-      <w:r>
-        <w:rPr>
-          <w:sz w:val="20"/>
-          <w:szCs w:val="20"/>
-        </w:rPr>
-        <w:t>cas</w:t>
-      </w:r>
-      <w:proofErr w:type="spellEnd"/>
-      <w:r>
-        <w:rPr>
-          <w:sz w:val="20"/>
-          <w:szCs w:val="20"/>
-        </w:rPr>
-        <w:t>...");</w:t>
+        <w:t>  display.clearDisplay();</w:t>
+      </w:r>
+    </w:p>
+    <w:p>
+      <w:pPr>
+        <w:rPr>
+          <w:sz w:val="20"/>
+          <w:szCs w:val="20"/>
+        </w:rPr>
+      </w:pPr>
+      <w:r>
+        <w:rPr>
+          <w:sz w:val="20"/>
+          <w:szCs w:val="20"/>
+        </w:rPr>
+        <w:t>  display.display();</w:t>
+      </w:r>
+    </w:p>
+    <w:p>
+      <w:pPr>
+        <w:rPr>
+          <w:sz w:val="20"/>
+          <w:szCs w:val="20"/>
+        </w:rPr>
+      </w:pPr>
+      <w:r>
+        <w:rPr>
+          <w:sz w:val="20"/>
+          <w:szCs w:val="20"/>
+        </w:rPr>
+        <w:t>  if(rtc.lostPower()){</w:t>
+      </w:r>
+    </w:p>
+    <w:p>
+      <w:pPr>
+        <w:rPr>
+          <w:sz w:val="20"/>
+          <w:szCs w:val="20"/>
+        </w:rPr>
+      </w:pPr>
+      <w:r>
+        <w:rPr>
+          <w:sz w:val="20"/>
+          <w:szCs w:val="20"/>
+        </w:rPr>
+        <w:t>    Serial.println("RTC stratilo napanie, nastavujem aktualny cas...");</w:t>
       </w:r>
       <w:r>
         <w:rPr>
@@ -5388,39 +4015,7 @@
           <w:sz w:val="20"/>
           <w:szCs w:val="20"/>
         </w:rPr>
-        <w:t xml:space="preserve">    </w:t>
-      </w:r>
-      <w:proofErr w:type="spellStart"/>
-      <w:r>
-        <w:rPr>
-          <w:sz w:val="20"/>
-          <w:szCs w:val="20"/>
-        </w:rPr>
-        <w:t>rtc.adjust</w:t>
-      </w:r>
-      <w:proofErr w:type="spellEnd"/>
-      <w:r>
-        <w:rPr>
-          <w:sz w:val="20"/>
-          <w:szCs w:val="20"/>
-        </w:rPr>
-        <w:t>(</w:t>
-      </w:r>
-      <w:proofErr w:type="spellStart"/>
-      <w:r>
-        <w:rPr>
-          <w:sz w:val="20"/>
-          <w:szCs w:val="20"/>
-        </w:rPr>
-        <w:t>DateTime</w:t>
-      </w:r>
-      <w:proofErr w:type="spellEnd"/>
-      <w:r>
-        <w:rPr>
-          <w:sz w:val="20"/>
-          <w:szCs w:val="20"/>
-        </w:rPr>
-        <w:t>(F(__DATE__),F(__TIME__)));</w:t>
+        <w:t>    rtc.adjust(DateTime(F(__DATE__),F(__TIME__)));</w:t>
       </w:r>
       <w:r>
         <w:rPr>
@@ -5476,15 +4071,492 @@
           <w:szCs w:val="20"/>
         </w:rPr>
       </w:pPr>
-      <w:proofErr w:type="spellStart"/>
-      <w:r>
-        <w:rPr>
-          <w:sz w:val="20"/>
-          <w:szCs w:val="20"/>
-        </w:rPr>
-        <w:t>void</w:t>
-      </w:r>
-      <w:proofErr w:type="spellEnd"/>
+      <w:r>
+        <w:rPr>
+          <w:sz w:val="20"/>
+          <w:szCs w:val="20"/>
+        </w:rPr>
+        <w:t>void loop() {</w:t>
+      </w:r>
+    </w:p>
+    <w:p>
+      <w:pPr>
+        <w:rPr>
+          <w:sz w:val="20"/>
+          <w:szCs w:val="20"/>
+        </w:rPr>
+      </w:pPr>
+      <w:r>
+        <w:rPr>
+          <w:sz w:val="20"/>
+          <w:szCs w:val="20"/>
+        </w:rPr>
+        <w:t>  // put your main code here, to run repeatedly:</w:t>
+      </w:r>
+    </w:p>
+    <w:p>
+      <w:pPr>
+        <w:rPr>
+          <w:sz w:val="20"/>
+          <w:szCs w:val="20"/>
+        </w:rPr>
+      </w:pPr>
+      <w:r>
+        <w:rPr>
+          <w:sz w:val="20"/>
+          <w:szCs w:val="20"/>
+        </w:rPr>
+        <w:t>  if(millis() - lastControl &gt;= intervalControl){</w:t>
+      </w:r>
+      <w:r>
+        <w:rPr>
+          <w:sz w:val="20"/>
+          <w:szCs w:val="20"/>
+        </w:rPr>
+        <w:t xml:space="preserve"> //overov</w:t>
+      </w:r>
+      <w:r>
+        <w:rPr>
+          <w:sz w:val="20"/>
+          <w:szCs w:val="20"/>
+        </w:rPr>
+        <w:t>anie intervalu</w:t>
+      </w:r>
+    </w:p>
+    <w:p>
+      <w:pPr>
+        <w:rPr>
+          <w:sz w:val="20"/>
+          <w:szCs w:val="20"/>
+        </w:rPr>
+      </w:pPr>
+      <w:r>
+        <w:rPr>
+          <w:sz w:val="20"/>
+          <w:szCs w:val="20"/>
+        </w:rPr>
+        <w:t>    lastControl = millis();</w:t>
+      </w:r>
+      <w:r>
+        <w:rPr>
+          <w:sz w:val="20"/>
+          <w:szCs w:val="20"/>
+        </w:rPr>
+        <w:t xml:space="preserve"> // zapisovanie času od poslednej kontroly</w:t>
+      </w:r>
+    </w:p>
+    <w:p>
+      <w:pPr>
+        <w:rPr>
+          <w:sz w:val="20"/>
+          <w:szCs w:val="20"/>
+        </w:rPr>
+      </w:pPr>
+    </w:p>
+    <w:p>
+      <w:pPr>
+        <w:rPr>
+          <w:sz w:val="20"/>
+          <w:szCs w:val="20"/>
+        </w:rPr>
+      </w:pPr>
+      <w:r>
+        <w:rPr>
+          <w:sz w:val="20"/>
+          <w:szCs w:val="20"/>
+        </w:rPr>
+        <w:t>    float t = sht31.readTemperature();</w:t>
+      </w:r>
+      <w:r>
+        <w:rPr>
+          <w:sz w:val="20"/>
+          <w:szCs w:val="20"/>
+        </w:rPr>
+        <w:t xml:space="preserve"> //čítanie aktuálnej teploty</w:t>
+      </w:r>
+    </w:p>
+    <w:p>
+      <w:pPr>
+        <w:rPr>
+          <w:sz w:val="20"/>
+          <w:szCs w:val="20"/>
+        </w:rPr>
+      </w:pPr>
+      <w:r>
+        <w:rPr>
+          <w:sz w:val="20"/>
+          <w:szCs w:val="20"/>
+        </w:rPr>
+        <w:t>    float h = sht31.readHumidity();</w:t>
+      </w:r>
+      <w:r>
+        <w:rPr>
+          <w:sz w:val="20"/>
+          <w:szCs w:val="20"/>
+        </w:rPr>
+        <w:t xml:space="preserve"> //čítanie aktuálnej vlhkosti</w:t>
+      </w:r>
+    </w:p>
+    <w:p>
+      <w:pPr>
+        <w:rPr>
+          <w:sz w:val="20"/>
+          <w:szCs w:val="20"/>
+        </w:rPr>
+      </w:pPr>
+    </w:p>
+    <w:p>
+      <w:pPr>
+        <w:rPr>
+          <w:sz w:val="20"/>
+          <w:szCs w:val="20"/>
+        </w:rPr>
+      </w:pPr>
+      <w:r>
+        <w:rPr>
+          <w:sz w:val="20"/>
+          <w:szCs w:val="20"/>
+        </w:rPr>
+        <w:t>    display.fillRect(</w:t>
+      </w:r>
+      <w:r>
+        <w:rPr>
+          <w:sz w:val="20"/>
+          <w:szCs w:val="20"/>
+        </w:rPr>
+        <w:t>0</w:t>
+      </w:r>
+      <w:r>
+        <w:rPr>
+          <w:sz w:val="20"/>
+          <w:szCs w:val="20"/>
+        </w:rPr>
+        <w:t>, 0, 128,40, SSD1306_BLACK);</w:t>
+      </w:r>
+      <w:r>
+        <w:rPr>
+          <w:sz w:val="20"/>
+          <w:szCs w:val="20"/>
+        </w:rPr>
+        <w:t xml:space="preserve"> //vymazanie určenej časti displeja</w:t>
+      </w:r>
+    </w:p>
+    <w:p>
+      <w:pPr>
+        <w:rPr>
+          <w:sz w:val="20"/>
+          <w:szCs w:val="20"/>
+        </w:rPr>
+      </w:pPr>
+      <w:r>
+        <w:rPr>
+          <w:sz w:val="20"/>
+          <w:szCs w:val="20"/>
+        </w:rPr>
+        <w:t>    if(!isnan(t)&amp;&amp;!isnan(h)){</w:t>
+      </w:r>
+      <w:r>
+        <w:rPr>
+          <w:sz w:val="20"/>
+          <w:szCs w:val="20"/>
+        </w:rPr>
+        <w:t xml:space="preserve"> //overenie, či sa pod premennými “t” a “h” nachádza číselná hodnosta</w:t>
+      </w:r>
+    </w:p>
+    <w:p>
+      <w:pPr>
+        <w:rPr>
+          <w:sz w:val="20"/>
+          <w:szCs w:val="20"/>
+        </w:rPr>
+      </w:pPr>
+      <w:r>
+        <w:rPr>
+          <w:sz w:val="20"/>
+          <w:szCs w:val="20"/>
+        </w:rPr>
+        <w:t>      displej(5,5,"Teplota: "+ String(t) + " C");</w:t>
+      </w:r>
+      <w:r>
+        <w:rPr>
+          <w:sz w:val="20"/>
+          <w:szCs w:val="20"/>
+        </w:rPr>
+        <w:t xml:space="preserve">  //výpis teploty na displej</w:t>
+      </w:r>
+    </w:p>
+    <w:p>
+      <w:pPr>
+        <w:rPr>
+          <w:sz w:val="20"/>
+          <w:szCs w:val="20"/>
+        </w:rPr>
+      </w:pPr>
+      <w:r>
+        <w:rPr>
+          <w:sz w:val="20"/>
+          <w:szCs w:val="20"/>
+        </w:rPr>
+        <w:t>      displej(5,20,"Vlhkost: "+ String(h) + " %");</w:t>
+      </w:r>
+      <w:r>
+        <w:rPr>
+          <w:sz w:val="20"/>
+          <w:szCs w:val="20"/>
+        </w:rPr>
+        <w:t xml:space="preserve"> //výpis vlhkosti na displej</w:t>
+      </w:r>
+    </w:p>
+    <w:p>
+      <w:pPr>
+        <w:rPr>
+          <w:sz w:val="20"/>
+          <w:szCs w:val="20"/>
+        </w:rPr>
+      </w:pPr>
+      <w:r>
+        <w:rPr>
+          <w:sz w:val="20"/>
+          <w:szCs w:val="20"/>
+        </w:rPr>
+        <w:t>    } else {</w:t>
+      </w:r>
+    </w:p>
+    <w:p>
+      <w:pPr>
+        <w:rPr>
+          <w:sz w:val="20"/>
+          <w:szCs w:val="20"/>
+        </w:rPr>
+      </w:pPr>
+      <w:r>
+        <w:rPr>
+          <w:sz w:val="20"/>
+          <w:szCs w:val="20"/>
+        </w:rPr>
+        <w:t>      displej(1,5,"Chyba SHT");</w:t>
+      </w:r>
+      <w:r>
+        <w:rPr>
+          <w:sz w:val="20"/>
+          <w:szCs w:val="20"/>
+        </w:rPr>
+        <w:t xml:space="preserve"> // v prípade, že sa pod premennými “t” a “h” nenáchádza číselná hodnota</w:t>
+      </w:r>
+    </w:p>
+    <w:p>
+      <w:pPr>
+        <w:rPr>
+          <w:sz w:val="20"/>
+          <w:szCs w:val="20"/>
+        </w:rPr>
+      </w:pPr>
+      <w:r>
+        <w:rPr>
+          <w:sz w:val="20"/>
+          <w:szCs w:val="20"/>
+        </w:rPr>
+        <w:t>    }</w:t>
+      </w:r>
+    </w:p>
+    <w:p>
+      <w:pPr>
+        <w:rPr>
+          <w:sz w:val="20"/>
+          <w:szCs w:val="20"/>
+        </w:rPr>
+      </w:pPr>
+      <w:r>
+        <w:rPr>
+          <w:sz w:val="20"/>
+          <w:szCs w:val="20"/>
+        </w:rPr>
+        <w:t>    display.display();</w:t>
+      </w:r>
+      <w:r>
+        <w:rPr>
+          <w:sz w:val="20"/>
+          <w:szCs w:val="20"/>
+        </w:rPr>
+        <w:t xml:space="preserve"> // zobrazenie predošlých príkazov na displeji</w:t>
+      </w:r>
+    </w:p>
+    <w:p>
+      <w:pPr>
+        <w:rPr>
+          <w:sz w:val="20"/>
+          <w:szCs w:val="20"/>
+        </w:rPr>
+      </w:pPr>
+      <w:r>
+        <w:rPr>
+          <w:sz w:val="20"/>
+          <w:szCs w:val="20"/>
+        </w:rPr>
+        <w:t>  }</w:t>
+      </w:r>
+    </w:p>
+    <w:p>
+      <w:pPr>
+        <w:rPr>
+          <w:sz w:val="20"/>
+          <w:szCs w:val="20"/>
+        </w:rPr>
+      </w:pPr>
+      <w:r>
+        <w:rPr>
+          <w:sz w:val="20"/>
+          <w:szCs w:val="20"/>
+        </w:rPr>
+        <w:t xml:space="preserve">  </w:t>
+      </w:r>
+    </w:p>
+    <w:p>
+      <w:pPr>
+        <w:rPr>
+          <w:sz w:val="20"/>
+          <w:szCs w:val="20"/>
+        </w:rPr>
+      </w:pPr>
+      <w:r>
+        <w:rPr>
+          <w:sz w:val="20"/>
+          <w:szCs w:val="20"/>
+        </w:rPr>
+        <w:t>  static unsigned long lastSerial = 0;</w:t>
+      </w:r>
+    </w:p>
+    <w:p>
+      <w:pPr>
+        <w:rPr>
+          <w:sz w:val="20"/>
+          <w:szCs w:val="20"/>
+        </w:rPr>
+      </w:pPr>
+      <w:r>
+        <w:rPr>
+          <w:sz w:val="20"/>
+          <w:szCs w:val="20"/>
+        </w:rPr>
+        <w:t>  if(millis() - lastSerial &gt;= 500){</w:t>
+      </w:r>
+      <w:r>
+        <w:rPr>
+          <w:sz w:val="20"/>
+          <w:szCs w:val="20"/>
+        </w:rPr>
+        <w:t xml:space="preserve"> //overenie intervalu čítania času</w:t>
+      </w:r>
+    </w:p>
+    <w:p>
+      <w:pPr>
+        <w:rPr>
+          <w:sz w:val="20"/>
+          <w:szCs w:val="20"/>
+        </w:rPr>
+      </w:pPr>
+      <w:r>
+        <w:rPr>
+          <w:sz w:val="20"/>
+          <w:szCs w:val="20"/>
+        </w:rPr>
+        <w:t>    lastSerial = millis();</w:t>
+      </w:r>
+    </w:p>
+    <w:p>
+      <w:pPr>
+        <w:rPr>
+          <w:sz w:val="20"/>
+          <w:szCs w:val="20"/>
+        </w:rPr>
+      </w:pPr>
+      <w:r>
+        <w:rPr>
+          <w:sz w:val="20"/>
+          <w:szCs w:val="20"/>
+        </w:rPr>
+        <w:t>    display.fillRect(</w:t>
+      </w:r>
+      <w:r>
+        <w:rPr>
+          <w:sz w:val="20"/>
+          <w:szCs w:val="20"/>
+        </w:rPr>
+        <w:t>0</w:t>
+      </w:r>
+      <w:r>
+        <w:rPr>
+          <w:sz w:val="20"/>
+          <w:szCs w:val="20"/>
+        </w:rPr>
+        <w:t>, 50, 128,10, SSD1306_BLACK);</w:t>
+      </w:r>
+    </w:p>
+    <w:p>
+      <w:pPr>
+        <w:rPr>
+          <w:sz w:val="20"/>
+          <w:szCs w:val="20"/>
+        </w:rPr>
+      </w:pPr>
+      <w:r>
+        <w:rPr>
+          <w:sz w:val="20"/>
+          <w:szCs w:val="20"/>
+        </w:rPr>
+        <w:t>    DateTime now = rtc.now();</w:t>
+      </w:r>
+      <w:r>
+        <w:rPr>
+          <w:sz w:val="20"/>
+          <w:szCs w:val="20"/>
+        </w:rPr>
+        <w:t xml:space="preserve"> //čítanie aktuálneho času</w:t>
+      </w:r>
+    </w:p>
+    <w:p>
+      <w:pPr>
+        <w:rPr>
+          <w:sz w:val="20"/>
+          <w:szCs w:val="20"/>
+        </w:rPr>
+      </w:pPr>
+      <w:r>
+        <w:rPr>
+          <w:sz w:val="20"/>
+          <w:szCs w:val="20"/>
+        </w:rPr>
+        <w:t xml:space="preserve">    //zobrazenie </w:t>
+      </w:r>
+      <w:r>
+        <w:rPr>
+          <w:sz w:val="20"/>
+          <w:szCs w:val="20"/>
+        </w:rPr>
+        <w:t>času</w:t>
+      </w:r>
+      <w:r>
+        <w:rPr>
+          <w:sz w:val="20"/>
+          <w:szCs w:val="20"/>
+        </w:rPr>
+        <w:t xml:space="preserve"> na sériovom monitore</w:t>
+      </w:r>
+    </w:p>
+    <w:p>
+      <w:pPr>
+        <w:rPr>
+          <w:sz w:val="20"/>
+          <w:szCs w:val="20"/>
+        </w:rPr>
+      </w:pPr>
+      <w:r>
+        <w:rPr>
+          <w:sz w:val="20"/>
+          <w:szCs w:val="20"/>
+        </w:rPr>
+        <w:t>    Serial.print(now.hour() &lt; 10 ? "0" : "");</w:t>
+      </w:r>
       <w:r>
         <w:rPr>
           <w:sz w:val="20"/>
@@ -5492,46 +4564,157 @@
         </w:rPr>
         <w:t xml:space="preserve"> </w:t>
       </w:r>
-      <w:proofErr w:type="spellStart"/>
-      <w:r>
-        <w:rPr>
-          <w:sz w:val="20"/>
-          <w:szCs w:val="20"/>
-        </w:rPr>
-        <w:t>loop</w:t>
-      </w:r>
-      <w:proofErr w:type="spellEnd"/>
-      <w:r>
-        <w:rPr>
-          <w:sz w:val="20"/>
-          <w:szCs w:val="20"/>
-        </w:rPr>
-        <w:t>() {</w:t>
-      </w:r>
-    </w:p>
-    <w:p>
-      <w:pPr>
-        <w:rPr>
-          <w:sz w:val="20"/>
-          <w:szCs w:val="20"/>
-        </w:rPr>
-      </w:pPr>
-      <w:r>
-        <w:rPr>
-          <w:sz w:val="20"/>
-          <w:szCs w:val="20"/>
-        </w:rPr>
-        <w:t xml:space="preserve">  // </w:t>
-      </w:r>
-      <w:proofErr w:type="spellStart"/>
-      <w:r>
-        <w:rPr>
-          <w:sz w:val="20"/>
-          <w:szCs w:val="20"/>
-        </w:rPr>
-        <w:t>put</w:t>
-      </w:r>
-      <w:proofErr w:type="spellEnd"/>
+    </w:p>
+    <w:p>
+      <w:pPr>
+        <w:rPr>
+          <w:sz w:val="20"/>
+          <w:szCs w:val="20"/>
+        </w:rPr>
+      </w:pPr>
+      <w:r>
+        <w:rPr>
+          <w:sz w:val="20"/>
+          <w:szCs w:val="20"/>
+        </w:rPr>
+        <w:t>    Serial.print(now.hour());</w:t>
+      </w:r>
+    </w:p>
+    <w:p>
+      <w:pPr>
+        <w:rPr>
+          <w:sz w:val="20"/>
+          <w:szCs w:val="20"/>
+        </w:rPr>
+      </w:pPr>
+      <w:r>
+        <w:rPr>
+          <w:sz w:val="20"/>
+          <w:szCs w:val="20"/>
+        </w:rPr>
+        <w:t>    Serial.print(":");</w:t>
+      </w:r>
+    </w:p>
+    <w:p>
+      <w:pPr>
+        <w:rPr>
+          <w:sz w:val="20"/>
+          <w:szCs w:val="20"/>
+        </w:rPr>
+      </w:pPr>
+      <w:r>
+        <w:rPr>
+          <w:sz w:val="20"/>
+          <w:szCs w:val="20"/>
+        </w:rPr>
+        <w:lastRenderedPageBreak/>
+        <w:t>    Serial.print(now.minute() &lt; 10 ? "0" : "");</w:t>
+      </w:r>
+    </w:p>
+    <w:p>
+      <w:pPr>
+        <w:rPr>
+          <w:sz w:val="20"/>
+          <w:szCs w:val="20"/>
+        </w:rPr>
+      </w:pPr>
+      <w:r>
+        <w:rPr>
+          <w:sz w:val="20"/>
+          <w:szCs w:val="20"/>
+        </w:rPr>
+        <w:t>    Serial.print(now.minute());</w:t>
+      </w:r>
+    </w:p>
+    <w:p>
+      <w:pPr>
+        <w:rPr>
+          <w:sz w:val="20"/>
+          <w:szCs w:val="20"/>
+        </w:rPr>
+      </w:pPr>
+      <w:r>
+        <w:rPr>
+          <w:sz w:val="20"/>
+          <w:szCs w:val="20"/>
+        </w:rPr>
+        <w:t>    Serial.print(":");</w:t>
+      </w:r>
+    </w:p>
+    <w:p>
+      <w:pPr>
+        <w:rPr>
+          <w:sz w:val="20"/>
+          <w:szCs w:val="20"/>
+        </w:rPr>
+      </w:pPr>
+      <w:r>
+        <w:rPr>
+          <w:sz w:val="20"/>
+          <w:szCs w:val="20"/>
+        </w:rPr>
+        <w:t>    Serial.print(now.second() &lt; 10 ? "0" : "");</w:t>
+      </w:r>
+    </w:p>
+    <w:p>
+      <w:pPr>
+        <w:rPr>
+          <w:sz w:val="20"/>
+          <w:szCs w:val="20"/>
+        </w:rPr>
+      </w:pPr>
+      <w:r>
+        <w:rPr>
+          <w:sz w:val="20"/>
+          <w:szCs w:val="20"/>
+        </w:rPr>
+        <w:t>    Serial.println(now.second());</w:t>
+      </w:r>
+    </w:p>
+    <w:p>
+      <w:pPr>
+        <w:rPr>
+          <w:sz w:val="20"/>
+          <w:szCs w:val="20"/>
+        </w:rPr>
+      </w:pPr>
+    </w:p>
+    <w:p>
+      <w:pPr>
+        <w:rPr>
+          <w:sz w:val="20"/>
+          <w:szCs w:val="20"/>
+        </w:rPr>
+      </w:pPr>
+      <w:r>
+        <w:rPr>
+          <w:sz w:val="20"/>
+          <w:szCs w:val="20"/>
+        </w:rPr>
+        <w:t>    //zobrazenie dátumu</w:t>
+      </w:r>
+      <w:r>
+        <w:rPr>
+          <w:sz w:val="20"/>
+          <w:szCs w:val="20"/>
+        </w:rPr>
+        <w:t xml:space="preserve"> na displej</w:t>
+      </w:r>
+    </w:p>
+    <w:p>
+      <w:pPr>
+        <w:rPr>
+          <w:sz w:val="20"/>
+          <w:szCs w:val="20"/>
+        </w:rPr>
+      </w:pPr>
+      <w:r>
+        <w:rPr>
+          <w:sz w:val="20"/>
+          <w:szCs w:val="20"/>
+        </w:rPr>
+        <w:t>    display.setCursor(5,40);</w:t>
+      </w:r>
       <w:r>
         <w:rPr>
           <w:sz w:val="20"/>
@@ -5539,1398 +4722,103 @@
         </w:rPr>
         <w:t xml:space="preserve"> </w:t>
       </w:r>
-      <w:proofErr w:type="spellStart"/>
-      <w:r>
-        <w:rPr>
-          <w:sz w:val="20"/>
-          <w:szCs w:val="20"/>
-        </w:rPr>
-        <w:t>your</w:t>
-      </w:r>
-      <w:proofErr w:type="spellEnd"/>
-      <w:r>
-        <w:rPr>
-          <w:sz w:val="20"/>
-          <w:szCs w:val="20"/>
-        </w:rPr>
-        <w:t xml:space="preserve"> </w:t>
-      </w:r>
-      <w:proofErr w:type="spellStart"/>
-      <w:r>
-        <w:rPr>
-          <w:sz w:val="20"/>
-          <w:szCs w:val="20"/>
-        </w:rPr>
-        <w:t>main</w:t>
-      </w:r>
-      <w:proofErr w:type="spellEnd"/>
-      <w:r>
-        <w:rPr>
-          <w:sz w:val="20"/>
-          <w:szCs w:val="20"/>
-        </w:rPr>
-        <w:t xml:space="preserve"> </w:t>
-      </w:r>
-      <w:proofErr w:type="spellStart"/>
-      <w:r>
-        <w:rPr>
-          <w:sz w:val="20"/>
-          <w:szCs w:val="20"/>
-        </w:rPr>
-        <w:t>code</w:t>
-      </w:r>
-      <w:proofErr w:type="spellEnd"/>
-      <w:r>
-        <w:rPr>
-          <w:sz w:val="20"/>
-          <w:szCs w:val="20"/>
-        </w:rPr>
-        <w:t xml:space="preserve"> </w:t>
-      </w:r>
-      <w:proofErr w:type="spellStart"/>
-      <w:r>
-        <w:rPr>
-          <w:sz w:val="20"/>
-          <w:szCs w:val="20"/>
-        </w:rPr>
-        <w:t>here</w:t>
-      </w:r>
-      <w:proofErr w:type="spellEnd"/>
-      <w:r>
-        <w:rPr>
-          <w:sz w:val="20"/>
-          <w:szCs w:val="20"/>
-        </w:rPr>
-        <w:t xml:space="preserve">, to run </w:t>
-      </w:r>
-      <w:proofErr w:type="spellStart"/>
-      <w:r>
-        <w:rPr>
-          <w:sz w:val="20"/>
-          <w:szCs w:val="20"/>
-        </w:rPr>
-        <w:t>repeatedly</w:t>
-      </w:r>
-      <w:proofErr w:type="spellEnd"/>
-      <w:r>
-        <w:rPr>
-          <w:sz w:val="20"/>
-          <w:szCs w:val="20"/>
-        </w:rPr>
-        <w:t>:</w:t>
-      </w:r>
-    </w:p>
-    <w:p>
-      <w:pPr>
-        <w:rPr>
-          <w:sz w:val="20"/>
-          <w:szCs w:val="20"/>
-        </w:rPr>
-      </w:pPr>
-      <w:r>
-        <w:rPr>
-          <w:sz w:val="20"/>
-          <w:szCs w:val="20"/>
-        </w:rPr>
-        <w:t xml:space="preserve">  </w:t>
-      </w:r>
-      <w:proofErr w:type="spellStart"/>
-      <w:r>
-        <w:rPr>
-          <w:sz w:val="20"/>
-          <w:szCs w:val="20"/>
-        </w:rPr>
-        <w:t>if</w:t>
-      </w:r>
-      <w:proofErr w:type="spellEnd"/>
-      <w:r>
-        <w:rPr>
-          <w:sz w:val="20"/>
-          <w:szCs w:val="20"/>
-        </w:rPr>
-        <w:t>(</w:t>
-      </w:r>
-      <w:proofErr w:type="spellStart"/>
-      <w:r>
-        <w:rPr>
-          <w:sz w:val="20"/>
-          <w:szCs w:val="20"/>
-        </w:rPr>
-        <w:t>millis</w:t>
-      </w:r>
-      <w:proofErr w:type="spellEnd"/>
-      <w:r>
-        <w:rPr>
-          <w:sz w:val="20"/>
-          <w:szCs w:val="20"/>
-        </w:rPr>
-        <w:t xml:space="preserve">() - </w:t>
-      </w:r>
-      <w:proofErr w:type="spellStart"/>
-      <w:r>
-        <w:rPr>
-          <w:sz w:val="20"/>
-          <w:szCs w:val="20"/>
-        </w:rPr>
-        <w:t>lastControl</w:t>
-      </w:r>
-      <w:proofErr w:type="spellEnd"/>
-      <w:r>
-        <w:rPr>
-          <w:sz w:val="20"/>
-          <w:szCs w:val="20"/>
-        </w:rPr>
-        <w:t xml:space="preserve"> &gt;= </w:t>
-      </w:r>
-      <w:proofErr w:type="spellStart"/>
-      <w:r>
-        <w:rPr>
-          <w:sz w:val="20"/>
-          <w:szCs w:val="20"/>
-        </w:rPr>
-        <w:t>intervalControl</w:t>
-      </w:r>
-      <w:proofErr w:type="spellEnd"/>
-      <w:r>
-        <w:rPr>
-          <w:sz w:val="20"/>
-          <w:szCs w:val="20"/>
-        </w:rPr>
-        <w:t>){</w:t>
-      </w:r>
-      <w:r>
-        <w:rPr>
-          <w:sz w:val="20"/>
-          <w:szCs w:val="20"/>
-        </w:rPr>
-        <w:t xml:space="preserve"> //overov</w:t>
-      </w:r>
-      <w:r>
-        <w:rPr>
-          <w:sz w:val="20"/>
-          <w:szCs w:val="20"/>
-        </w:rPr>
-        <w:t>anie intervalu</w:t>
-      </w:r>
-    </w:p>
-    <w:p>
-      <w:pPr>
-        <w:rPr>
-          <w:sz w:val="20"/>
-          <w:szCs w:val="20"/>
-        </w:rPr>
-      </w:pPr>
-      <w:r>
-        <w:rPr>
-          <w:sz w:val="20"/>
-          <w:szCs w:val="20"/>
-        </w:rPr>
-        <w:t xml:space="preserve">    </w:t>
-      </w:r>
-      <w:proofErr w:type="spellStart"/>
-      <w:r>
-        <w:rPr>
-          <w:sz w:val="20"/>
-          <w:szCs w:val="20"/>
-        </w:rPr>
-        <w:t>lastControl</w:t>
-      </w:r>
-      <w:proofErr w:type="spellEnd"/>
-      <w:r>
-        <w:rPr>
-          <w:sz w:val="20"/>
-          <w:szCs w:val="20"/>
-        </w:rPr>
-        <w:t xml:space="preserve"> = </w:t>
-      </w:r>
-      <w:proofErr w:type="spellStart"/>
-      <w:r>
-        <w:rPr>
-          <w:sz w:val="20"/>
-          <w:szCs w:val="20"/>
-        </w:rPr>
-        <w:t>millis</w:t>
-      </w:r>
-      <w:proofErr w:type="spellEnd"/>
-      <w:r>
-        <w:rPr>
-          <w:sz w:val="20"/>
-          <w:szCs w:val="20"/>
-        </w:rPr>
-        <w:t>();</w:t>
-      </w:r>
-      <w:r>
-        <w:rPr>
-          <w:sz w:val="20"/>
-          <w:szCs w:val="20"/>
-        </w:rPr>
-        <w:t xml:space="preserve"> // zapisovanie času od poslednej kontroly</w:t>
-      </w:r>
-    </w:p>
-    <w:p>
-      <w:pPr>
-        <w:rPr>
-          <w:sz w:val="20"/>
-          <w:szCs w:val="20"/>
-        </w:rPr>
-      </w:pPr>
-    </w:p>
-    <w:p>
-      <w:pPr>
-        <w:rPr>
-          <w:sz w:val="20"/>
-          <w:szCs w:val="20"/>
-        </w:rPr>
-      </w:pPr>
-      <w:r>
-        <w:rPr>
-          <w:sz w:val="20"/>
-          <w:szCs w:val="20"/>
-        </w:rPr>
-        <w:t xml:space="preserve">    </w:t>
-      </w:r>
-      <w:proofErr w:type="spellStart"/>
-      <w:r>
-        <w:rPr>
-          <w:sz w:val="20"/>
-          <w:szCs w:val="20"/>
-        </w:rPr>
-        <w:t>float</w:t>
-      </w:r>
-      <w:proofErr w:type="spellEnd"/>
-      <w:r>
-        <w:rPr>
-          <w:sz w:val="20"/>
-          <w:szCs w:val="20"/>
-        </w:rPr>
-        <w:t xml:space="preserve"> t = sht31.readTemperature();</w:t>
-      </w:r>
-      <w:r>
-        <w:rPr>
-          <w:sz w:val="20"/>
-          <w:szCs w:val="20"/>
-        </w:rPr>
-        <w:t xml:space="preserve"> //čítanie aktuálnej teploty</w:t>
-      </w:r>
-    </w:p>
-    <w:p>
-      <w:pPr>
-        <w:rPr>
-          <w:sz w:val="20"/>
-          <w:szCs w:val="20"/>
-        </w:rPr>
-      </w:pPr>
-      <w:r>
-        <w:rPr>
-          <w:sz w:val="20"/>
-          <w:szCs w:val="20"/>
-        </w:rPr>
-        <w:t xml:space="preserve">    </w:t>
-      </w:r>
-      <w:proofErr w:type="spellStart"/>
-      <w:r>
-        <w:rPr>
-          <w:sz w:val="20"/>
-          <w:szCs w:val="20"/>
-        </w:rPr>
-        <w:t>float</w:t>
-      </w:r>
-      <w:proofErr w:type="spellEnd"/>
-      <w:r>
-        <w:rPr>
-          <w:sz w:val="20"/>
-          <w:szCs w:val="20"/>
-        </w:rPr>
-        <w:t xml:space="preserve"> h = sht31.readHumidity();</w:t>
-      </w:r>
-      <w:r>
-        <w:rPr>
-          <w:sz w:val="20"/>
-          <w:szCs w:val="20"/>
-        </w:rPr>
-        <w:t xml:space="preserve"> //čítanie aktuálnej vlhkosti</w:t>
-      </w:r>
-    </w:p>
-    <w:p>
-      <w:pPr>
-        <w:rPr>
-          <w:sz w:val="20"/>
-          <w:szCs w:val="20"/>
-        </w:rPr>
-      </w:pPr>
-    </w:p>
-    <w:p>
-      <w:pPr>
-        <w:rPr>
-          <w:sz w:val="20"/>
-          <w:szCs w:val="20"/>
-        </w:rPr>
-      </w:pPr>
-      <w:r>
-        <w:rPr>
-          <w:sz w:val="20"/>
-          <w:szCs w:val="20"/>
-        </w:rPr>
-        <w:t xml:space="preserve">    </w:t>
-      </w:r>
-      <w:proofErr w:type="spellStart"/>
-      <w:r>
-        <w:rPr>
-          <w:sz w:val="20"/>
-          <w:szCs w:val="20"/>
-        </w:rPr>
-        <w:t>display.fillRect</w:t>
-      </w:r>
-      <w:proofErr w:type="spellEnd"/>
-      <w:r>
-        <w:rPr>
-          <w:sz w:val="20"/>
-          <w:szCs w:val="20"/>
-        </w:rPr>
-        <w:t>(</w:t>
-      </w:r>
-      <w:r>
-        <w:rPr>
-          <w:sz w:val="20"/>
-          <w:szCs w:val="20"/>
-        </w:rPr>
-        <w:t>0</w:t>
-      </w:r>
-      <w:r>
-        <w:rPr>
-          <w:sz w:val="20"/>
-          <w:szCs w:val="20"/>
-        </w:rPr>
-        <w:t>, 0, 128,40, SSD1306_BLACK);</w:t>
-      </w:r>
-      <w:r>
-        <w:rPr>
-          <w:sz w:val="20"/>
-          <w:szCs w:val="20"/>
-        </w:rPr>
-        <w:t xml:space="preserve"> //vymazanie určenej časti displeja</w:t>
-      </w:r>
-    </w:p>
-    <w:p>
-      <w:pPr>
-        <w:rPr>
-          <w:sz w:val="20"/>
-          <w:szCs w:val="20"/>
-        </w:rPr>
-      </w:pPr>
-      <w:r>
-        <w:rPr>
-          <w:sz w:val="20"/>
-          <w:szCs w:val="20"/>
-        </w:rPr>
-        <w:t xml:space="preserve">    </w:t>
-      </w:r>
-      <w:proofErr w:type="spellStart"/>
-      <w:r>
-        <w:rPr>
-          <w:sz w:val="20"/>
-          <w:szCs w:val="20"/>
-        </w:rPr>
-        <w:t>if</w:t>
-      </w:r>
-      <w:proofErr w:type="spellEnd"/>
-      <w:r>
-        <w:rPr>
-          <w:sz w:val="20"/>
-          <w:szCs w:val="20"/>
-        </w:rPr>
-        <w:t>(!</w:t>
-      </w:r>
-      <w:proofErr w:type="spellStart"/>
-      <w:r>
-        <w:rPr>
-          <w:sz w:val="20"/>
-          <w:szCs w:val="20"/>
-        </w:rPr>
-        <w:t>isnan</w:t>
-      </w:r>
-      <w:proofErr w:type="spellEnd"/>
-      <w:r>
-        <w:rPr>
-          <w:sz w:val="20"/>
-          <w:szCs w:val="20"/>
-        </w:rPr>
-        <w:t>(t)&amp;&amp;!</w:t>
-      </w:r>
-      <w:proofErr w:type="spellStart"/>
-      <w:r>
-        <w:rPr>
-          <w:sz w:val="20"/>
-          <w:szCs w:val="20"/>
-        </w:rPr>
-        <w:t>isnan</w:t>
-      </w:r>
-      <w:proofErr w:type="spellEnd"/>
-      <w:r>
-        <w:rPr>
-          <w:sz w:val="20"/>
-          <w:szCs w:val="20"/>
-        </w:rPr>
-        <w:t>(h)){</w:t>
-      </w:r>
-      <w:r>
-        <w:rPr>
-          <w:sz w:val="20"/>
-          <w:szCs w:val="20"/>
-        </w:rPr>
-        <w:t xml:space="preserve"> //overenie, či sa pod premennými “t” a “h” nachádza číselná </w:t>
-      </w:r>
-      <w:proofErr w:type="spellStart"/>
-      <w:r>
-        <w:rPr>
-          <w:sz w:val="20"/>
-          <w:szCs w:val="20"/>
-        </w:rPr>
-        <w:t>hodnosta</w:t>
-      </w:r>
-      <w:proofErr w:type="spellEnd"/>
-    </w:p>
-    <w:p>
-      <w:pPr>
-        <w:rPr>
-          <w:sz w:val="20"/>
-          <w:szCs w:val="20"/>
-        </w:rPr>
-      </w:pPr>
-      <w:r>
-        <w:rPr>
-          <w:sz w:val="20"/>
-          <w:szCs w:val="20"/>
-        </w:rPr>
-        <w:t xml:space="preserve">      displej(5,5,"Teplota: "+ </w:t>
-      </w:r>
-      <w:proofErr w:type="spellStart"/>
-      <w:r>
-        <w:rPr>
-          <w:sz w:val="20"/>
-          <w:szCs w:val="20"/>
-        </w:rPr>
-        <w:t>String</w:t>
-      </w:r>
-      <w:proofErr w:type="spellEnd"/>
-      <w:r>
-        <w:rPr>
-          <w:sz w:val="20"/>
-          <w:szCs w:val="20"/>
-        </w:rPr>
-        <w:t>(t) + " C");</w:t>
-      </w:r>
-      <w:r>
-        <w:rPr>
-          <w:sz w:val="20"/>
-          <w:szCs w:val="20"/>
-        </w:rPr>
-        <w:t xml:space="preserve">  //výpis teploty na displej</w:t>
-      </w:r>
-    </w:p>
-    <w:p>
-      <w:pPr>
-        <w:rPr>
-          <w:sz w:val="20"/>
-          <w:szCs w:val="20"/>
-        </w:rPr>
-      </w:pPr>
-      <w:r>
-        <w:rPr>
-          <w:sz w:val="20"/>
-          <w:szCs w:val="20"/>
-        </w:rPr>
-        <w:t xml:space="preserve">      displej(5,20,"Vlhkost: "+ </w:t>
-      </w:r>
-      <w:proofErr w:type="spellStart"/>
-      <w:r>
-        <w:rPr>
-          <w:sz w:val="20"/>
-          <w:szCs w:val="20"/>
-        </w:rPr>
-        <w:t>String</w:t>
-      </w:r>
-      <w:proofErr w:type="spellEnd"/>
-      <w:r>
-        <w:rPr>
-          <w:sz w:val="20"/>
-          <w:szCs w:val="20"/>
-        </w:rPr>
-        <w:t>(h) + " %");</w:t>
-      </w:r>
-      <w:r>
-        <w:rPr>
-          <w:sz w:val="20"/>
-          <w:szCs w:val="20"/>
-        </w:rPr>
-        <w:t xml:space="preserve"> //výpis vlhkosti na displej</w:t>
-      </w:r>
-    </w:p>
-    <w:p>
-      <w:pPr>
-        <w:rPr>
-          <w:sz w:val="20"/>
-          <w:szCs w:val="20"/>
-        </w:rPr>
-      </w:pPr>
-      <w:r>
-        <w:rPr>
-          <w:sz w:val="20"/>
-          <w:szCs w:val="20"/>
-        </w:rPr>
-        <w:t xml:space="preserve">    } </w:t>
-      </w:r>
-      <w:proofErr w:type="spellStart"/>
-      <w:r>
-        <w:rPr>
-          <w:sz w:val="20"/>
-          <w:szCs w:val="20"/>
-        </w:rPr>
-        <w:t>else</w:t>
-      </w:r>
-      <w:proofErr w:type="spellEnd"/>
-      <w:r>
-        <w:rPr>
-          <w:sz w:val="20"/>
-          <w:szCs w:val="20"/>
-        </w:rPr>
-        <w:t xml:space="preserve"> {</w:t>
-      </w:r>
-    </w:p>
-    <w:p>
-      <w:pPr>
-        <w:rPr>
-          <w:sz w:val="20"/>
-          <w:szCs w:val="20"/>
-        </w:rPr>
-      </w:pPr>
-      <w:r>
-        <w:rPr>
-          <w:sz w:val="20"/>
-          <w:szCs w:val="20"/>
-        </w:rPr>
-        <w:t>      displej(1,5,"Chyba SHT");</w:t>
-      </w:r>
-      <w:r>
-        <w:rPr>
-          <w:sz w:val="20"/>
-          <w:szCs w:val="20"/>
-        </w:rPr>
-        <w:t xml:space="preserve"> // v prípade, že sa pod premennými “t” a “h” </w:t>
-      </w:r>
-      <w:proofErr w:type="spellStart"/>
-      <w:r>
-        <w:rPr>
-          <w:sz w:val="20"/>
-          <w:szCs w:val="20"/>
-        </w:rPr>
-        <w:t>nenáchádza</w:t>
-      </w:r>
-      <w:proofErr w:type="spellEnd"/>
-      <w:r>
-        <w:rPr>
-          <w:sz w:val="20"/>
-          <w:szCs w:val="20"/>
-        </w:rPr>
-        <w:t xml:space="preserve"> číselná hodnota</w:t>
-      </w:r>
-    </w:p>
-    <w:p>
-      <w:pPr>
-        <w:rPr>
-          <w:sz w:val="20"/>
-          <w:szCs w:val="20"/>
-        </w:rPr>
-      </w:pPr>
-      <w:r>
-        <w:rPr>
-          <w:sz w:val="20"/>
-          <w:szCs w:val="20"/>
-        </w:rPr>
-        <w:t>    }</w:t>
-      </w:r>
-    </w:p>
-    <w:p>
-      <w:pPr>
-        <w:rPr>
-          <w:sz w:val="20"/>
-          <w:szCs w:val="20"/>
-        </w:rPr>
-      </w:pPr>
-      <w:r>
-        <w:rPr>
-          <w:sz w:val="20"/>
-          <w:szCs w:val="20"/>
-        </w:rPr>
-        <w:t xml:space="preserve">    </w:t>
-      </w:r>
-      <w:proofErr w:type="spellStart"/>
-      <w:r>
-        <w:rPr>
-          <w:sz w:val="20"/>
-          <w:szCs w:val="20"/>
-        </w:rPr>
-        <w:t>display.display</w:t>
-      </w:r>
-      <w:proofErr w:type="spellEnd"/>
-      <w:r>
-        <w:rPr>
-          <w:sz w:val="20"/>
-          <w:szCs w:val="20"/>
-        </w:rPr>
-        <w:t>();</w:t>
-      </w:r>
-      <w:r>
-        <w:rPr>
-          <w:sz w:val="20"/>
-          <w:szCs w:val="20"/>
-        </w:rPr>
-        <w:t xml:space="preserve"> // zobrazenie predošlých príkazov na displeji</w:t>
-      </w:r>
-    </w:p>
-    <w:p>
-      <w:pPr>
-        <w:rPr>
-          <w:sz w:val="20"/>
-          <w:szCs w:val="20"/>
-        </w:rPr>
-      </w:pPr>
-      <w:r>
-        <w:rPr>
-          <w:sz w:val="20"/>
-          <w:szCs w:val="20"/>
-        </w:rPr>
-        <w:t>  }</w:t>
-      </w:r>
-    </w:p>
-    <w:p>
-      <w:pPr>
-        <w:rPr>
-          <w:sz w:val="20"/>
-          <w:szCs w:val="20"/>
-        </w:rPr>
-      </w:pPr>
-      <w:r>
-        <w:rPr>
-          <w:sz w:val="20"/>
-          <w:szCs w:val="20"/>
-        </w:rPr>
-        <w:t xml:space="preserve">  </w:t>
-      </w:r>
-    </w:p>
-    <w:p>
-      <w:pPr>
-        <w:rPr>
-          <w:sz w:val="20"/>
-          <w:szCs w:val="20"/>
-        </w:rPr>
-      </w:pPr>
-      <w:r>
-        <w:rPr>
-          <w:sz w:val="20"/>
-          <w:szCs w:val="20"/>
-        </w:rPr>
-        <w:t xml:space="preserve">  </w:t>
-      </w:r>
-      <w:proofErr w:type="spellStart"/>
-      <w:r>
-        <w:rPr>
-          <w:sz w:val="20"/>
-          <w:szCs w:val="20"/>
-        </w:rPr>
-        <w:t>static</w:t>
-      </w:r>
-      <w:proofErr w:type="spellEnd"/>
-      <w:r>
-        <w:rPr>
-          <w:sz w:val="20"/>
-          <w:szCs w:val="20"/>
-        </w:rPr>
-        <w:t xml:space="preserve"> </w:t>
-      </w:r>
-      <w:proofErr w:type="spellStart"/>
-      <w:r>
-        <w:rPr>
-          <w:sz w:val="20"/>
-          <w:szCs w:val="20"/>
-        </w:rPr>
-        <w:t>unsigned</w:t>
-      </w:r>
-      <w:proofErr w:type="spellEnd"/>
-      <w:r>
-        <w:rPr>
-          <w:sz w:val="20"/>
-          <w:szCs w:val="20"/>
-        </w:rPr>
-        <w:t xml:space="preserve"> </w:t>
-      </w:r>
-      <w:proofErr w:type="spellStart"/>
-      <w:r>
-        <w:rPr>
-          <w:sz w:val="20"/>
-          <w:szCs w:val="20"/>
-        </w:rPr>
-        <w:t>long</w:t>
-      </w:r>
-      <w:proofErr w:type="spellEnd"/>
-      <w:r>
-        <w:rPr>
-          <w:sz w:val="20"/>
-          <w:szCs w:val="20"/>
-        </w:rPr>
-        <w:t xml:space="preserve"> </w:t>
-      </w:r>
-      <w:proofErr w:type="spellStart"/>
-      <w:r>
-        <w:rPr>
-          <w:sz w:val="20"/>
-          <w:szCs w:val="20"/>
-        </w:rPr>
-        <w:t>lastSerial</w:t>
-      </w:r>
-      <w:proofErr w:type="spellEnd"/>
-      <w:r>
-        <w:rPr>
-          <w:sz w:val="20"/>
-          <w:szCs w:val="20"/>
-        </w:rPr>
-        <w:t xml:space="preserve"> = 0;</w:t>
-      </w:r>
-    </w:p>
-    <w:p>
-      <w:pPr>
-        <w:rPr>
-          <w:sz w:val="20"/>
-          <w:szCs w:val="20"/>
-        </w:rPr>
-      </w:pPr>
-      <w:r>
-        <w:rPr>
-          <w:sz w:val="20"/>
-          <w:szCs w:val="20"/>
-        </w:rPr>
-        <w:t xml:space="preserve">  </w:t>
-      </w:r>
-      <w:proofErr w:type="spellStart"/>
-      <w:r>
-        <w:rPr>
-          <w:sz w:val="20"/>
-          <w:szCs w:val="20"/>
-        </w:rPr>
-        <w:t>if</w:t>
-      </w:r>
-      <w:proofErr w:type="spellEnd"/>
-      <w:r>
-        <w:rPr>
-          <w:sz w:val="20"/>
-          <w:szCs w:val="20"/>
-        </w:rPr>
-        <w:t>(</w:t>
-      </w:r>
-      <w:proofErr w:type="spellStart"/>
-      <w:r>
-        <w:rPr>
-          <w:sz w:val="20"/>
-          <w:szCs w:val="20"/>
-        </w:rPr>
-        <w:t>millis</w:t>
-      </w:r>
-      <w:proofErr w:type="spellEnd"/>
-      <w:r>
-        <w:rPr>
-          <w:sz w:val="20"/>
-          <w:szCs w:val="20"/>
-        </w:rPr>
-        <w:t xml:space="preserve">() - </w:t>
-      </w:r>
-      <w:proofErr w:type="spellStart"/>
-      <w:r>
-        <w:rPr>
-          <w:sz w:val="20"/>
-          <w:szCs w:val="20"/>
-        </w:rPr>
-        <w:t>lastSerial</w:t>
-      </w:r>
-      <w:proofErr w:type="spellEnd"/>
-      <w:r>
-        <w:rPr>
-          <w:sz w:val="20"/>
-          <w:szCs w:val="20"/>
-        </w:rPr>
-        <w:t xml:space="preserve"> &gt;= 500){</w:t>
-      </w:r>
-      <w:r>
-        <w:rPr>
-          <w:sz w:val="20"/>
-          <w:szCs w:val="20"/>
-        </w:rPr>
-        <w:t xml:space="preserve"> //overenie intervalu čítania času</w:t>
-      </w:r>
-    </w:p>
-    <w:p>
-      <w:pPr>
-        <w:rPr>
-          <w:sz w:val="20"/>
-          <w:szCs w:val="20"/>
-        </w:rPr>
-      </w:pPr>
-      <w:r>
-        <w:rPr>
-          <w:sz w:val="20"/>
-          <w:szCs w:val="20"/>
-        </w:rPr>
-        <w:t xml:space="preserve">    </w:t>
-      </w:r>
-      <w:proofErr w:type="spellStart"/>
-      <w:r>
-        <w:rPr>
-          <w:sz w:val="20"/>
-          <w:szCs w:val="20"/>
-        </w:rPr>
-        <w:t>lastSerial</w:t>
-      </w:r>
-      <w:proofErr w:type="spellEnd"/>
-      <w:r>
-        <w:rPr>
-          <w:sz w:val="20"/>
-          <w:szCs w:val="20"/>
-        </w:rPr>
-        <w:t xml:space="preserve"> = </w:t>
-      </w:r>
-      <w:proofErr w:type="spellStart"/>
-      <w:r>
-        <w:rPr>
-          <w:sz w:val="20"/>
-          <w:szCs w:val="20"/>
-        </w:rPr>
-        <w:t>millis</w:t>
-      </w:r>
-      <w:proofErr w:type="spellEnd"/>
-      <w:r>
-        <w:rPr>
-          <w:sz w:val="20"/>
-          <w:szCs w:val="20"/>
-        </w:rPr>
-        <w:t>();</w:t>
-      </w:r>
-    </w:p>
-    <w:p>
-      <w:pPr>
-        <w:rPr>
-          <w:sz w:val="20"/>
-          <w:szCs w:val="20"/>
-        </w:rPr>
-      </w:pPr>
-      <w:r>
-        <w:rPr>
-          <w:sz w:val="20"/>
-          <w:szCs w:val="20"/>
-        </w:rPr>
-        <w:t xml:space="preserve">    </w:t>
-      </w:r>
-      <w:proofErr w:type="spellStart"/>
-      <w:r>
-        <w:rPr>
-          <w:sz w:val="20"/>
-          <w:szCs w:val="20"/>
-        </w:rPr>
-        <w:t>display.fillRect</w:t>
-      </w:r>
-      <w:proofErr w:type="spellEnd"/>
-      <w:r>
-        <w:rPr>
-          <w:sz w:val="20"/>
-          <w:szCs w:val="20"/>
-        </w:rPr>
-        <w:t>(</w:t>
-      </w:r>
-      <w:r>
-        <w:rPr>
-          <w:sz w:val="20"/>
-          <w:szCs w:val="20"/>
-        </w:rPr>
-        <w:t>0</w:t>
-      </w:r>
-      <w:r>
-        <w:rPr>
-          <w:sz w:val="20"/>
-          <w:szCs w:val="20"/>
-        </w:rPr>
-        <w:t>, 50, 128,10, SSD1306_BLACK);</w:t>
-      </w:r>
-    </w:p>
-    <w:p>
-      <w:pPr>
-        <w:rPr>
-          <w:sz w:val="20"/>
-          <w:szCs w:val="20"/>
-        </w:rPr>
-      </w:pPr>
-      <w:r>
-        <w:rPr>
-          <w:sz w:val="20"/>
-          <w:szCs w:val="20"/>
-        </w:rPr>
-        <w:t xml:space="preserve">    </w:t>
-      </w:r>
-      <w:proofErr w:type="spellStart"/>
-      <w:r>
-        <w:rPr>
-          <w:sz w:val="20"/>
-          <w:szCs w:val="20"/>
-        </w:rPr>
-        <w:t>DateTime</w:t>
-      </w:r>
-      <w:proofErr w:type="spellEnd"/>
-      <w:r>
-        <w:rPr>
-          <w:sz w:val="20"/>
-          <w:szCs w:val="20"/>
-        </w:rPr>
-        <w:t xml:space="preserve"> </w:t>
-      </w:r>
-      <w:proofErr w:type="spellStart"/>
-      <w:r>
-        <w:rPr>
-          <w:sz w:val="20"/>
-          <w:szCs w:val="20"/>
-        </w:rPr>
-        <w:t>now</w:t>
-      </w:r>
-      <w:proofErr w:type="spellEnd"/>
-      <w:r>
-        <w:rPr>
-          <w:sz w:val="20"/>
-          <w:szCs w:val="20"/>
-        </w:rPr>
-        <w:t xml:space="preserve"> = </w:t>
-      </w:r>
-      <w:proofErr w:type="spellStart"/>
-      <w:r>
-        <w:rPr>
-          <w:sz w:val="20"/>
-          <w:szCs w:val="20"/>
-        </w:rPr>
-        <w:t>rtc.now</w:t>
-      </w:r>
-      <w:proofErr w:type="spellEnd"/>
-      <w:r>
-        <w:rPr>
-          <w:sz w:val="20"/>
-          <w:szCs w:val="20"/>
-        </w:rPr>
-        <w:t>();</w:t>
-      </w:r>
-      <w:r>
-        <w:rPr>
-          <w:sz w:val="20"/>
-          <w:szCs w:val="20"/>
-        </w:rPr>
-        <w:t xml:space="preserve"> //čítanie aktuálneho času</w:t>
-      </w:r>
-    </w:p>
-    <w:p>
-      <w:pPr>
-        <w:rPr>
-          <w:sz w:val="20"/>
-          <w:szCs w:val="20"/>
-        </w:rPr>
-      </w:pPr>
-      <w:r>
-        <w:rPr>
-          <w:sz w:val="20"/>
-          <w:szCs w:val="20"/>
-        </w:rPr>
-        <w:t xml:space="preserve">    //zobrazenie </w:t>
-      </w:r>
-      <w:r>
-        <w:rPr>
-          <w:sz w:val="20"/>
-          <w:szCs w:val="20"/>
-        </w:rPr>
-        <w:t>času</w:t>
-      </w:r>
-      <w:r>
-        <w:rPr>
-          <w:sz w:val="20"/>
-          <w:szCs w:val="20"/>
-        </w:rPr>
-        <w:t xml:space="preserve"> na sériovom monitore</w:t>
-      </w:r>
-    </w:p>
-    <w:p>
-      <w:pPr>
-        <w:rPr>
-          <w:sz w:val="20"/>
-          <w:szCs w:val="20"/>
-        </w:rPr>
-      </w:pPr>
-      <w:r>
-        <w:rPr>
-          <w:sz w:val="20"/>
-          <w:szCs w:val="20"/>
-        </w:rPr>
-        <w:t xml:space="preserve">    </w:t>
-      </w:r>
-      <w:proofErr w:type="spellStart"/>
-      <w:r>
-        <w:rPr>
-          <w:sz w:val="20"/>
-          <w:szCs w:val="20"/>
-        </w:rPr>
-        <w:t>Serial.print</w:t>
-      </w:r>
-      <w:proofErr w:type="spellEnd"/>
-      <w:r>
-        <w:rPr>
-          <w:sz w:val="20"/>
-          <w:szCs w:val="20"/>
-        </w:rPr>
-        <w:t>(</w:t>
-      </w:r>
-      <w:proofErr w:type="spellStart"/>
-      <w:r>
-        <w:rPr>
-          <w:sz w:val="20"/>
-          <w:szCs w:val="20"/>
-        </w:rPr>
-        <w:t>now.hour</w:t>
-      </w:r>
-      <w:proofErr w:type="spellEnd"/>
-      <w:r>
-        <w:rPr>
-          <w:sz w:val="20"/>
-          <w:szCs w:val="20"/>
-        </w:rPr>
-        <w:t>() &lt; 10 ? "0" : "");</w:t>
-      </w:r>
-      <w:r>
-        <w:rPr>
-          <w:sz w:val="20"/>
-          <w:szCs w:val="20"/>
-        </w:rPr>
-        <w:t xml:space="preserve"> </w:t>
-      </w:r>
-    </w:p>
-    <w:p>
-      <w:pPr>
-        <w:rPr>
-          <w:sz w:val="20"/>
-          <w:szCs w:val="20"/>
-        </w:rPr>
-      </w:pPr>
-      <w:r>
-        <w:rPr>
-          <w:sz w:val="20"/>
-          <w:szCs w:val="20"/>
-        </w:rPr>
-        <w:t xml:space="preserve">    </w:t>
-      </w:r>
-      <w:proofErr w:type="spellStart"/>
-      <w:r>
-        <w:rPr>
-          <w:sz w:val="20"/>
-          <w:szCs w:val="20"/>
-        </w:rPr>
-        <w:t>Serial.print</w:t>
-      </w:r>
-      <w:proofErr w:type="spellEnd"/>
-      <w:r>
-        <w:rPr>
-          <w:sz w:val="20"/>
-          <w:szCs w:val="20"/>
-        </w:rPr>
-        <w:t>(</w:t>
-      </w:r>
-      <w:proofErr w:type="spellStart"/>
-      <w:r>
-        <w:rPr>
-          <w:sz w:val="20"/>
-          <w:szCs w:val="20"/>
-        </w:rPr>
-        <w:t>now.hour</w:t>
-      </w:r>
-      <w:proofErr w:type="spellEnd"/>
-      <w:r>
-        <w:rPr>
-          <w:sz w:val="20"/>
-          <w:szCs w:val="20"/>
-        </w:rPr>
-        <w:t>());</w:t>
-      </w:r>
-    </w:p>
-    <w:p>
-      <w:pPr>
-        <w:rPr>
-          <w:sz w:val="20"/>
-          <w:szCs w:val="20"/>
-        </w:rPr>
-      </w:pPr>
-      <w:r>
-        <w:rPr>
-          <w:sz w:val="20"/>
-          <w:szCs w:val="20"/>
-        </w:rPr>
-        <w:t xml:space="preserve">    </w:t>
-      </w:r>
-      <w:proofErr w:type="spellStart"/>
-      <w:r>
-        <w:rPr>
-          <w:sz w:val="20"/>
-          <w:szCs w:val="20"/>
-        </w:rPr>
-        <w:t>Serial.print</w:t>
-      </w:r>
-      <w:proofErr w:type="spellEnd"/>
-      <w:r>
-        <w:rPr>
-          <w:sz w:val="20"/>
-          <w:szCs w:val="20"/>
-        </w:rPr>
-        <w:t>(":");</w:t>
-      </w:r>
-    </w:p>
-    <w:p>
-      <w:pPr>
-        <w:rPr>
-          <w:sz w:val="20"/>
-          <w:szCs w:val="20"/>
-        </w:rPr>
-      </w:pPr>
-      <w:r>
-        <w:rPr>
-          <w:sz w:val="20"/>
-          <w:szCs w:val="20"/>
-        </w:rPr>
-        <w:lastRenderedPageBreak/>
-        <w:t xml:space="preserve">    </w:t>
-      </w:r>
-      <w:proofErr w:type="spellStart"/>
-      <w:r>
-        <w:rPr>
-          <w:sz w:val="20"/>
-          <w:szCs w:val="20"/>
-        </w:rPr>
-        <w:t>Serial.print</w:t>
-      </w:r>
-      <w:proofErr w:type="spellEnd"/>
-      <w:r>
-        <w:rPr>
-          <w:sz w:val="20"/>
-          <w:szCs w:val="20"/>
-        </w:rPr>
-        <w:t>(</w:t>
-      </w:r>
-      <w:proofErr w:type="spellStart"/>
-      <w:r>
-        <w:rPr>
-          <w:sz w:val="20"/>
-          <w:szCs w:val="20"/>
-        </w:rPr>
-        <w:t>now.minute</w:t>
-      </w:r>
-      <w:proofErr w:type="spellEnd"/>
-      <w:r>
-        <w:rPr>
-          <w:sz w:val="20"/>
-          <w:szCs w:val="20"/>
-        </w:rPr>
-        <w:t>() &lt; 10 ? "0" : "");</w:t>
-      </w:r>
-    </w:p>
-    <w:p>
-      <w:pPr>
-        <w:rPr>
-          <w:sz w:val="20"/>
-          <w:szCs w:val="20"/>
-        </w:rPr>
-      </w:pPr>
-      <w:r>
-        <w:rPr>
-          <w:sz w:val="20"/>
-          <w:szCs w:val="20"/>
-        </w:rPr>
-        <w:t xml:space="preserve">    </w:t>
-      </w:r>
-      <w:proofErr w:type="spellStart"/>
-      <w:r>
-        <w:rPr>
-          <w:sz w:val="20"/>
-          <w:szCs w:val="20"/>
-        </w:rPr>
-        <w:t>Serial.print</w:t>
-      </w:r>
-      <w:proofErr w:type="spellEnd"/>
-      <w:r>
-        <w:rPr>
-          <w:sz w:val="20"/>
-          <w:szCs w:val="20"/>
-        </w:rPr>
-        <w:t>(</w:t>
-      </w:r>
-      <w:proofErr w:type="spellStart"/>
-      <w:r>
-        <w:rPr>
-          <w:sz w:val="20"/>
-          <w:szCs w:val="20"/>
-        </w:rPr>
-        <w:t>now.minute</w:t>
-      </w:r>
-      <w:proofErr w:type="spellEnd"/>
-      <w:r>
-        <w:rPr>
-          <w:sz w:val="20"/>
-          <w:szCs w:val="20"/>
-        </w:rPr>
-        <w:t>());</w:t>
-      </w:r>
-    </w:p>
-    <w:p>
-      <w:pPr>
-        <w:rPr>
-          <w:sz w:val="20"/>
-          <w:szCs w:val="20"/>
-        </w:rPr>
-      </w:pPr>
-      <w:r>
-        <w:rPr>
-          <w:sz w:val="20"/>
-          <w:szCs w:val="20"/>
-        </w:rPr>
-        <w:t xml:space="preserve">    </w:t>
-      </w:r>
-      <w:proofErr w:type="spellStart"/>
-      <w:r>
-        <w:rPr>
-          <w:sz w:val="20"/>
-          <w:szCs w:val="20"/>
-        </w:rPr>
-        <w:t>Serial.print</w:t>
-      </w:r>
-      <w:proofErr w:type="spellEnd"/>
-      <w:r>
-        <w:rPr>
-          <w:sz w:val="20"/>
-          <w:szCs w:val="20"/>
-        </w:rPr>
-        <w:t>(":");</w:t>
-      </w:r>
-    </w:p>
-    <w:p>
-      <w:pPr>
-        <w:rPr>
-          <w:sz w:val="20"/>
-          <w:szCs w:val="20"/>
-        </w:rPr>
-      </w:pPr>
-      <w:r>
-        <w:rPr>
-          <w:sz w:val="20"/>
-          <w:szCs w:val="20"/>
-        </w:rPr>
-        <w:t xml:space="preserve">    </w:t>
-      </w:r>
-      <w:proofErr w:type="spellStart"/>
-      <w:r>
-        <w:rPr>
-          <w:sz w:val="20"/>
-          <w:szCs w:val="20"/>
-        </w:rPr>
-        <w:t>Serial.print</w:t>
-      </w:r>
-      <w:proofErr w:type="spellEnd"/>
-      <w:r>
-        <w:rPr>
-          <w:sz w:val="20"/>
-          <w:szCs w:val="20"/>
-        </w:rPr>
-        <w:t>(</w:t>
-      </w:r>
-      <w:proofErr w:type="spellStart"/>
-      <w:r>
-        <w:rPr>
-          <w:sz w:val="20"/>
-          <w:szCs w:val="20"/>
-        </w:rPr>
-        <w:t>now.second</w:t>
-      </w:r>
-      <w:proofErr w:type="spellEnd"/>
-      <w:r>
-        <w:rPr>
-          <w:sz w:val="20"/>
-          <w:szCs w:val="20"/>
-        </w:rPr>
-        <w:t>() &lt; 10 ? "0" : "");</w:t>
-      </w:r>
-    </w:p>
-    <w:p>
-      <w:pPr>
-        <w:rPr>
-          <w:sz w:val="20"/>
-          <w:szCs w:val="20"/>
-        </w:rPr>
-      </w:pPr>
-      <w:r>
-        <w:rPr>
-          <w:sz w:val="20"/>
-          <w:szCs w:val="20"/>
-        </w:rPr>
-        <w:t xml:space="preserve">    </w:t>
-      </w:r>
-      <w:proofErr w:type="spellStart"/>
-      <w:r>
-        <w:rPr>
-          <w:sz w:val="20"/>
-          <w:szCs w:val="20"/>
-        </w:rPr>
-        <w:t>Serial.println</w:t>
-      </w:r>
-      <w:proofErr w:type="spellEnd"/>
-      <w:r>
-        <w:rPr>
-          <w:sz w:val="20"/>
-          <w:szCs w:val="20"/>
-        </w:rPr>
-        <w:t>(</w:t>
-      </w:r>
-      <w:proofErr w:type="spellStart"/>
-      <w:r>
-        <w:rPr>
-          <w:sz w:val="20"/>
-          <w:szCs w:val="20"/>
-        </w:rPr>
-        <w:t>now.second</w:t>
-      </w:r>
-      <w:proofErr w:type="spellEnd"/>
-      <w:r>
-        <w:rPr>
-          <w:sz w:val="20"/>
-          <w:szCs w:val="20"/>
-        </w:rPr>
-        <w:t>());</w:t>
-      </w:r>
-    </w:p>
-    <w:p>
-      <w:pPr>
-        <w:rPr>
-          <w:sz w:val="20"/>
-          <w:szCs w:val="20"/>
-        </w:rPr>
-      </w:pPr>
-    </w:p>
-    <w:p>
-      <w:pPr>
-        <w:rPr>
-          <w:sz w:val="20"/>
-          <w:szCs w:val="20"/>
-        </w:rPr>
-      </w:pPr>
-      <w:r>
-        <w:rPr>
-          <w:sz w:val="20"/>
-          <w:szCs w:val="20"/>
-        </w:rPr>
-        <w:t>    //zobrazenie dátumu</w:t>
+    </w:p>
+    <w:p>
+      <w:pPr>
+        <w:rPr>
+          <w:sz w:val="20"/>
+          <w:szCs w:val="20"/>
+        </w:rPr>
+      </w:pPr>
+      <w:r>
+        <w:rPr>
+          <w:sz w:val="20"/>
+          <w:szCs w:val="20"/>
+        </w:rPr>
+        <w:t>    display.print(now.day());</w:t>
+      </w:r>
+    </w:p>
+    <w:p>
+      <w:pPr>
+        <w:rPr>
+          <w:sz w:val="20"/>
+          <w:szCs w:val="20"/>
+        </w:rPr>
+      </w:pPr>
+      <w:r>
+        <w:rPr>
+          <w:sz w:val="20"/>
+          <w:szCs w:val="20"/>
+        </w:rPr>
+        <w:t>    display.print(".");</w:t>
+      </w:r>
+    </w:p>
+    <w:p>
+      <w:pPr>
+        <w:rPr>
+          <w:sz w:val="20"/>
+          <w:szCs w:val="20"/>
+        </w:rPr>
+      </w:pPr>
+      <w:r>
+        <w:rPr>
+          <w:sz w:val="20"/>
+          <w:szCs w:val="20"/>
+        </w:rPr>
+        <w:t>    display.print(now.month());</w:t>
+      </w:r>
+    </w:p>
+    <w:p>
+      <w:pPr>
+        <w:rPr>
+          <w:sz w:val="20"/>
+          <w:szCs w:val="20"/>
+        </w:rPr>
+      </w:pPr>
+      <w:r>
+        <w:rPr>
+          <w:sz w:val="20"/>
+          <w:szCs w:val="20"/>
+        </w:rPr>
+        <w:t>    display.print(".");</w:t>
+      </w:r>
+    </w:p>
+    <w:p>
+      <w:pPr>
+        <w:rPr>
+          <w:sz w:val="20"/>
+          <w:szCs w:val="20"/>
+        </w:rPr>
+      </w:pPr>
+      <w:r>
+        <w:rPr>
+          <w:sz w:val="20"/>
+          <w:szCs w:val="20"/>
+        </w:rPr>
+        <w:t>    display.print(now.year());</w:t>
+      </w:r>
+    </w:p>
+    <w:p>
+      <w:pPr>
+        <w:rPr>
+          <w:sz w:val="20"/>
+          <w:szCs w:val="20"/>
+        </w:rPr>
+      </w:pPr>
+    </w:p>
+    <w:p>
+      <w:pPr>
+        <w:rPr>
+          <w:sz w:val="20"/>
+          <w:szCs w:val="20"/>
+        </w:rPr>
+      </w:pPr>
+      <w:r>
+        <w:rPr>
+          <w:sz w:val="20"/>
+          <w:szCs w:val="20"/>
+        </w:rPr>
+        <w:t>    //zobrazenie času</w:t>
       </w:r>
       <w:r>
         <w:rPr>
@@ -6952,669 +4840,142 @@
           <w:sz w:val="20"/>
           <w:szCs w:val="20"/>
         </w:rPr>
-        <w:t xml:space="preserve">    </w:t>
-      </w:r>
-      <w:proofErr w:type="spellStart"/>
-      <w:r>
-        <w:rPr>
-          <w:sz w:val="20"/>
-          <w:szCs w:val="20"/>
-        </w:rPr>
-        <w:t>display.setCursor</w:t>
-      </w:r>
-      <w:proofErr w:type="spellEnd"/>
-      <w:r>
-        <w:rPr>
-          <w:sz w:val="20"/>
-          <w:szCs w:val="20"/>
-        </w:rPr>
-        <w:t>(5,40);</w:t>
-      </w:r>
-      <w:r>
-        <w:rPr>
-          <w:sz w:val="20"/>
-          <w:szCs w:val="20"/>
-        </w:rPr>
-        <w:t xml:space="preserve"> </w:t>
-      </w:r>
-    </w:p>
-    <w:p>
-      <w:pPr>
-        <w:rPr>
-          <w:sz w:val="20"/>
-          <w:szCs w:val="20"/>
-        </w:rPr>
-      </w:pPr>
-      <w:r>
-        <w:rPr>
-          <w:sz w:val="20"/>
-          <w:szCs w:val="20"/>
-        </w:rPr>
-        <w:t xml:space="preserve">    </w:t>
-      </w:r>
-      <w:proofErr w:type="spellStart"/>
-      <w:r>
-        <w:rPr>
-          <w:sz w:val="20"/>
-          <w:szCs w:val="20"/>
-        </w:rPr>
-        <w:t>display.print</w:t>
-      </w:r>
-      <w:proofErr w:type="spellEnd"/>
-      <w:r>
-        <w:rPr>
-          <w:sz w:val="20"/>
-          <w:szCs w:val="20"/>
-        </w:rPr>
-        <w:t>(</w:t>
-      </w:r>
-      <w:proofErr w:type="spellStart"/>
-      <w:r>
-        <w:rPr>
-          <w:sz w:val="20"/>
-          <w:szCs w:val="20"/>
-        </w:rPr>
-        <w:t>now.day</w:t>
-      </w:r>
-      <w:proofErr w:type="spellEnd"/>
-      <w:r>
-        <w:rPr>
-          <w:sz w:val="20"/>
-          <w:szCs w:val="20"/>
-        </w:rPr>
-        <w:t>());</w:t>
-      </w:r>
-    </w:p>
-    <w:p>
-      <w:pPr>
-        <w:rPr>
-          <w:sz w:val="20"/>
-          <w:szCs w:val="20"/>
-        </w:rPr>
-      </w:pPr>
-      <w:r>
-        <w:rPr>
-          <w:sz w:val="20"/>
-          <w:szCs w:val="20"/>
-        </w:rPr>
-        <w:t xml:space="preserve">    </w:t>
-      </w:r>
-      <w:proofErr w:type="spellStart"/>
-      <w:r>
-        <w:rPr>
-          <w:sz w:val="20"/>
-          <w:szCs w:val="20"/>
-        </w:rPr>
-        <w:t>display.print</w:t>
-      </w:r>
-      <w:proofErr w:type="spellEnd"/>
-      <w:r>
-        <w:rPr>
-          <w:sz w:val="20"/>
-          <w:szCs w:val="20"/>
-        </w:rPr>
-        <w:t>(".");</w:t>
-      </w:r>
-    </w:p>
-    <w:p>
-      <w:pPr>
-        <w:rPr>
-          <w:sz w:val="20"/>
-          <w:szCs w:val="20"/>
-        </w:rPr>
-      </w:pPr>
-      <w:r>
-        <w:rPr>
-          <w:sz w:val="20"/>
-          <w:szCs w:val="20"/>
-        </w:rPr>
-        <w:t xml:space="preserve">    </w:t>
-      </w:r>
-      <w:proofErr w:type="spellStart"/>
-      <w:r>
-        <w:rPr>
-          <w:sz w:val="20"/>
-          <w:szCs w:val="20"/>
-        </w:rPr>
-        <w:t>display.print</w:t>
-      </w:r>
-      <w:proofErr w:type="spellEnd"/>
-      <w:r>
-        <w:rPr>
-          <w:sz w:val="20"/>
-          <w:szCs w:val="20"/>
-        </w:rPr>
-        <w:t>(</w:t>
-      </w:r>
-      <w:proofErr w:type="spellStart"/>
-      <w:r>
-        <w:rPr>
-          <w:sz w:val="20"/>
-          <w:szCs w:val="20"/>
-        </w:rPr>
-        <w:t>now.month</w:t>
-      </w:r>
-      <w:proofErr w:type="spellEnd"/>
-      <w:r>
-        <w:rPr>
-          <w:sz w:val="20"/>
-          <w:szCs w:val="20"/>
-        </w:rPr>
-        <w:t>());</w:t>
-      </w:r>
-    </w:p>
-    <w:p>
-      <w:pPr>
-        <w:rPr>
-          <w:sz w:val="20"/>
-          <w:szCs w:val="20"/>
-        </w:rPr>
-      </w:pPr>
-      <w:r>
-        <w:rPr>
-          <w:sz w:val="20"/>
-          <w:szCs w:val="20"/>
-        </w:rPr>
-        <w:t xml:space="preserve">    </w:t>
-      </w:r>
-      <w:proofErr w:type="spellStart"/>
-      <w:r>
-        <w:rPr>
-          <w:sz w:val="20"/>
-          <w:szCs w:val="20"/>
-        </w:rPr>
-        <w:t>display.print</w:t>
-      </w:r>
-      <w:proofErr w:type="spellEnd"/>
-      <w:r>
-        <w:rPr>
-          <w:sz w:val="20"/>
-          <w:szCs w:val="20"/>
-        </w:rPr>
-        <w:t>(".");</w:t>
-      </w:r>
-    </w:p>
-    <w:p>
-      <w:pPr>
-        <w:rPr>
-          <w:sz w:val="20"/>
-          <w:szCs w:val="20"/>
-        </w:rPr>
-      </w:pPr>
-      <w:r>
-        <w:rPr>
-          <w:sz w:val="20"/>
-          <w:szCs w:val="20"/>
-        </w:rPr>
-        <w:t xml:space="preserve">    </w:t>
-      </w:r>
-      <w:proofErr w:type="spellStart"/>
-      <w:r>
-        <w:rPr>
-          <w:sz w:val="20"/>
-          <w:szCs w:val="20"/>
-        </w:rPr>
-        <w:t>display.print</w:t>
-      </w:r>
-      <w:proofErr w:type="spellEnd"/>
-      <w:r>
-        <w:rPr>
-          <w:sz w:val="20"/>
-          <w:szCs w:val="20"/>
-        </w:rPr>
-        <w:t>(</w:t>
-      </w:r>
-      <w:proofErr w:type="spellStart"/>
-      <w:r>
-        <w:rPr>
-          <w:sz w:val="20"/>
-          <w:szCs w:val="20"/>
-        </w:rPr>
-        <w:t>now.year</w:t>
-      </w:r>
-      <w:proofErr w:type="spellEnd"/>
-      <w:r>
-        <w:rPr>
-          <w:sz w:val="20"/>
-          <w:szCs w:val="20"/>
-        </w:rPr>
-        <w:t>());</w:t>
-      </w:r>
-    </w:p>
-    <w:p>
-      <w:pPr>
-        <w:rPr>
-          <w:sz w:val="20"/>
-          <w:szCs w:val="20"/>
-        </w:rPr>
-      </w:pPr>
-    </w:p>
-    <w:p>
-      <w:pPr>
-        <w:rPr>
-          <w:sz w:val="20"/>
-          <w:szCs w:val="20"/>
-        </w:rPr>
-      </w:pPr>
-      <w:r>
-        <w:rPr>
-          <w:sz w:val="20"/>
-          <w:szCs w:val="20"/>
-        </w:rPr>
-        <w:t>    //zobrazenie času</w:t>
-      </w:r>
-      <w:r>
-        <w:rPr>
-          <w:sz w:val="20"/>
-          <w:szCs w:val="20"/>
-        </w:rPr>
-        <w:t xml:space="preserve"> na displej</w:t>
-      </w:r>
-    </w:p>
-    <w:p>
-      <w:pPr>
-        <w:rPr>
-          <w:sz w:val="20"/>
-          <w:szCs w:val="20"/>
-        </w:rPr>
-      </w:pPr>
-      <w:r>
-        <w:rPr>
-          <w:sz w:val="20"/>
-          <w:szCs w:val="20"/>
-        </w:rPr>
-        <w:t xml:space="preserve">    </w:t>
-      </w:r>
-      <w:proofErr w:type="spellStart"/>
-      <w:r>
-        <w:rPr>
-          <w:sz w:val="20"/>
-          <w:szCs w:val="20"/>
-        </w:rPr>
-        <w:t>display.setCursor</w:t>
-      </w:r>
-      <w:proofErr w:type="spellEnd"/>
-      <w:r>
-        <w:rPr>
-          <w:sz w:val="20"/>
-          <w:szCs w:val="20"/>
-        </w:rPr>
-        <w:t>(5,50);</w:t>
-      </w:r>
-    </w:p>
-    <w:p>
-      <w:pPr>
-        <w:rPr>
-          <w:sz w:val="20"/>
-          <w:szCs w:val="20"/>
-        </w:rPr>
-      </w:pPr>
-      <w:r>
-        <w:rPr>
-          <w:sz w:val="20"/>
-          <w:szCs w:val="20"/>
-        </w:rPr>
-        <w:t xml:space="preserve">    </w:t>
-      </w:r>
-      <w:proofErr w:type="spellStart"/>
-      <w:r>
-        <w:rPr>
-          <w:sz w:val="20"/>
-          <w:szCs w:val="20"/>
-        </w:rPr>
-        <w:t>display.print</w:t>
-      </w:r>
-      <w:proofErr w:type="spellEnd"/>
-      <w:r>
-        <w:rPr>
-          <w:sz w:val="20"/>
-          <w:szCs w:val="20"/>
-        </w:rPr>
-        <w:t>(</w:t>
-      </w:r>
-      <w:proofErr w:type="spellStart"/>
-      <w:r>
-        <w:rPr>
-          <w:sz w:val="20"/>
-          <w:szCs w:val="20"/>
-        </w:rPr>
-        <w:t>now.hour</w:t>
-      </w:r>
-      <w:proofErr w:type="spellEnd"/>
-      <w:r>
-        <w:rPr>
-          <w:sz w:val="20"/>
-          <w:szCs w:val="20"/>
-        </w:rPr>
-        <w:t>() &lt; 10 ? "0" : "");</w:t>
-      </w:r>
-    </w:p>
-    <w:p>
-      <w:pPr>
-        <w:rPr>
-          <w:sz w:val="20"/>
-          <w:szCs w:val="20"/>
-        </w:rPr>
-      </w:pPr>
-      <w:r>
-        <w:rPr>
-          <w:sz w:val="20"/>
-          <w:szCs w:val="20"/>
-        </w:rPr>
-        <w:t xml:space="preserve">    </w:t>
-      </w:r>
-      <w:proofErr w:type="spellStart"/>
-      <w:r>
-        <w:rPr>
-          <w:sz w:val="20"/>
-          <w:szCs w:val="20"/>
-        </w:rPr>
-        <w:t>display.print</w:t>
-      </w:r>
-      <w:proofErr w:type="spellEnd"/>
-      <w:r>
-        <w:rPr>
-          <w:sz w:val="20"/>
-          <w:szCs w:val="20"/>
-        </w:rPr>
-        <w:t>(</w:t>
-      </w:r>
-      <w:proofErr w:type="spellStart"/>
-      <w:r>
-        <w:rPr>
-          <w:sz w:val="20"/>
-          <w:szCs w:val="20"/>
-        </w:rPr>
-        <w:t>now.hour</w:t>
-      </w:r>
-      <w:proofErr w:type="spellEnd"/>
-      <w:r>
-        <w:rPr>
-          <w:sz w:val="20"/>
-          <w:szCs w:val="20"/>
-        </w:rPr>
-        <w:t>());</w:t>
-      </w:r>
-    </w:p>
-    <w:p>
-      <w:pPr>
-        <w:rPr>
-          <w:sz w:val="20"/>
-          <w:szCs w:val="20"/>
-        </w:rPr>
-      </w:pPr>
-      <w:r>
-        <w:rPr>
-          <w:sz w:val="20"/>
-          <w:szCs w:val="20"/>
-        </w:rPr>
-        <w:t xml:space="preserve">    </w:t>
-      </w:r>
-      <w:proofErr w:type="spellStart"/>
-      <w:r>
-        <w:rPr>
-          <w:sz w:val="20"/>
-          <w:szCs w:val="20"/>
-        </w:rPr>
-        <w:t>display.print</w:t>
-      </w:r>
-      <w:proofErr w:type="spellEnd"/>
-      <w:r>
-        <w:rPr>
-          <w:sz w:val="20"/>
-          <w:szCs w:val="20"/>
-        </w:rPr>
-        <w:t>(":");</w:t>
-      </w:r>
-    </w:p>
-    <w:p>
-      <w:pPr>
-        <w:rPr>
-          <w:sz w:val="20"/>
-          <w:szCs w:val="20"/>
-        </w:rPr>
-      </w:pPr>
-      <w:r>
-        <w:rPr>
-          <w:sz w:val="20"/>
-          <w:szCs w:val="20"/>
-        </w:rPr>
-        <w:t xml:space="preserve">    </w:t>
-      </w:r>
-      <w:proofErr w:type="spellStart"/>
-      <w:r>
-        <w:rPr>
-          <w:sz w:val="20"/>
-          <w:szCs w:val="20"/>
-        </w:rPr>
-        <w:t>display.print</w:t>
-      </w:r>
-      <w:proofErr w:type="spellEnd"/>
-      <w:r>
-        <w:rPr>
-          <w:sz w:val="20"/>
-          <w:szCs w:val="20"/>
-        </w:rPr>
-        <w:t>(</w:t>
-      </w:r>
-      <w:proofErr w:type="spellStart"/>
-      <w:r>
-        <w:rPr>
-          <w:sz w:val="20"/>
-          <w:szCs w:val="20"/>
-        </w:rPr>
-        <w:t>now.minute</w:t>
-      </w:r>
-      <w:proofErr w:type="spellEnd"/>
-      <w:r>
-        <w:rPr>
-          <w:sz w:val="20"/>
-          <w:szCs w:val="20"/>
-        </w:rPr>
-        <w:t>() &lt; 10 ? "0" : "");</w:t>
-      </w:r>
-    </w:p>
-    <w:p>
-      <w:pPr>
-        <w:rPr>
-          <w:sz w:val="20"/>
-          <w:szCs w:val="20"/>
-        </w:rPr>
-      </w:pPr>
-      <w:r>
-        <w:rPr>
-          <w:sz w:val="20"/>
-          <w:szCs w:val="20"/>
-        </w:rPr>
-        <w:t xml:space="preserve">    </w:t>
-      </w:r>
-      <w:proofErr w:type="spellStart"/>
-      <w:r>
-        <w:rPr>
-          <w:sz w:val="20"/>
-          <w:szCs w:val="20"/>
-        </w:rPr>
-        <w:t>display.print</w:t>
-      </w:r>
-      <w:proofErr w:type="spellEnd"/>
-      <w:r>
-        <w:rPr>
-          <w:sz w:val="20"/>
-          <w:szCs w:val="20"/>
-        </w:rPr>
-        <w:t>(</w:t>
-      </w:r>
-      <w:proofErr w:type="spellStart"/>
-      <w:r>
-        <w:rPr>
-          <w:sz w:val="20"/>
-          <w:szCs w:val="20"/>
-        </w:rPr>
-        <w:t>now.minute</w:t>
-      </w:r>
-      <w:proofErr w:type="spellEnd"/>
-      <w:r>
-        <w:rPr>
-          <w:sz w:val="20"/>
-          <w:szCs w:val="20"/>
-        </w:rPr>
-        <w:t>());</w:t>
-      </w:r>
-    </w:p>
-    <w:p>
-      <w:pPr>
-        <w:rPr>
-          <w:sz w:val="20"/>
-          <w:szCs w:val="20"/>
-        </w:rPr>
-      </w:pPr>
-      <w:r>
-        <w:rPr>
-          <w:sz w:val="20"/>
-          <w:szCs w:val="20"/>
-        </w:rPr>
-        <w:t xml:space="preserve">    </w:t>
-      </w:r>
-      <w:proofErr w:type="spellStart"/>
-      <w:r>
-        <w:rPr>
-          <w:sz w:val="20"/>
-          <w:szCs w:val="20"/>
-        </w:rPr>
-        <w:t>display.print</w:t>
-      </w:r>
-      <w:proofErr w:type="spellEnd"/>
-      <w:r>
-        <w:rPr>
-          <w:sz w:val="20"/>
-          <w:szCs w:val="20"/>
-        </w:rPr>
-        <w:t>(":");</w:t>
-      </w:r>
-    </w:p>
-    <w:p>
-      <w:pPr>
-        <w:rPr>
-          <w:sz w:val="20"/>
-          <w:szCs w:val="20"/>
-        </w:rPr>
-      </w:pPr>
-      <w:r>
-        <w:rPr>
-          <w:sz w:val="20"/>
-          <w:szCs w:val="20"/>
-        </w:rPr>
-        <w:t xml:space="preserve">    </w:t>
-      </w:r>
-      <w:proofErr w:type="spellStart"/>
-      <w:r>
-        <w:rPr>
-          <w:sz w:val="20"/>
-          <w:szCs w:val="20"/>
-        </w:rPr>
-        <w:t>display.print</w:t>
-      </w:r>
-      <w:proofErr w:type="spellEnd"/>
-      <w:r>
-        <w:rPr>
-          <w:sz w:val="20"/>
-          <w:szCs w:val="20"/>
-        </w:rPr>
-        <w:t>(</w:t>
-      </w:r>
-      <w:proofErr w:type="spellStart"/>
-      <w:r>
-        <w:rPr>
-          <w:sz w:val="20"/>
-          <w:szCs w:val="20"/>
-        </w:rPr>
-        <w:t>now.second</w:t>
-      </w:r>
-      <w:proofErr w:type="spellEnd"/>
-      <w:r>
-        <w:rPr>
-          <w:sz w:val="20"/>
-          <w:szCs w:val="20"/>
-        </w:rPr>
-        <w:t>() &lt; 10 ? "0" : "");</w:t>
-      </w:r>
-    </w:p>
-    <w:p>
-      <w:pPr>
-        <w:rPr>
-          <w:sz w:val="20"/>
-          <w:szCs w:val="20"/>
-        </w:rPr>
-      </w:pPr>
-      <w:r>
-        <w:rPr>
-          <w:sz w:val="20"/>
-          <w:szCs w:val="20"/>
-        </w:rPr>
-        <w:t xml:space="preserve">    </w:t>
-      </w:r>
-      <w:proofErr w:type="spellStart"/>
-      <w:r>
-        <w:rPr>
-          <w:sz w:val="20"/>
-          <w:szCs w:val="20"/>
-        </w:rPr>
-        <w:t>display.print</w:t>
-      </w:r>
-      <w:proofErr w:type="spellEnd"/>
-      <w:r>
-        <w:rPr>
-          <w:sz w:val="20"/>
-          <w:szCs w:val="20"/>
-        </w:rPr>
-        <w:t>(</w:t>
-      </w:r>
-      <w:proofErr w:type="spellStart"/>
-      <w:r>
-        <w:rPr>
-          <w:sz w:val="20"/>
-          <w:szCs w:val="20"/>
-        </w:rPr>
-        <w:t>now.second</w:t>
-      </w:r>
-      <w:proofErr w:type="spellEnd"/>
-      <w:r>
-        <w:rPr>
-          <w:sz w:val="20"/>
-          <w:szCs w:val="20"/>
-        </w:rPr>
-        <w:t>());</w:t>
-      </w:r>
-    </w:p>
-    <w:p>
-      <w:pPr>
-        <w:rPr>
-          <w:sz w:val="20"/>
-          <w:szCs w:val="20"/>
-        </w:rPr>
-      </w:pPr>
-      <w:r>
-        <w:rPr>
-          <w:sz w:val="20"/>
-          <w:szCs w:val="20"/>
-        </w:rPr>
-        <w:t xml:space="preserve">    </w:t>
-      </w:r>
-      <w:proofErr w:type="spellStart"/>
-      <w:r>
-        <w:rPr>
-          <w:sz w:val="20"/>
-          <w:szCs w:val="20"/>
-        </w:rPr>
-        <w:t>display.display</w:t>
-      </w:r>
-      <w:proofErr w:type="spellEnd"/>
-      <w:r>
-        <w:rPr>
-          <w:sz w:val="20"/>
-          <w:szCs w:val="20"/>
-        </w:rPr>
-        <w:t>();</w:t>
+        <w:t>    display.setCursor(5,50);</w:t>
+      </w:r>
+    </w:p>
+    <w:p>
+      <w:pPr>
+        <w:rPr>
+          <w:sz w:val="20"/>
+          <w:szCs w:val="20"/>
+        </w:rPr>
+      </w:pPr>
+      <w:r>
+        <w:rPr>
+          <w:sz w:val="20"/>
+          <w:szCs w:val="20"/>
+        </w:rPr>
+        <w:t>    display.print(now.hour() &lt; 10 ? "0" : "");</w:t>
+      </w:r>
+    </w:p>
+    <w:p>
+      <w:pPr>
+        <w:rPr>
+          <w:sz w:val="20"/>
+          <w:szCs w:val="20"/>
+        </w:rPr>
+      </w:pPr>
+      <w:r>
+        <w:rPr>
+          <w:sz w:val="20"/>
+          <w:szCs w:val="20"/>
+        </w:rPr>
+        <w:t>    display.print(now.hour());</w:t>
+      </w:r>
+    </w:p>
+    <w:p>
+      <w:pPr>
+        <w:rPr>
+          <w:sz w:val="20"/>
+          <w:szCs w:val="20"/>
+        </w:rPr>
+      </w:pPr>
+      <w:r>
+        <w:rPr>
+          <w:sz w:val="20"/>
+          <w:szCs w:val="20"/>
+        </w:rPr>
+        <w:t>    display.print(":");</w:t>
+      </w:r>
+    </w:p>
+    <w:p>
+      <w:pPr>
+        <w:rPr>
+          <w:sz w:val="20"/>
+          <w:szCs w:val="20"/>
+        </w:rPr>
+      </w:pPr>
+      <w:r>
+        <w:rPr>
+          <w:sz w:val="20"/>
+          <w:szCs w:val="20"/>
+        </w:rPr>
+        <w:t>    display.print(now.minute() &lt; 10 ? "0" : "");</w:t>
+      </w:r>
+    </w:p>
+    <w:p>
+      <w:pPr>
+        <w:rPr>
+          <w:sz w:val="20"/>
+          <w:szCs w:val="20"/>
+        </w:rPr>
+      </w:pPr>
+      <w:r>
+        <w:rPr>
+          <w:sz w:val="20"/>
+          <w:szCs w:val="20"/>
+        </w:rPr>
+        <w:t>    display.print(now.minute());</w:t>
+      </w:r>
+    </w:p>
+    <w:p>
+      <w:pPr>
+        <w:rPr>
+          <w:sz w:val="20"/>
+          <w:szCs w:val="20"/>
+        </w:rPr>
+      </w:pPr>
+      <w:r>
+        <w:rPr>
+          <w:sz w:val="20"/>
+          <w:szCs w:val="20"/>
+        </w:rPr>
+        <w:t>    display.print(":");</w:t>
+      </w:r>
+    </w:p>
+    <w:p>
+      <w:pPr>
+        <w:rPr>
+          <w:sz w:val="20"/>
+          <w:szCs w:val="20"/>
+        </w:rPr>
+      </w:pPr>
+      <w:r>
+        <w:rPr>
+          <w:sz w:val="20"/>
+          <w:szCs w:val="20"/>
+        </w:rPr>
+        <w:t>    display.print(now.second() &lt; 10 ? "0" : "");</w:t>
+      </w:r>
+    </w:p>
+    <w:p>
+      <w:pPr>
+        <w:rPr>
+          <w:sz w:val="20"/>
+          <w:szCs w:val="20"/>
+        </w:rPr>
+      </w:pPr>
+      <w:r>
+        <w:rPr>
+          <w:sz w:val="20"/>
+          <w:szCs w:val="20"/>
+        </w:rPr>
+        <w:t>    display.print(now.second());</w:t>
+      </w:r>
+    </w:p>
+    <w:p>
+      <w:pPr>
+        <w:rPr>
+          <w:sz w:val="20"/>
+          <w:szCs w:val="20"/>
+        </w:rPr>
+      </w:pPr>
+      <w:r>
+        <w:rPr>
+          <w:sz w:val="20"/>
+          <w:szCs w:val="20"/>
+        </w:rPr>
+        <w:t>    display.display();</w:t>
       </w:r>
       <w:r>
         <w:rPr>
@@ -7796,39 +5157,7 @@
           <w:sz w:val="20"/>
           <w:szCs w:val="20"/>
         </w:rPr>
-        <w:t xml:space="preserve">24. – 67. -  </w:t>
-      </w:r>
-      <w:proofErr w:type="spellStart"/>
-      <w:r>
-        <w:rPr>
-          <w:sz w:val="20"/>
-          <w:szCs w:val="20"/>
-        </w:rPr>
-        <w:t>void</w:t>
-      </w:r>
-      <w:proofErr w:type="spellEnd"/>
-      <w:r>
-        <w:rPr>
-          <w:sz w:val="20"/>
-          <w:szCs w:val="20"/>
-        </w:rPr>
-        <w:t xml:space="preserve"> </w:t>
-      </w:r>
-      <w:proofErr w:type="spellStart"/>
-      <w:r>
-        <w:rPr>
-          <w:sz w:val="20"/>
-          <w:szCs w:val="20"/>
-        </w:rPr>
-        <w:t>setup</w:t>
-      </w:r>
-      <w:proofErr w:type="spellEnd"/>
-      <w:r>
-        <w:rPr>
-          <w:sz w:val="20"/>
-          <w:szCs w:val="20"/>
-        </w:rPr>
-        <w:t>() – prebehne vždy iba raz po pripojení napájania alebo po reštarte</w:t>
+        <w:t>24. – 67. -  void setup() – prebehne vždy iba raz po pripojení napájania alebo po reštarte</w:t>
       </w:r>
     </w:p>
     <w:p>
@@ -7935,23 +5264,7 @@
           <w:sz w:val="20"/>
           <w:szCs w:val="20"/>
         </w:rPr>
-        <w:t xml:space="preserve">"Displej </w:t>
-      </w:r>
-      <w:proofErr w:type="spellStart"/>
-      <w:r>
-        <w:rPr>
-          <w:sz w:val="20"/>
-          <w:szCs w:val="20"/>
-        </w:rPr>
-        <w:t>inicializovany</w:t>
-      </w:r>
-      <w:proofErr w:type="spellEnd"/>
-      <w:r>
-        <w:rPr>
-          <w:sz w:val="20"/>
-          <w:szCs w:val="20"/>
-        </w:rPr>
-        <w:t>"</w:t>
+        <w:t>"Displej inicializovany"</w:t>
       </w:r>
     </w:p>
     <w:p>
@@ -7986,21 +5299,12 @@
         <w:tab/>
         <w:t xml:space="preserve">34.  - </w:t>
       </w:r>
-      <w:proofErr w:type="spellStart"/>
-      <w:r>
-        <w:rPr>
-          <w:sz w:val="20"/>
-          <w:szCs w:val="20"/>
-        </w:rPr>
-        <w:t>display.display</w:t>
-      </w:r>
-      <w:proofErr w:type="spellEnd"/>
-      <w:r>
-        <w:rPr>
-          <w:sz w:val="20"/>
-          <w:szCs w:val="20"/>
-        </w:rPr>
-        <w:t>();</w:t>
+      <w:r>
+        <w:rPr>
+          <w:sz w:val="20"/>
+          <w:szCs w:val="20"/>
+        </w:rPr>
+        <w:t>display.display();</w:t>
       </w:r>
       <w:r>
         <w:rPr>
@@ -8081,38 +5385,14 @@
           <w:szCs w:val="20"/>
         </w:rPr>
         <w:tab/>
-        <w:t>38. – 39. – použitá vlastná funkcia displej(</w:t>
-      </w:r>
-      <w:proofErr w:type="spellStart"/>
-      <w:r>
-        <w:rPr>
-          <w:sz w:val="20"/>
-          <w:szCs w:val="20"/>
-        </w:rPr>
-        <w:t>x,y,text</w:t>
-      </w:r>
-      <w:proofErr w:type="spellEnd"/>
-      <w:r>
-        <w:rPr>
-          <w:sz w:val="20"/>
-          <w:szCs w:val="20"/>
-        </w:rPr>
-        <w:t>)</w:t>
-      </w:r>
-      <w:r>
-        <w:rPr>
-          <w:sz w:val="20"/>
-          <w:szCs w:val="20"/>
-        </w:rPr>
-        <w:t xml:space="preserve">; - </w:t>
-      </w:r>
-      <w:proofErr w:type="spellStart"/>
-      <w:r>
-        <w:rPr>
-          <w:sz w:val="20"/>
-          <w:szCs w:val="20"/>
-        </w:rPr>
-        <w:t>x</w:t>
+        <w:t>38. – 39. – použitá vlastná funkcia displej(x,y,text)</w:t>
+      </w:r>
+      <w:r>
+        <w:rPr>
+          <w:sz w:val="20"/>
+          <w:szCs w:val="20"/>
+        </w:rPr>
+        <w:t>; - x</w:t>
       </w:r>
       <w:r>
         <w:rPr>
@@ -8121,7 +5401,6 @@
         </w:rPr>
         <w:t>,y</w:t>
       </w:r>
-      <w:proofErr w:type="spellEnd"/>
       <w:r>
         <w:rPr>
           <w:sz w:val="20"/>
@@ -8182,37 +5461,7 @@
           <w:szCs w:val="20"/>
         </w:rPr>
         <w:tab/>
-        <w:t xml:space="preserve">51. – 56. – overenie inicializácie </w:t>
-      </w:r>
-      <w:proofErr w:type="spellStart"/>
-      <w:r>
-        <w:rPr>
-          <w:sz w:val="20"/>
-          <w:szCs w:val="20"/>
-        </w:rPr>
-        <w:t>rtc</w:t>
-      </w:r>
-      <w:proofErr w:type="spellEnd"/>
-      <w:r>
-        <w:rPr>
-          <w:sz w:val="20"/>
-          <w:szCs w:val="20"/>
-        </w:rPr>
-        <w:t xml:space="preserve"> hodinového modulu </w:t>
-      </w:r>
-      <w:r>
-        <w:rPr>
-          <w:sz w:val="20"/>
-          <w:szCs w:val="20"/>
-        </w:rPr>
-        <w:t>(na I2C adrese 0x</w:t>
-      </w:r>
-      <w:r>
-        <w:rPr>
-          <w:sz w:val="20"/>
-          <w:szCs w:val="20"/>
-        </w:rPr>
-        <w:t>68)</w:t>
+        <w:t>51. – 56. – overenie inicializácie rtc hodinového modulu (na I2C adrese 0x68)</w:t>
       </w:r>
     </w:p>
     <w:p>
@@ -8235,23 +5484,7 @@
           <w:sz w:val="20"/>
           <w:szCs w:val="20"/>
         </w:rPr>
-        <w:t xml:space="preserve">57. – výpis inicializácie </w:t>
-      </w:r>
-      <w:proofErr w:type="spellStart"/>
-      <w:r>
-        <w:rPr>
-          <w:sz w:val="20"/>
-          <w:szCs w:val="20"/>
-        </w:rPr>
-        <w:t>rtc</w:t>
-      </w:r>
-      <w:proofErr w:type="spellEnd"/>
-      <w:r>
-        <w:rPr>
-          <w:sz w:val="20"/>
-          <w:szCs w:val="20"/>
-        </w:rPr>
-        <w:t xml:space="preserve"> na sériový monitor</w:t>
+        <w:t>57. – výpis inicializácie rtc na sériový monitor</w:t>
       </w:r>
     </w:p>
     <w:p>
@@ -8268,23 +5501,7 @@
           <w:szCs w:val="20"/>
         </w:rPr>
         <w:tab/>
-        <w:t xml:space="preserve">58. - výpis inicializácie </w:t>
-      </w:r>
-      <w:proofErr w:type="spellStart"/>
-      <w:r>
-        <w:rPr>
-          <w:sz w:val="20"/>
-          <w:szCs w:val="20"/>
-        </w:rPr>
-        <w:t>rtc</w:t>
-      </w:r>
-      <w:proofErr w:type="spellEnd"/>
-      <w:r>
-        <w:rPr>
-          <w:sz w:val="20"/>
-          <w:szCs w:val="20"/>
-        </w:rPr>
-        <w:t xml:space="preserve"> na displej</w:t>
+        <w:t>58. - výpis inicializácie rtc na displej</w:t>
       </w:r>
     </w:p>
     <w:p>
@@ -8335,23 +5552,7 @@
           <w:szCs w:val="20"/>
         </w:rPr>
         <w:tab/>
-        <w:t xml:space="preserve">63. – 66. – overenie, či </w:t>
-      </w:r>
-      <w:proofErr w:type="spellStart"/>
-      <w:r>
-        <w:rPr>
-          <w:sz w:val="20"/>
-          <w:szCs w:val="20"/>
-        </w:rPr>
-        <w:t>rtc</w:t>
-      </w:r>
-      <w:proofErr w:type="spellEnd"/>
-      <w:r>
-        <w:rPr>
-          <w:sz w:val="20"/>
-          <w:szCs w:val="20"/>
-        </w:rPr>
-        <w:t xml:space="preserve"> modul nestratil napájanie,</w:t>
+        <w:t>63. – 66. – overenie, či rtc modul nestratil napájanie,</w:t>
       </w:r>
       <w:r>
         <w:rPr>
@@ -8381,39 +5582,7 @@
           <w:sz w:val="20"/>
           <w:szCs w:val="20"/>
         </w:rPr>
-        <w:t xml:space="preserve">69.- 122. </w:t>
-      </w:r>
-      <w:proofErr w:type="spellStart"/>
-      <w:r>
-        <w:rPr>
-          <w:sz w:val="20"/>
-          <w:szCs w:val="20"/>
-        </w:rPr>
-        <w:t>void</w:t>
-      </w:r>
-      <w:proofErr w:type="spellEnd"/>
-      <w:r>
-        <w:rPr>
-          <w:sz w:val="20"/>
-          <w:szCs w:val="20"/>
-        </w:rPr>
-        <w:t xml:space="preserve"> </w:t>
-      </w:r>
-      <w:proofErr w:type="spellStart"/>
-      <w:r>
-        <w:rPr>
-          <w:sz w:val="20"/>
-          <w:szCs w:val="20"/>
-        </w:rPr>
-        <w:t>loop</w:t>
-      </w:r>
-      <w:proofErr w:type="spellEnd"/>
-      <w:r>
-        <w:rPr>
-          <w:sz w:val="20"/>
-          <w:szCs w:val="20"/>
-        </w:rPr>
-        <w:t>() – neustále sa opakuje</w:t>
+        <w:t>69.- 122. void loop() – neustále sa opakuje</w:t>
       </w:r>
     </w:p>
     <w:p>
@@ -8446,23 +5615,7 @@
           <w:sz w:val="20"/>
           <w:szCs w:val="20"/>
         </w:rPr>
-        <w:t xml:space="preserve">72. uloženie času poslednej kontroly z funkcie </w:t>
-      </w:r>
-      <w:proofErr w:type="spellStart"/>
-      <w:r>
-        <w:rPr>
-          <w:sz w:val="20"/>
-          <w:szCs w:val="20"/>
-        </w:rPr>
-        <w:t>millis</w:t>
-      </w:r>
-      <w:proofErr w:type="spellEnd"/>
-      <w:r>
-        <w:rPr>
-          <w:sz w:val="20"/>
-          <w:szCs w:val="20"/>
-        </w:rPr>
-        <w:t>()- ráta čas od zapnutia napájania ESP/resetu</w:t>
+        <w:t>72. uloženie času poslednej kontroly z funkcie millis()- ráta čas od zapnutia napájania ESP/resetu</w:t>
       </w:r>
     </w:p>
     <w:p>
@@ -8576,6 +5729,13 @@
           <w:sz w:val="20"/>
           <w:szCs w:val="20"/>
         </w:rPr>
+        <w:t xml:space="preserve">“t“ a </w:t>
+      </w:r>
+      <w:r>
+        <w:rPr>
+          <w:sz w:val="20"/>
+          <w:szCs w:val="20"/>
+        </w:rPr>
         <w:t>“</w:t>
       </w:r>
       <w:r>
@@ -8583,28 +5743,7 @@
           <w:sz w:val="20"/>
           <w:szCs w:val="20"/>
         </w:rPr>
-        <w:t xml:space="preserve">t“ a </w:t>
-      </w:r>
-      <w:r>
-        <w:rPr>
-          <w:sz w:val="20"/>
-          <w:szCs w:val="20"/>
-        </w:rPr>
-        <w:t>“</w:t>
-      </w:r>
-      <w:r>
-        <w:rPr>
-          <w:sz w:val="20"/>
-          <w:szCs w:val="20"/>
-        </w:rPr>
-        <w:t>h“</w:t>
-      </w:r>
-      <w:r>
-        <w:rPr>
-          <w:sz w:val="20"/>
-          <w:szCs w:val="20"/>
-        </w:rPr>
-        <w:t xml:space="preserve"> číselné hodnoty, v prípade, že nie na displej sa vypíše </w:t>
+        <w:t xml:space="preserve">h“ číselné hodnoty, v prípade, že nie na displej sa vypíše </w:t>
       </w:r>
       <w:r>
         <w:rPr>
@@ -8627,23 +5766,7 @@
           <w:sz w:val="20"/>
           <w:szCs w:val="20"/>
         </w:rPr>
-        <w:t xml:space="preserve">87. definícia premennej  </w:t>
-      </w:r>
-      <w:proofErr w:type="spellStart"/>
-      <w:r>
-        <w:rPr>
-          <w:sz w:val="20"/>
-          <w:szCs w:val="20"/>
-        </w:rPr>
-        <w:t>lastSerial</w:t>
-      </w:r>
-      <w:proofErr w:type="spellEnd"/>
-      <w:r>
-        <w:rPr>
-          <w:sz w:val="20"/>
-          <w:szCs w:val="20"/>
-        </w:rPr>
-        <w:t>, ktorú využijeme pri intervale na prečítanie aktuálneho dátumu a času</w:t>
+        <w:t>87. definícia premennej  lastSerial, ktorú využijeme pri intervale na prečítanie aktuálneho dátumu a času</w:t>
       </w:r>
     </w:p>
     <w:p>
@@ -8703,30 +5826,7 @@
           <w:sz w:val="20"/>
           <w:szCs w:val="20"/>
         </w:rPr>
-        <w:t xml:space="preserve">. - </w:t>
-      </w:r>
-      <w:r>
-        <w:rPr>
-          <w:sz w:val="20"/>
-          <w:szCs w:val="20"/>
-        </w:rPr>
-        <w:t xml:space="preserve">uloženie času poslednej kontroly z funkcie </w:t>
-      </w:r>
-      <w:proofErr w:type="spellStart"/>
-      <w:r>
-        <w:rPr>
-          <w:sz w:val="20"/>
-          <w:szCs w:val="20"/>
-        </w:rPr>
-        <w:t>millis</w:t>
-      </w:r>
-      <w:proofErr w:type="spellEnd"/>
-      <w:r>
-        <w:rPr>
-          <w:sz w:val="20"/>
-          <w:szCs w:val="20"/>
-        </w:rPr>
-        <w:t>()- ráta čas od zapnutia napájania ESP/resetu</w:t>
+        <w:t>. - uloženie času poslednej kontroly z funkcie millis()- ráta čas od zapnutia napájania ESP/resetu</w:t>
       </w:r>
     </w:p>
     <w:p>
@@ -8779,30 +5879,7 @@
           <w:sz w:val="20"/>
           <w:szCs w:val="20"/>
         </w:rPr>
-        <w:t xml:space="preserve"> a uloženie do premennej </w:t>
-      </w:r>
-      <w:r>
-        <w:rPr>
-          <w:sz w:val="20"/>
-          <w:szCs w:val="20"/>
-        </w:rPr>
-        <w:t>“</w:t>
-      </w:r>
-      <w:proofErr w:type="spellStart"/>
-      <w:r>
-        <w:rPr>
-          <w:sz w:val="20"/>
-          <w:szCs w:val="20"/>
-        </w:rPr>
-        <w:t>now</w:t>
-      </w:r>
-      <w:proofErr w:type="spellEnd"/>
-      <w:r>
-        <w:rPr>
-          <w:sz w:val="20"/>
-          <w:szCs w:val="20"/>
-        </w:rPr>
-        <w:t>“</w:t>
+        <w:t xml:space="preserve"> a uloženie do premennej “now“</w:t>
       </w:r>
     </w:p>
     <w:p>
@@ -8868,24 +5945,6 @@
         </w:rPr>
         <w:t xml:space="preserve">120.- zobrazenie dátumu a času na displej </w:t>
       </w:r>
-    </w:p>
-    <w:p>
-      <w:pPr>
-        <w:rPr>
-          <w:sz w:val="20"/>
-          <w:szCs w:val="20"/>
-        </w:rPr>
-      </w:pPr>
-    </w:p>
-    <w:p>
-      <w:pPr>
-        <w:rPr>
-          <w:b/>
-          <w:bCs/>
-          <w:sz w:val="20"/>
-          <w:szCs w:val="20"/>
-        </w:rPr>
-      </w:pPr>
     </w:p>
     <w:p>
       <w:pPr>
@@ -8921,7 +5980,7 @@
           <w:szCs w:val="24"/>
         </w:rPr>
       </w:pPr>
-      <w:hyperlink r:id="rId12" w:tgtFrame="_blank" w:tooltip="https://techfun.sk/produkt/esp32-wroom-32d-vyvojova-doska-wifi-a-bluetooth/" w:history="1">
+      <w:hyperlink r:id="rId13" w:tgtFrame="_blank" w:tooltip="https://techfun.sk/produkt/esp32-wroom-32d-vyvojova-doska-wifi-a-bluetooth/" w:history="1">
         <w:r>
           <w:rPr>
             <w:rStyle w:val="Hypertextovprepojenie"/>
@@ -8937,7 +5996,7 @@
           <w:szCs w:val="24"/>
         </w:rPr>
       </w:pPr>
-      <w:hyperlink r:id="rId13" w:tgtFrame="_blank" w:tooltip="https://techfun.sk/produkt/oled-0-96-display-128x64/?gad_source=1&amp;gad_campaignid=19614438238&amp;gbraid=0AAAAADPccu4P4mGK856ggXqpCOHClJIjK&amp;gclid=CjwKCAjwhe3OBhABEiwA6392zJfc0XVHG2o--C-Od2fYS_OMfqFJ5lESaBVrzLjsQIKc2fDiEJxEmxoCvTIQAvD_BwE&amp;attribute_pa_pocet-pinov=4-piny" w:history="1">
+      <w:hyperlink r:id="rId14" w:tgtFrame="_blank" w:tooltip="https://techfun.sk/produkt/oled-0-96-display-128x64/?gad_source=1&amp;gad_campaignid=19614438238&amp;gbraid=0AAAAADPccu4P4mGK856ggXqpCOHClJIjK&amp;gclid=CjwKCAjwhe3OBhABEiwA6392zJfc0XVHG2o--C-Od2fYS_OMfqFJ5lESaBVrzLjsQIKc2fDiEJxEmxoCvTIQAvD_BwE&amp;attribute_pa_pocet-pinov=4-" w:history="1">
         <w:r>
           <w:rPr>
             <w:rStyle w:val="Hypertextovprepojenie"/>
@@ -8953,7 +6012,7 @@
           <w:szCs w:val="24"/>
         </w:rPr>
       </w:pPr>
-      <w:hyperlink r:id="rId14" w:tgtFrame="_blank" w:tooltip="https://techfun.sk/produkt/hodinovy-modul-ds3231/" w:history="1">
+      <w:hyperlink r:id="rId15" w:tgtFrame="_blank" w:tooltip="https://techfun.sk/produkt/hodinovy-modul-ds3231/" w:history="1">
         <w:r>
           <w:rPr>
             <w:rStyle w:val="Hypertextovprepojenie"/>
@@ -8968,7 +6027,7 @@
         </w:rPr>
         <w:br/>
       </w:r>
-      <w:hyperlink r:id="rId15" w:tgtFrame="_blank" w:tooltip="https://techfun.sk/produkt/senzor-teploty-a-vlhkosti-vzduchu-sht31/?gad_source=1&amp;gad_campaignid=19614438238&amp;gbraid=0AAAAADPccu4P4mGK856ggXqpCOHClJIjK&amp;gclid=CjwKCAjwhe3OBhABEiwA6392zK6uCjl6yJ7zDmfw7yDJSxUbkVmPB0mhaP2zs75j5JLeF_QnLkCz1RoCxrcQAvD_BwE" w:history="1">
+      <w:hyperlink r:id="rId16" w:tgtFrame="_blank" w:tooltip="https://techfun.sk/produkt/senzor-teploty-a-vlhkosti-vzduchu-sht31/?gad_source=1&amp;gad_campaignid=19614438238&amp;gbraid=0AAAAADPccu4P4mGK856ggXqpCOHClJIjK&amp;gclid=CjwKCAjwhe3OBhABEiwA6392zK6uCjl6yJ7zDmfw7yDJSxUbkVmPB0mhaP2zs75j5JLeF_QnLkCz1RoCxrcQAvD_BwE" w:history="1">
         <w:r>
           <w:rPr>
             <w:rStyle w:val="Hypertextovprepojenie"/>
@@ -8997,7 +6056,7 @@
           <w:szCs w:val="24"/>
         </w:rPr>
       </w:pPr>
-      <w:hyperlink r:id="rId16" w:tgtFrame="_blank" w:tooltip="https://github.com/janadurfinova/Zariadenie-na-meranie-teploty-a-vlhkosti-so-zobrazovanim-datumu-a-casu" w:history="1">
+      <w:hyperlink r:id="rId17" w:tgtFrame="_blank" w:tooltip="https://github.com/janadurfinova/Zariadenie-na-meranie-teploty-a-vlhkosti-so-zobrazovanim-datumu-a-casu" w:history="1">
         <w:r>
           <w:rPr>
             <w:rStyle w:val="Hypertextovprepojenie"/>
@@ -9011,40 +6070,36 @@
     <w:p>
       <w:pPr>
         <w:rPr>
-          <w:b/>
-          <w:bCs/>
-          <w:sz w:val="28"/>
-          <w:szCs w:val="28"/>
-          <w:lang w:val="en-GB"/>
-        </w:rPr>
-      </w:pPr>
-      <w:hyperlink r:id="rId17" w:history="1">
-        <w:proofErr w:type="spellStart"/>
+          <w:sz w:val="20"/>
+          <w:szCs w:val="20"/>
+        </w:rPr>
+      </w:pPr>
+      <w:hyperlink r:id="rId18" w:history="1">
         <w:r>
           <w:rPr>
             <w:rStyle w:val="Hypertextovprepojenie"/>
             <w:szCs w:val="24"/>
           </w:rPr>
-          <w:t>link</w:t>
+          <w:t>link na UNIoT</w:t>
         </w:r>
-        <w:proofErr w:type="spellEnd"/>
-        <w:r>
-          <w:rPr>
-            <w:rStyle w:val="Hypertextovprepojenie"/>
-            <w:szCs w:val="24"/>
-          </w:rPr>
-          <w:t xml:space="preserve"> na </w:t>
-        </w:r>
-        <w:proofErr w:type="spellStart"/>
-        <w:r>
-          <w:rPr>
-            <w:rStyle w:val="Hypertextovprepojenie"/>
-            <w:szCs w:val="24"/>
-          </w:rPr>
-          <w:t>UNIoT</w:t>
-        </w:r>
-        <w:proofErr w:type="spellEnd"/>
       </w:hyperlink>
+    </w:p>
+    <w:p>
+      <w:pPr>
+        <w:ind w:left="1134" w:firstLine="142"/>
+        <w:rPr>
+          <w:sz w:val="20"/>
+          <w:szCs w:val="20"/>
+        </w:rPr>
+      </w:pPr>
+    </w:p>
+    <w:p>
+      <w:pPr>
+        <w:rPr>
+          <w:sz w:val="20"/>
+          <w:szCs w:val="20"/>
+        </w:rPr>
+      </w:pPr>
     </w:p>
     <w:p>
       <w:pPr>
@@ -10719,6 +7774,7 @@
   <w:style w:type="character" w:default="1" w:styleId="Predvolenpsmoodseku">
     <w:name w:val="Default Paragraph Font"/>
     <w:uiPriority w:val="1"/>
+    <w:semiHidden/>
     <w:unhideWhenUsed/>
   </w:style>
   <w:style w:type="table" w:default="1" w:styleId="Normlnatabuka">
